--- a/output/education/2026-03-27_ethics-guideline-revision/ethics-guideline-revision_guide_facilitator.docx
+++ b/output/education/2026-03-27_ethics-guideline-revision/ethics-guideline-revision_guide_facilitator.docx
@@ -97,10 +97,10 @@
         <w:tblLook w:firstColumn="1" w:firstRow="1" w:lastColumn="0" w:lastRow="0" w:noHBand="0" w:noVBand="1" w:val="04A0"/>
       </w:tblPr>
       <w:tblGrid>
-        <w:gridCol w:w="2160"/>
-        <w:gridCol w:w="2160"/>
-        <w:gridCol w:w="2160"/>
-        <w:gridCol w:w="2160"/>
+        <w:gridCol w:w="850"/>
+        <w:gridCol w:w="1027"/>
+        <w:gridCol w:w="850"/>
+        <w:gridCol w:w="6812"/>
       </w:tblGrid>
       <w:tr>
         <w:tc>
@@ -1224,10 +1224,10 @@
         <w:tblLook w:firstColumn="1" w:firstRow="1" w:lastColumn="0" w:lastRow="0" w:noHBand="0" w:noVBand="1" w:val="04A0"/>
       </w:tblPr>
       <w:tblGrid>
-        <w:gridCol w:w="2160"/>
-        <w:gridCol w:w="2160"/>
-        <w:gridCol w:w="2160"/>
-        <w:gridCol w:w="2160"/>
+        <w:gridCol w:w="1089"/>
+        <w:gridCol w:w="2068"/>
+        <w:gridCol w:w="3737"/>
+        <w:gridCol w:w="2177"/>
       </w:tblGrid>
       <w:tr>
         <w:tc>
@@ -1751,10 +1751,10 @@
         <w:tblLook w:firstColumn="1" w:firstRow="1" w:lastColumn="0" w:lastRow="0" w:noHBand="0" w:noVBand="1" w:val="04A0"/>
       </w:tblPr>
       <w:tblGrid>
-        <w:gridCol w:w="2160"/>
-        <w:gridCol w:w="2160"/>
-        <w:gridCol w:w="2160"/>
-        <w:gridCol w:w="2160"/>
+        <w:gridCol w:w="850"/>
+        <w:gridCol w:w="2962"/>
+        <w:gridCol w:w="2499"/>
+        <w:gridCol w:w="2777"/>
       </w:tblGrid>
       <w:tr>
         <w:tc>
@@ -2177,9 +2177,9 @@
         <w:tblLook w:firstColumn="1" w:firstRow="1" w:lastColumn="0" w:lastRow="0" w:noHBand="0" w:noVBand="1" w:val="04A0"/>
       </w:tblPr>
       <w:tblGrid>
-        <w:gridCol w:w="2880"/>
-        <w:gridCol w:w="2880"/>
-        <w:gridCol w:w="2880"/>
+        <w:gridCol w:w="1042"/>
+        <w:gridCol w:w="4053"/>
+        <w:gridCol w:w="3976"/>
       </w:tblGrid>
       <w:tr>
         <w:tc>
@@ -2868,10 +2868,10 @@
         <w:tblLook w:firstColumn="1" w:firstRow="1" w:lastColumn="0" w:lastRow="0" w:noHBand="0" w:noVBand="1" w:val="04A0"/>
       </w:tblPr>
       <w:tblGrid>
-        <w:gridCol w:w="2160"/>
-        <w:gridCol w:w="2160"/>
-        <w:gridCol w:w="2160"/>
-        <w:gridCol w:w="2160"/>
+        <w:gridCol w:w="850"/>
+        <w:gridCol w:w="2064"/>
+        <w:gridCol w:w="5255"/>
+        <w:gridCol w:w="1376"/>
       </w:tblGrid>
       <w:tr>
         <w:tc>
@@ -3519,10 +3519,10 @@
         <w:tblLook w:firstColumn="1" w:firstRow="1" w:lastColumn="0" w:lastRow="0" w:noHBand="0" w:noVBand="1" w:val="04A0"/>
       </w:tblPr>
       <w:tblGrid>
-        <w:gridCol w:w="2160"/>
-        <w:gridCol w:w="2160"/>
-        <w:gridCol w:w="2160"/>
-        <w:gridCol w:w="2160"/>
+        <w:gridCol w:w="850"/>
+        <w:gridCol w:w="4101"/>
+        <w:gridCol w:w="1118"/>
+        <w:gridCol w:w="3293"/>
       </w:tblGrid>
       <w:tr>
         <w:tc>
@@ -3797,10 +3797,10 @@
         <w:tblLook w:firstColumn="1" w:firstRow="1" w:lastColumn="0" w:lastRow="0" w:noHBand="0" w:noVBand="1" w:val="04A0"/>
       </w:tblPr>
       <w:tblGrid>
-        <w:gridCol w:w="2160"/>
-        <w:gridCol w:w="2160"/>
-        <w:gridCol w:w="2160"/>
-        <w:gridCol w:w="2160"/>
+        <w:gridCol w:w="850"/>
+        <w:gridCol w:w="4427"/>
+        <w:gridCol w:w="850"/>
+        <w:gridCol w:w="4354"/>
       </w:tblGrid>
       <w:tr>
         <w:tc>

--- a/output/education/2026-03-27_ethics-guideline-revision/ethics-guideline-revision_guide_facilitator.docx
+++ b/output/education/2026-03-27_ethics-guideline-revision/ethics-guideline-revision_guide_facilitator.docx
@@ -8,7 +8,7 @@
       </w:pPr>
       <w:r>
         <w:rPr>
-          <w:color w:val="0D2B3E"/>
+          <w:color w:val="333333"/>
           <w:sz w:val="44"/>
         </w:rPr>
         <w:t>ファシリテーターガイド</w:t>
@@ -20,9 +20,20 @@
           <w:rFonts w:ascii="Calibri" w:hAnsi="Calibri"/>
           <w:b/>
           <w:i w:val="0"/>
-          <w:sz w:val="24"/>
+          <w:sz w:val="28"/>
         </w:rPr>
-        <w:t>「研究倫理指針の一部改正 — 研究を始める前に知っておくべきこと」｜ 2026-03-27</w:t>
+        <w:t>研究倫理指針の改正 — 研究を始める前に知っておくべきこと</w:t>
+      </w:r>
+    </w:p>
+    <w:p>
+      <w:r>
+        <w:rPr>
+          <w:rFonts w:ascii="Calibri" w:hAnsi="Calibri"/>
+          <w:b w:val="0"/>
+          <w:i/>
+          <w:sz w:val="20"/>
+        </w:rPr>
+        <w:t>日付: 2026-03-27 | 研修医・指導医 15分 | ガニェの9教授事象</w:t>
       </w:r>
     </w:p>
     <w:p>
@@ -30,7 +41,7 @@
         <w:pStyle w:val="Heading1"/>
       </w:pPr>
       <w:r>
-        <w:t>Part 1: チートシート（印刷して手元に）</w:t>
+        <w:t>Part 1: チートシート</w:t>
       </w:r>
     </w:p>
     <w:p>
@@ -46,7 +57,7 @@
         <w:pStyle w:val="ListBullet"/>
       </w:pPr>
       <w:r>
-        <w:t>プロジェクター / モニター（スライド投影用）</w:t>
+        <w:t>プロジェクター / モニター</w:t>
       </w:r>
     </w:p>
     <w:p>
@@ -54,7 +65,7 @@
         <w:pStyle w:val="ListBullet"/>
       </w:pPr>
       <w:r>
-        <w:t>タイマー（ハンズオン用）</w:t>
+        <w:t>タイマー（ペアワーク用）</w:t>
       </w:r>
     </w:p>
     <w:p>
@@ -62,7 +73,7 @@
         <w:pStyle w:val="ListBullet"/>
       </w:pPr>
       <w:r>
-        <w:t>記入シート印刷（Slide 6のワークシート、参加者人数分）</w:t>
+        <w:t>本チートシート印刷（人数分）</w:t>
       </w:r>
     </w:p>
     <w:p>
@@ -70,15 +81,7 @@
         <w:pStyle w:val="ListBullet"/>
       </w:pPr>
       <w:r>
-        <w:t>ペン（参加者各自）</w:t>
-      </w:r>
-    </w:p>
-    <w:p>
-      <w:pPr>
-        <w:pStyle w:val="ListBullet"/>
-      </w:pPr>
-      <w:r>
-        <w:t>チートシート印刷（本ガイドPart 1を印刷、ファシリテーター用）</w:t>
+        <w:t>ペン（記入シート用）</w:t>
       </w:r>
     </w:p>
     <w:p>
@@ -86,7 +89,7 @@
         <w:pStyle w:val="Heading2"/>
       </w:pPr>
       <w:r>
-        <w:t>タイムライン + 声かけセリフ（15分版）</w:t>
+        <w:t>改正の3つの柱</w:t>
       </w:r>
     </w:p>
     <w:tbl>
@@ -97,15 +100,1431 @@
         <w:tblLook w:firstColumn="1" w:firstRow="1" w:lastColumn="0" w:lastRow="0" w:noHBand="0" w:noVBand="1" w:val="04A0"/>
       </w:tblPr>
       <w:tblGrid>
-        <w:gridCol w:w="850"/>
-        <w:gridCol w:w="1027"/>
-        <w:gridCol w:w="850"/>
-        <w:gridCol w:w="6812"/>
+        <w:gridCol w:w="1984"/>
+        <w:gridCol w:w="3402"/>
+        <w:gridCol w:w="3685"/>
+      </w:tblGrid>
+      <w:tr>
+        <w:tc>
+          <w:tcPr>
+            <w:tcW w:type="dxa" w:w="2880"/>
+            <w:shd w:fill="0D2B3E" w:val="clear"/>
+          </w:tcPr>
+          <w:p>
+            <w:r>
+              <w:rPr>
+                <w:rFonts w:ascii="Calibri" w:hAnsi="Calibri"/>
+                <w:b/>
+                <w:color w:val="FFFFFF"/>
+                <w:sz w:val="18"/>
+              </w:rPr>
+              <w:t>柱</w:t>
+            </w:r>
+          </w:p>
+        </w:tc>
+        <w:tc>
+          <w:tcPr>
+            <w:tcW w:type="dxa" w:w="2880"/>
+            <w:shd w:fill="0D2B3E" w:val="clear"/>
+          </w:tcPr>
+          <w:p>
+            <w:r>
+              <w:rPr>
+                <w:rFonts w:ascii="Calibri" w:hAnsi="Calibri"/>
+                <w:b/>
+                <w:color w:val="FFFFFF"/>
+                <w:sz w:val="18"/>
+              </w:rPr>
+              <w:t>改正前</w:t>
+            </w:r>
+          </w:p>
+        </w:tc>
+        <w:tc>
+          <w:tcPr>
+            <w:tcW w:type="dxa" w:w="2880"/>
+            <w:shd w:fill="0D2B3E" w:val="clear"/>
+          </w:tcPr>
+          <w:p>
+            <w:r>
+              <w:rPr>
+                <w:rFonts w:ascii="Calibri" w:hAnsi="Calibri"/>
+                <w:b/>
+                <w:color w:val="FFFFFF"/>
+                <w:sz w:val="18"/>
+              </w:rPr>
+              <w:t>改正後</w:t>
+            </w:r>
+          </w:p>
+        </w:tc>
+      </w:tr>
+      <w:tr>
+        <w:tc>
+          <w:tcPr>
+            <w:tcW w:type="dxa" w:w="2880"/>
+            <w:shd w:fill="E8F0F0" w:val="clear"/>
+          </w:tcPr>
+          <w:p>
+            <w:r>
+              <w:rPr>
+                <w:rFonts w:ascii="Calibri" w:hAnsi="Calibri"/>
+                <w:sz w:val="18"/>
+              </w:rPr>
+              <w:t>同意手続き</w:t>
+            </w:r>
+          </w:p>
+        </w:tc>
+        <w:tc>
+          <w:tcPr>
+            <w:tcW w:type="dxa" w:w="2880"/>
+            <w:shd w:fill="E8F0F0" w:val="clear"/>
+          </w:tcPr>
+          <w:p>
+            <w:r>
+              <w:rPr>
+                <w:rFonts w:ascii="Calibri" w:hAnsi="Calibri"/>
+                <w:sz w:val="18"/>
+              </w:rPr>
+              <w:t>場面ごとに複雑な分岐</w:t>
+            </w:r>
+          </w:p>
+        </w:tc>
+        <w:tc>
+          <w:tcPr>
+            <w:tcW w:type="dxa" w:w="2880"/>
+            <w:shd w:fill="E8F0F0" w:val="clear"/>
+          </w:tcPr>
+          <w:p>
+            <w:r>
+              <w:rPr>
+                <w:rFonts w:ascii="Calibri" w:hAnsi="Calibri"/>
+                <w:sz w:val="18"/>
+              </w:rPr>
+              <w:t>ICとオプトアウトの二元化</w:t>
+            </w:r>
+          </w:p>
+        </w:tc>
+      </w:tr>
+      <w:tr>
+        <w:tc>
+          <w:tcPr>
+            <w:tcW w:type="dxa" w:w="2880"/>
+            <w:shd w:fill="FFFFFF" w:val="clear"/>
+          </w:tcPr>
+          <w:p>
+            <w:r>
+              <w:rPr>
+                <w:rFonts w:ascii="Calibri" w:hAnsi="Calibri"/>
+                <w:sz w:val="18"/>
+              </w:rPr>
+              <w:t>仮名加工情報</w:t>
+            </w:r>
+          </w:p>
+        </w:tc>
+        <w:tc>
+          <w:tcPr>
+            <w:tcW w:type="dxa" w:w="2880"/>
+            <w:shd w:fill="FFFFFF" w:val="clear"/>
+          </w:tcPr>
+          <w:p>
+            <w:r>
+              <w:rPr>
+                <w:rFonts w:ascii="Calibri" w:hAnsi="Calibri"/>
+                <w:sz w:val="18"/>
+              </w:rPr>
+              <w:t>場面によりIC必要</w:t>
+            </w:r>
+          </w:p>
+        </w:tc>
+        <w:tc>
+          <w:tcPr>
+            <w:tcW w:type="dxa" w:w="2880"/>
+            <w:shd w:fill="FFFFFF" w:val="clear"/>
+          </w:tcPr>
+          <w:p>
+            <w:r>
+              <w:rPr>
+                <w:rFonts w:ascii="Calibri" w:hAnsi="Calibri"/>
+                <w:sz w:val="18"/>
+              </w:rPr>
+              <w:t>自機関作成ならオプトアウトでOK</w:t>
+            </w:r>
+          </w:p>
+        </w:tc>
+      </w:tr>
+      <w:tr>
+        <w:tc>
+          <w:tcPr>
+            <w:tcW w:type="dxa" w:w="2880"/>
+            <w:shd w:fill="E8F0F0" w:val="clear"/>
+          </w:tcPr>
+          <w:p>
+            <w:r>
+              <w:rPr>
+                <w:rFonts w:ascii="Calibri" w:hAnsi="Calibri"/>
+                <w:sz w:val="18"/>
+              </w:rPr>
+              <w:t>匿名加工情報</w:t>
+            </w:r>
+          </w:p>
+        </w:tc>
+        <w:tc>
+          <w:tcPr>
+            <w:tcW w:type="dxa" w:w="2880"/>
+            <w:shd w:fill="E8F0F0" w:val="clear"/>
+          </w:tcPr>
+          <w:p>
+            <w:r>
+              <w:rPr>
+                <w:rFonts w:ascii="Calibri" w:hAnsi="Calibri"/>
+                <w:sz w:val="18"/>
+              </w:rPr>
+              <w:t>「困難な場合」に限定</w:t>
+            </w:r>
+          </w:p>
+        </w:tc>
+        <w:tc>
+          <w:tcPr>
+            <w:tcW w:type="dxa" w:w="2880"/>
+            <w:shd w:fill="E8F0F0" w:val="clear"/>
+          </w:tcPr>
+          <w:p>
+            <w:r>
+              <w:rPr>
+                <w:rFonts w:ascii="Calibri" w:hAnsi="Calibri"/>
+                <w:sz w:val="18"/>
+              </w:rPr>
+              <w:t>制限撤廃、幅広く利用可能</w:t>
+            </w:r>
+          </w:p>
+        </w:tc>
+      </w:tr>
+      <w:tr>
+        <w:tc>
+          <w:tcPr>
+            <w:tcW w:type="dxa" w:w="2880"/>
+            <w:shd w:fill="FFFFFF" w:val="clear"/>
+          </w:tcPr>
+          <w:p>
+            <w:r>
+              <w:rPr>
+                <w:rFonts w:ascii="Calibri" w:hAnsi="Calibri"/>
+                <w:sz w:val="18"/>
+              </w:rPr>
+              <w:t>包括同意</w:t>
+            </w:r>
+          </w:p>
+        </w:tc>
+        <w:tc>
+          <w:tcPr>
+            <w:tcW w:type="dxa" w:w="2880"/>
+            <w:shd w:fill="FFFFFF" w:val="clear"/>
+          </w:tcPr>
+          <w:p>
+            <w:r>
+              <w:rPr>
+                <w:rFonts w:ascii="Calibri" w:hAnsi="Calibri"/>
+                <w:sz w:val="18"/>
+              </w:rPr>
+              <w:t>扱いが不明確</w:t>
+            </w:r>
+          </w:p>
+        </w:tc>
+        <w:tc>
+          <w:tcPr>
+            <w:tcW w:type="dxa" w:w="2880"/>
+            <w:shd w:fill="FFFFFF" w:val="clear"/>
+          </w:tcPr>
+          <w:p>
+            <w:r>
+              <w:rPr>
+                <w:rFonts w:ascii="Calibri" w:hAnsi="Calibri"/>
+                <w:sz w:val="18"/>
+              </w:rPr>
+              <w:t>オプトアウトとの組合せが必要</w:t>
+            </w:r>
+          </w:p>
+        </w:tc>
+      </w:tr>
+    </w:tbl>
+    <w:p/>
+    <w:p>
+      <w:pPr>
+        <w:pStyle w:val="Heading2"/>
+      </w:pPr>
+      <w:r>
+        <w:t>同意類型の整理</w:t>
+      </w:r>
+    </w:p>
+    <w:tbl>
+      <w:tblPr>
+        <w:tblStyle w:val="TableGrid"/>
+        <w:tblW w:type="auto" w:w="0"/>
+        <w:jc w:val="center"/>
+        <w:tblLook w:firstColumn="1" w:firstRow="1" w:lastColumn="0" w:lastRow="0" w:noHBand="0" w:noVBand="1" w:val="04A0"/>
+      </w:tblPr>
+      <w:tblGrid>
+        <w:gridCol w:w="1417"/>
+        <w:gridCol w:w="2835"/>
+        <w:gridCol w:w="2551"/>
+        <w:gridCol w:w="2268"/>
       </w:tblGrid>
       <w:tr>
         <w:tc>
           <w:tcPr>
             <w:tcW w:type="dxa" w:w="2160"/>
+            <w:shd w:fill="0D2B3E" w:val="clear"/>
+          </w:tcPr>
+          <w:p>
+            <w:r>
+              <w:rPr>
+                <w:rFonts w:ascii="Calibri" w:hAnsi="Calibri"/>
+                <w:b/>
+                <w:color w:val="FFFFFF"/>
+                <w:sz w:val="18"/>
+              </w:rPr>
+              <w:t>種類</w:t>
+            </w:r>
+          </w:p>
+        </w:tc>
+        <w:tc>
+          <w:tcPr>
+            <w:tcW w:type="dxa" w:w="2160"/>
+            <w:shd w:fill="0D2B3E" w:val="clear"/>
+          </w:tcPr>
+          <w:p>
+            <w:r>
+              <w:rPr>
+                <w:rFonts w:ascii="Calibri" w:hAnsi="Calibri"/>
+                <w:b/>
+                <w:color w:val="FFFFFF"/>
+                <w:sz w:val="18"/>
+              </w:rPr>
+              <w:t>何をするか</w:t>
+            </w:r>
+          </w:p>
+        </w:tc>
+        <w:tc>
+          <w:tcPr>
+            <w:tcW w:type="dxa" w:w="2160"/>
+            <w:shd w:fill="0D2B3E" w:val="clear"/>
+          </w:tcPr>
+          <w:p>
+            <w:r>
+              <w:rPr>
+                <w:rFonts w:ascii="Calibri" w:hAnsi="Calibri"/>
+                <w:b/>
+                <w:color w:val="FFFFFF"/>
+                <w:sz w:val="18"/>
+              </w:rPr>
+              <w:t>いつ使うか</w:t>
+            </w:r>
+          </w:p>
+        </w:tc>
+        <w:tc>
+          <w:tcPr>
+            <w:tcW w:type="dxa" w:w="2160"/>
+            <w:shd w:fill="0D2B3E" w:val="clear"/>
+          </w:tcPr>
+          <w:p>
+            <w:r>
+              <w:rPr>
+                <w:rFonts w:ascii="Calibri" w:hAnsi="Calibri"/>
+                <w:b/>
+                <w:color w:val="FFFFFF"/>
+                <w:sz w:val="18"/>
+              </w:rPr>
+              <w:t>改正での位置づけ</w:t>
+            </w:r>
+          </w:p>
+        </w:tc>
+      </w:tr>
+      <w:tr>
+        <w:tc>
+          <w:tcPr>
+            <w:tcW w:type="dxa" w:w="2160"/>
+            <w:shd w:fill="E8F0F0" w:val="clear"/>
+          </w:tcPr>
+          <w:p>
+            <w:r>
+              <w:rPr>
+                <w:rFonts w:ascii="Calibri" w:hAnsi="Calibri"/>
+                <w:sz w:val="18"/>
+              </w:rPr>
+              <w:t>IC</w:t>
+            </w:r>
+          </w:p>
+        </w:tc>
+        <w:tc>
+          <w:tcPr>
+            <w:tcW w:type="dxa" w:w="2160"/>
+            <w:shd w:fill="E8F0F0" w:val="clear"/>
+          </w:tcPr>
+          <w:p>
+            <w:r>
+              <w:rPr>
+                <w:rFonts w:ascii="Calibri" w:hAnsi="Calibri"/>
+                <w:sz w:val="18"/>
+              </w:rPr>
+              <w:t>研究内容を説明し書面同意を取得</w:t>
+            </w:r>
+          </w:p>
+        </w:tc>
+        <w:tc>
+          <w:tcPr>
+            <w:tcW w:type="dxa" w:w="2160"/>
+            <w:shd w:fill="E8F0F0" w:val="clear"/>
+          </w:tcPr>
+          <w:p>
+            <w:r>
+              <w:rPr>
+                <w:rFonts w:ascii="Calibri" w:hAnsi="Calibri"/>
+                <w:sz w:val="18"/>
+              </w:rPr>
+              <w:t>侵襲研究、新規試料採取</w:t>
+            </w:r>
+          </w:p>
+        </w:tc>
+        <w:tc>
+          <w:tcPr>
+            <w:tcW w:type="dxa" w:w="2160"/>
+            <w:shd w:fill="E8F0F0" w:val="clear"/>
+          </w:tcPr>
+          <w:p>
+            <w:r>
+              <w:rPr>
+                <w:rFonts w:ascii="Calibri" w:hAnsi="Calibri"/>
+                <w:sz w:val="18"/>
+              </w:rPr>
+              <w:t>引き続き必要な場面あり</w:t>
+            </w:r>
+          </w:p>
+        </w:tc>
+      </w:tr>
+      <w:tr>
+        <w:tc>
+          <w:tcPr>
+            <w:tcW w:type="dxa" w:w="2160"/>
+            <w:shd w:fill="FFFFFF" w:val="clear"/>
+          </w:tcPr>
+          <w:p>
+            <w:r>
+              <w:rPr>
+                <w:rFonts w:ascii="Calibri" w:hAnsi="Calibri"/>
+                <w:sz w:val="18"/>
+              </w:rPr>
+              <w:t>オプトアウト</w:t>
+            </w:r>
+          </w:p>
+        </w:tc>
+        <w:tc>
+          <w:tcPr>
+            <w:tcW w:type="dxa" w:w="2160"/>
+            <w:shd w:fill="FFFFFF" w:val="clear"/>
+          </w:tcPr>
+          <w:p>
+            <w:r>
+              <w:rPr>
+                <w:rFonts w:ascii="Calibri" w:hAnsi="Calibri"/>
+                <w:sz w:val="18"/>
+              </w:rPr>
+              <w:t>研究情報を公開し拒否機会を保障</w:t>
+            </w:r>
+          </w:p>
+        </w:tc>
+        <w:tc>
+          <w:tcPr>
+            <w:tcW w:type="dxa" w:w="2160"/>
+            <w:shd w:fill="FFFFFF" w:val="clear"/>
+          </w:tcPr>
+          <w:p>
+            <w:r>
+              <w:rPr>
+                <w:rFonts w:ascii="Calibri" w:hAnsi="Calibri"/>
+                <w:sz w:val="18"/>
+              </w:rPr>
+              <w:t>既存試料・仮名加工情報</w:t>
+            </w:r>
+          </w:p>
+        </w:tc>
+        <w:tc>
+          <w:tcPr>
+            <w:tcW w:type="dxa" w:w="2160"/>
+            <w:shd w:fill="FFFFFF" w:val="clear"/>
+          </w:tcPr>
+          <w:p>
+            <w:r>
+              <w:rPr>
+                <w:rFonts w:ascii="Calibri" w:hAnsi="Calibri"/>
+                <w:sz w:val="18"/>
+              </w:rPr>
+              <w:t>適用範囲が拡大</w:t>
+            </w:r>
+          </w:p>
+        </w:tc>
+      </w:tr>
+      <w:tr>
+        <w:tc>
+          <w:tcPr>
+            <w:tcW w:type="dxa" w:w="2160"/>
+            <w:shd w:fill="E8F0F0" w:val="clear"/>
+          </w:tcPr>
+          <w:p>
+            <w:r>
+              <w:rPr>
+                <w:rFonts w:ascii="Calibri" w:hAnsi="Calibri"/>
+                <w:sz w:val="18"/>
+              </w:rPr>
+              <w:t>包括同意</w:t>
+            </w:r>
+          </w:p>
+        </w:tc>
+        <w:tc>
+          <w:tcPr>
+            <w:tcW w:type="dxa" w:w="2160"/>
+            <w:shd w:fill="E8F0F0" w:val="clear"/>
+          </w:tcPr>
+          <w:p>
+            <w:r>
+              <w:rPr>
+                <w:rFonts w:ascii="Calibri" w:hAnsi="Calibri"/>
+                <w:sz w:val="18"/>
+              </w:rPr>
+              <w:t>将来の研究利用含む広範な事前同意</w:t>
+            </w:r>
+          </w:p>
+        </w:tc>
+        <w:tc>
+          <w:tcPr>
+            <w:tcW w:type="dxa" w:w="2160"/>
+            <w:shd w:fill="E8F0F0" w:val="clear"/>
+          </w:tcPr>
+          <w:p>
+            <w:r>
+              <w:rPr>
+                <w:rFonts w:ascii="Calibri" w:hAnsi="Calibri"/>
+                <w:sz w:val="18"/>
+              </w:rPr>
+              <w:t>バイオバンク、大規模コホート</w:t>
+            </w:r>
+          </w:p>
+        </w:tc>
+        <w:tc>
+          <w:tcPr>
+            <w:tcW w:type="dxa" w:w="2160"/>
+            <w:shd w:fill="E8F0F0" w:val="clear"/>
+          </w:tcPr>
+          <w:p>
+            <w:r>
+              <w:rPr>
+                <w:rFonts w:ascii="Calibri" w:hAnsi="Calibri"/>
+                <w:sz w:val="18"/>
+              </w:rPr>
+              <w:t>単独では不十分→オプトアウトと組合せ</w:t>
+            </w:r>
+          </w:p>
+        </w:tc>
+      </w:tr>
+    </w:tbl>
+    <w:p/>
+    <w:p>
+      <w:pPr>
+        <w:pStyle w:val="Heading2"/>
+      </w:pPr>
+      <w:r>
+        <w:t>判断フローチャート</w:t>
+      </w:r>
+    </w:p>
+    <w:p>
+      <w:r>
+        <w:rPr>
+          <w:rFonts w:ascii="Calibri" w:hAnsi="Calibri"/>
+          <w:b/>
+          <w:i w:val="0"/>
+        </w:rPr>
+        <w:t>研究で使うデータの種類に応じた同意方法:</w:t>
+      </w:r>
+    </w:p>
+    <w:tbl>
+      <w:tblPr>
+        <w:tblStyle w:val="TableGrid"/>
+        <w:tblW w:type="auto" w:w="0"/>
+        <w:jc w:val="center"/>
+        <w:tblLook w:firstColumn="1" w:firstRow="1" w:lastColumn="0" w:lastRow="0" w:noHBand="0" w:noVBand="1" w:val="04A0"/>
+      </w:tblPr>
+      <w:tblGrid>
+        <w:gridCol w:w="2835"/>
+        <w:gridCol w:w="2268"/>
+        <w:gridCol w:w="3969"/>
+      </w:tblGrid>
+      <w:tr>
+        <w:tc>
+          <w:tcPr>
+            <w:tcW w:type="dxa" w:w="2880"/>
+            <w:shd w:fill="0D2B3E" w:val="clear"/>
+          </w:tcPr>
+          <w:p>
+            <w:r>
+              <w:rPr>
+                <w:rFonts w:ascii="Calibri" w:hAnsi="Calibri"/>
+                <w:b/>
+                <w:color w:val="FFFFFF"/>
+                <w:sz w:val="18"/>
+              </w:rPr>
+              <w:t>データの種類</w:t>
+            </w:r>
+          </w:p>
+        </w:tc>
+        <w:tc>
+          <w:tcPr>
+            <w:tcW w:type="dxa" w:w="2880"/>
+            <w:shd w:fill="0D2B3E" w:val="clear"/>
+          </w:tcPr>
+          <w:p>
+            <w:r>
+              <w:rPr>
+                <w:rFonts w:ascii="Calibri" w:hAnsi="Calibri"/>
+                <w:b/>
+                <w:color w:val="FFFFFF"/>
+                <w:sz w:val="18"/>
+              </w:rPr>
+              <w:t>同意方法</w:t>
+            </w:r>
+          </w:p>
+        </w:tc>
+        <w:tc>
+          <w:tcPr>
+            <w:tcW w:type="dxa" w:w="2880"/>
+            <w:shd w:fill="0D2B3E" w:val="clear"/>
+          </w:tcPr>
+          <w:p>
+            <w:r>
+              <w:rPr>
+                <w:rFonts w:ascii="Calibri" w:hAnsi="Calibri"/>
+                <w:b/>
+                <w:color w:val="FFFFFF"/>
+                <w:sz w:val="18"/>
+              </w:rPr>
+              <w:t>改正でのポイント</w:t>
+            </w:r>
+          </w:p>
+        </w:tc>
+      </w:tr>
+      <w:tr>
+        <w:tc>
+          <w:tcPr>
+            <w:tcW w:type="dxa" w:w="2880"/>
+            <w:shd w:fill="E8F0F0" w:val="clear"/>
+          </w:tcPr>
+          <w:p>
+            <w:r>
+              <w:rPr>
+                <w:rFonts w:ascii="Calibri" w:hAnsi="Calibri"/>
+                <w:sz w:val="18"/>
+              </w:rPr>
+              <w:t>新規採取（侵襲あり）</w:t>
+            </w:r>
+          </w:p>
+        </w:tc>
+        <w:tc>
+          <w:tcPr>
+            <w:tcW w:type="dxa" w:w="2880"/>
+            <w:shd w:fill="E8F0F0" w:val="clear"/>
+          </w:tcPr>
+          <w:p>
+            <w:r>
+              <w:rPr>
+                <w:rFonts w:ascii="Calibri" w:hAnsi="Calibri"/>
+                <w:sz w:val="18"/>
+              </w:rPr>
+              <w:t>IC必須</w:t>
+            </w:r>
+          </w:p>
+        </w:tc>
+        <w:tc>
+          <w:tcPr>
+            <w:tcW w:type="dxa" w:w="2880"/>
+            <w:shd w:fill="E8F0F0" w:val="clear"/>
+          </w:tcPr>
+          <w:p>
+            <w:r>
+              <w:rPr>
+                <w:rFonts w:ascii="Calibri" w:hAnsi="Calibri"/>
+                <w:sz w:val="18"/>
+              </w:rPr>
+              <w:t>変更なし</w:t>
+            </w:r>
+          </w:p>
+        </w:tc>
+      </w:tr>
+      <w:tr>
+        <w:tc>
+          <w:tcPr>
+            <w:tcW w:type="dxa" w:w="2880"/>
+            <w:shd w:fill="FFFFFF" w:val="clear"/>
+          </w:tcPr>
+          <w:p>
+            <w:r>
+              <w:rPr>
+                <w:rFonts w:ascii="Calibri" w:hAnsi="Calibri"/>
+                <w:sz w:val="18"/>
+              </w:rPr>
+              <w:t>匿名加工情報</w:t>
+            </w:r>
+          </w:p>
+        </w:tc>
+        <w:tc>
+          <w:tcPr>
+            <w:tcW w:type="dxa" w:w="2880"/>
+            <w:shd w:fill="FFFFFF" w:val="clear"/>
+          </w:tcPr>
+          <w:p>
+            <w:r>
+              <w:rPr>
+                <w:rFonts w:ascii="Calibri" w:hAnsi="Calibri"/>
+                <w:sz w:val="18"/>
+              </w:rPr>
+              <w:t>同意不要</w:t>
+            </w:r>
+          </w:p>
+        </w:tc>
+        <w:tc>
+          <w:tcPr>
+            <w:tcW w:type="dxa" w:w="2880"/>
+            <w:shd w:fill="FFFFFF" w:val="clear"/>
+          </w:tcPr>
+          <w:p>
+            <w:r>
+              <w:rPr>
+                <w:rFonts w:ascii="Calibri" w:hAnsi="Calibri"/>
+                <w:sz w:val="18"/>
+              </w:rPr>
+              <w:t>「困難な場合」制限を撤廃</w:t>
+            </w:r>
+          </w:p>
+        </w:tc>
+      </w:tr>
+      <w:tr>
+        <w:tc>
+          <w:tcPr>
+            <w:tcW w:type="dxa" w:w="2880"/>
+            <w:shd w:fill="E8F0F0" w:val="clear"/>
+          </w:tcPr>
+          <w:p>
+            <w:r>
+              <w:rPr>
+                <w:rFonts w:ascii="Calibri" w:hAnsi="Calibri"/>
+                <w:sz w:val="18"/>
+              </w:rPr>
+              <w:t>仮名加工情報（自機関作成）</w:t>
+            </w:r>
+          </w:p>
+        </w:tc>
+        <w:tc>
+          <w:tcPr>
+            <w:tcW w:type="dxa" w:w="2880"/>
+            <w:shd w:fill="E8F0F0" w:val="clear"/>
+          </w:tcPr>
+          <w:p>
+            <w:r>
+              <w:rPr>
+                <w:rFonts w:ascii="Calibri" w:hAnsi="Calibri"/>
+                <w:sz w:val="18"/>
+              </w:rPr>
+              <w:t>オプトアウトでOK</w:t>
+            </w:r>
+          </w:p>
+        </w:tc>
+        <w:tc>
+          <w:tcPr>
+            <w:tcW w:type="dxa" w:w="2880"/>
+            <w:shd w:fill="E8F0F0" w:val="clear"/>
+          </w:tcPr>
+          <w:p>
+            <w:r>
+              <w:rPr>
+                <w:rFonts w:ascii="Calibri" w:hAnsi="Calibri"/>
+                <w:sz w:val="18"/>
+              </w:rPr>
+              <w:t>ICが不要に</w:t>
+            </w:r>
+          </w:p>
+        </w:tc>
+      </w:tr>
+      <w:tr>
+        <w:tc>
+          <w:tcPr>
+            <w:tcW w:type="dxa" w:w="2880"/>
+            <w:shd w:fill="FFFFFF" w:val="clear"/>
+          </w:tcPr>
+          <w:p>
+            <w:r>
+              <w:rPr>
+                <w:rFonts w:ascii="Calibri" w:hAnsi="Calibri"/>
+                <w:sz w:val="18"/>
+              </w:rPr>
+              <w:t>包括同意取得済みの試料</w:t>
+            </w:r>
+          </w:p>
+        </w:tc>
+        <w:tc>
+          <w:tcPr>
+            <w:tcW w:type="dxa" w:w="2880"/>
+            <w:shd w:fill="FFFFFF" w:val="clear"/>
+          </w:tcPr>
+          <w:p>
+            <w:r>
+              <w:rPr>
+                <w:rFonts w:ascii="Calibri" w:hAnsi="Calibri"/>
+                <w:sz w:val="18"/>
+              </w:rPr>
+              <w:t>オプトアウト手続き実施</w:t>
+            </w:r>
+          </w:p>
+        </w:tc>
+        <w:tc>
+          <w:tcPr>
+            <w:tcW w:type="dxa" w:w="2880"/>
+            <w:shd w:fill="FFFFFF" w:val="clear"/>
+          </w:tcPr>
+          <w:p>
+            <w:r>
+              <w:rPr>
+                <w:rFonts w:ascii="Calibri" w:hAnsi="Calibri"/>
+                <w:sz w:val="18"/>
+              </w:rPr>
+              <w:t>組合せルールが明確化</w:t>
+            </w:r>
+          </w:p>
+        </w:tc>
+      </w:tr>
+      <w:tr>
+        <w:tc>
+          <w:tcPr>
+            <w:tcW w:type="dxa" w:w="2880"/>
+            <w:shd w:fill="E8F0F0" w:val="clear"/>
+          </w:tcPr>
+          <w:p>
+            <w:r>
+              <w:rPr>
+                <w:rFonts w:ascii="Calibri" w:hAnsi="Calibri"/>
+                <w:sz w:val="18"/>
+              </w:rPr>
+              <w:t>その他の既存情報</w:t>
+            </w:r>
+          </w:p>
+        </w:tc>
+        <w:tc>
+          <w:tcPr>
+            <w:tcW w:type="dxa" w:w="2880"/>
+            <w:shd w:fill="E8F0F0" w:val="clear"/>
+          </w:tcPr>
+          <w:p>
+            <w:r>
+              <w:rPr>
+                <w:rFonts w:ascii="Calibri" w:hAnsi="Calibri"/>
+                <w:sz w:val="18"/>
+              </w:rPr>
+              <w:t>オプトアウトが基本</w:t>
+            </w:r>
+          </w:p>
+        </w:tc>
+        <w:tc>
+          <w:tcPr>
+            <w:tcW w:type="dxa" w:w="2880"/>
+            <w:shd w:fill="E8F0F0" w:val="clear"/>
+          </w:tcPr>
+          <w:p>
+            <w:r>
+              <w:rPr>
+                <w:rFonts w:ascii="Calibri" w:hAnsi="Calibri"/>
+                <w:sz w:val="18"/>
+              </w:rPr>
+              <w:t>手続きの簡素化</w:t>
+            </w:r>
+          </w:p>
+        </w:tc>
+      </w:tr>
+    </w:tbl>
+    <w:p/>
+    <w:p>
+      <w:pPr>
+        <w:pStyle w:val="Heading2"/>
+      </w:pPr>
+      <w:r>
+        <w:t>ハンズオン: シナリオ別の正解</w:t>
+      </w:r>
+    </w:p>
+    <w:tbl>
+      <w:tblPr>
+        <w:tblStyle w:val="TableGrid"/>
+        <w:tblW w:type="auto" w:w="0"/>
+        <w:jc w:val="center"/>
+        <w:tblLook w:firstColumn="1" w:firstRow="1" w:lastColumn="0" w:lastRow="0" w:noHBand="0" w:noVBand="1" w:val="04A0"/>
+      </w:tblPr>
+      <w:tblGrid>
+        <w:gridCol w:w="1984"/>
+        <w:gridCol w:w="2551"/>
+        <w:gridCol w:w="1984"/>
+        <w:gridCol w:w="2551"/>
+      </w:tblGrid>
+      <w:tr>
+        <w:tc>
+          <w:tcPr>
+            <w:tcW w:type="dxa" w:w="2160"/>
+            <w:shd w:fill="0D2B3E" w:val="clear"/>
+          </w:tcPr>
+          <w:p>
+            <w:r>
+              <w:rPr>
+                <w:rFonts w:ascii="Calibri" w:hAnsi="Calibri"/>
+                <w:b/>
+                <w:color w:val="FFFFFF"/>
+                <w:sz w:val="18"/>
+              </w:rPr>
+              <w:t>シナリオ</w:t>
+            </w:r>
+          </w:p>
+        </w:tc>
+        <w:tc>
+          <w:tcPr>
+            <w:tcW w:type="dxa" w:w="2160"/>
+            <w:shd w:fill="0D2B3E" w:val="clear"/>
+          </w:tcPr>
+          <w:p>
+            <w:r>
+              <w:rPr>
+                <w:rFonts w:ascii="Calibri" w:hAnsi="Calibri"/>
+                <w:b/>
+                <w:color w:val="FFFFFF"/>
+                <w:sz w:val="18"/>
+              </w:rPr>
+              <w:t>データの種類</w:t>
+            </w:r>
+          </w:p>
+        </w:tc>
+        <w:tc>
+          <w:tcPr>
+            <w:tcW w:type="dxa" w:w="2160"/>
+            <w:shd w:fill="0D2B3E" w:val="clear"/>
+          </w:tcPr>
+          <w:p>
+            <w:r>
+              <w:rPr>
+                <w:rFonts w:ascii="Calibri" w:hAnsi="Calibri"/>
+                <w:b/>
+                <w:color w:val="FFFFFF"/>
+                <w:sz w:val="18"/>
+              </w:rPr>
+              <w:t>同意方法</w:t>
+            </w:r>
+          </w:p>
+        </w:tc>
+        <w:tc>
+          <w:tcPr>
+            <w:tcW w:type="dxa" w:w="2160"/>
+            <w:shd w:fill="0D2B3E" w:val="clear"/>
+          </w:tcPr>
+          <w:p>
+            <w:r>
+              <w:rPr>
+                <w:rFonts w:ascii="Calibri" w:hAnsi="Calibri"/>
+                <w:b/>
+                <w:color w:val="FFFFFF"/>
+                <w:sz w:val="18"/>
+              </w:rPr>
+              <w:t>改正で変わること</w:t>
+            </w:r>
+          </w:p>
+        </w:tc>
+      </w:tr>
+      <w:tr>
+        <w:tc>
+          <w:tcPr>
+            <w:tcW w:type="dxa" w:w="2160"/>
+            <w:shd w:fill="E8F0F0" w:val="clear"/>
+          </w:tcPr>
+          <w:p>
+            <w:r>
+              <w:rPr>
+                <w:rFonts w:ascii="Calibri" w:hAnsi="Calibri"/>
+                <w:sz w:val="18"/>
+              </w:rPr>
+              <w:t>A: カルテ後方視研究</w:t>
+            </w:r>
+          </w:p>
+        </w:tc>
+        <w:tc>
+          <w:tcPr>
+            <w:tcW w:type="dxa" w:w="2160"/>
+            <w:shd w:fill="E8F0F0" w:val="clear"/>
+          </w:tcPr>
+          <w:p>
+            <w:r>
+              <w:rPr>
+                <w:rFonts w:ascii="Calibri" w:hAnsi="Calibri"/>
+                <w:sz w:val="18"/>
+              </w:rPr>
+              <w:t>既存→仮名加工情報に加工</w:t>
+            </w:r>
+          </w:p>
+        </w:tc>
+        <w:tc>
+          <w:tcPr>
+            <w:tcW w:type="dxa" w:w="2160"/>
+            <w:shd w:fill="E8F0F0" w:val="clear"/>
+          </w:tcPr>
+          <w:p>
+            <w:r>
+              <w:rPr>
+                <w:rFonts w:ascii="Calibri" w:hAnsi="Calibri"/>
+                <w:sz w:val="18"/>
+              </w:rPr>
+              <w:t>オプトアウトでOK</w:t>
+            </w:r>
+          </w:p>
+        </w:tc>
+        <w:tc>
+          <w:tcPr>
+            <w:tcW w:type="dxa" w:w="2160"/>
+            <w:shd w:fill="E8F0F0" w:val="clear"/>
+          </w:tcPr>
+          <w:p>
+            <w:r>
+              <w:rPr>
+                <w:rFonts w:ascii="Calibri" w:hAnsi="Calibri"/>
+                <w:sz w:val="18"/>
+              </w:rPr>
+              <w:t>現行ではICが必要なケースも簡素化</w:t>
+            </w:r>
+          </w:p>
+        </w:tc>
+      </w:tr>
+      <w:tr>
+        <w:tc>
+          <w:tcPr>
+            <w:tcW w:type="dxa" w:w="2160"/>
+            <w:shd w:fill="FFFFFF" w:val="clear"/>
+          </w:tcPr>
+          <w:p>
+            <w:r>
+              <w:rPr>
+                <w:rFonts w:ascii="Calibri" w:hAnsi="Calibri"/>
+                <w:sz w:val="18"/>
+              </w:rPr>
+              <w:t>B: バイオバンク研究</w:t>
+            </w:r>
+          </w:p>
+        </w:tc>
+        <w:tc>
+          <w:tcPr>
+            <w:tcW w:type="dxa" w:w="2160"/>
+            <w:shd w:fill="FFFFFF" w:val="clear"/>
+          </w:tcPr>
+          <w:p>
+            <w:r>
+              <w:rPr>
+                <w:rFonts w:ascii="Calibri" w:hAnsi="Calibri"/>
+                <w:sz w:val="18"/>
+              </w:rPr>
+              <w:t>包括同意取得済みの試料</w:t>
+            </w:r>
+          </w:p>
+        </w:tc>
+        <w:tc>
+          <w:tcPr>
+            <w:tcW w:type="dxa" w:w="2160"/>
+            <w:shd w:fill="FFFFFF" w:val="clear"/>
+          </w:tcPr>
+          <w:p>
+            <w:r>
+              <w:rPr>
+                <w:rFonts w:ascii="Calibri" w:hAnsi="Calibri"/>
+                <w:sz w:val="18"/>
+              </w:rPr>
+              <w:t>包括同意+オプトアウト</w:t>
+            </w:r>
+          </w:p>
+        </w:tc>
+        <w:tc>
+          <w:tcPr>
+            <w:tcW w:type="dxa" w:w="2160"/>
+            <w:shd w:fill="FFFFFF" w:val="clear"/>
+          </w:tcPr>
+          <w:p>
+            <w:r>
+              <w:rPr>
+                <w:rFonts w:ascii="Calibri" w:hAnsi="Calibri"/>
+                <w:sz w:val="18"/>
+              </w:rPr>
+              <w:t>組合せルールが明確化</w:t>
+            </w:r>
+          </w:p>
+        </w:tc>
+      </w:tr>
+      <w:tr>
+        <w:tc>
+          <w:tcPr>
+            <w:tcW w:type="dxa" w:w="2160"/>
+            <w:shd w:fill="E8F0F0" w:val="clear"/>
+          </w:tcPr>
+          <w:p>
+            <w:r>
+              <w:rPr>
+                <w:rFonts w:ascii="Calibri" w:hAnsi="Calibri"/>
+                <w:sz w:val="18"/>
+              </w:rPr>
+              <w:t>C: AI画像解析</w:t>
+            </w:r>
+          </w:p>
+        </w:tc>
+        <w:tc>
+          <w:tcPr>
+            <w:tcW w:type="dxa" w:w="2160"/>
+            <w:shd w:fill="E8F0F0" w:val="clear"/>
+          </w:tcPr>
+          <w:p>
+            <w:r>
+              <w:rPr>
+                <w:rFonts w:ascii="Calibri" w:hAnsi="Calibri"/>
+                <w:sz w:val="18"/>
+              </w:rPr>
+              <w:t>匿名加工情報</w:t>
+            </w:r>
+          </w:p>
+        </w:tc>
+        <w:tc>
+          <w:tcPr>
+            <w:tcW w:type="dxa" w:w="2160"/>
+            <w:shd w:fill="E8F0F0" w:val="clear"/>
+          </w:tcPr>
+          <w:p>
+            <w:r>
+              <w:rPr>
+                <w:rFonts w:ascii="Calibri" w:hAnsi="Calibri"/>
+                <w:sz w:val="18"/>
+              </w:rPr>
+              <w:t>同意不要</w:t>
+            </w:r>
+          </w:p>
+        </w:tc>
+        <w:tc>
+          <w:tcPr>
+            <w:tcW w:type="dxa" w:w="2160"/>
+            <w:shd w:fill="E8F0F0" w:val="clear"/>
+          </w:tcPr>
+          <w:p>
+            <w:r>
+              <w:rPr>
+                <w:rFonts w:ascii="Calibri" w:hAnsi="Calibri"/>
+                <w:sz w:val="18"/>
+              </w:rPr>
+              <w:t>「困難な場合」制限撤廃</w:t>
+            </w:r>
+          </w:p>
+        </w:tc>
+      </w:tr>
+    </w:tbl>
+    <w:p/>
+    <w:p>
+      <w:pPr>
+        <w:pStyle w:val="Heading2"/>
+      </w:pPr>
+      <w:r>
+        <w:t>ミニ研究計画書 記入シート</w:t>
+      </w:r>
+    </w:p>
+    <w:tbl>
+      <w:tblPr>
+        <w:tblStyle w:val="TableGrid"/>
+        <w:tblW w:type="auto" w:w="0"/>
+        <w:jc w:val="center"/>
+        <w:tblLook w:firstColumn="1" w:firstRow="1" w:lastColumn="0" w:lastRow="0" w:noHBand="0" w:noVBand="1" w:val="04A0"/>
+      </w:tblPr>
+      <w:tblGrid>
+        <w:gridCol w:w="2268"/>
+        <w:gridCol w:w="6803"/>
+      </w:tblGrid>
+      <w:tr>
+        <w:tc>
+          <w:tcPr>
+            <w:tcW w:type="dxa" w:w="4320"/>
+            <w:shd w:fill="0D2B3E" w:val="clear"/>
+          </w:tcPr>
+          <w:p>
+            <w:r>
+              <w:rPr>
+                <w:rFonts w:ascii="Calibri" w:hAnsi="Calibri"/>
+                <w:b/>
+                <w:color w:val="FFFFFF"/>
+                <w:sz w:val="18"/>
+              </w:rPr>
+              <w:t>項目</w:t>
+            </w:r>
+          </w:p>
+        </w:tc>
+        <w:tc>
+          <w:tcPr>
+            <w:tcW w:type="dxa" w:w="4320"/>
+            <w:shd w:fill="0D2B3E" w:val="clear"/>
+          </w:tcPr>
+          <w:p>
+            <w:r>
+              <w:rPr>
+                <w:rFonts w:ascii="Calibri" w:hAnsi="Calibri"/>
+                <w:b/>
+                <w:color w:val="FFFFFF"/>
+                <w:sz w:val="18"/>
+              </w:rPr>
+              <w:t>あなたの回答</w:t>
+            </w:r>
+          </w:p>
+        </w:tc>
+      </w:tr>
+      <w:tr>
+        <w:tc>
+          <w:tcPr>
+            <w:tcW w:type="dxa" w:w="4320"/>
+            <w:shd w:fill="E8F0F0" w:val="clear"/>
+          </w:tcPr>
+          <w:p>
+            <w:r>
+              <w:rPr>
+                <w:rFonts w:ascii="Calibri" w:hAnsi="Calibri"/>
+                <w:sz w:val="18"/>
+              </w:rPr>
+              <w:t>研究タイトル</w:t>
+            </w:r>
+          </w:p>
+        </w:tc>
+        <w:tc>
+          <w:tcPr>
+            <w:tcW w:type="dxa" w:w="4320"/>
+            <w:shd w:fill="E8F0F0" w:val="clear"/>
+          </w:tcPr>
+          <w:p>
+            <w:r>
+              <w:rPr>
+                <w:rFonts w:ascii="Calibri" w:hAnsi="Calibri"/>
+                <w:sz w:val="18"/>
+              </w:rPr>
+            </w:r>
+          </w:p>
+        </w:tc>
+      </w:tr>
+      <w:tr>
+        <w:tc>
+          <w:tcPr>
+            <w:tcW w:type="dxa" w:w="4320"/>
+            <w:shd w:fill="FFFFFF" w:val="clear"/>
+          </w:tcPr>
+          <w:p>
+            <w:r>
+              <w:rPr>
+                <w:rFonts w:ascii="Calibri" w:hAnsi="Calibri"/>
+                <w:sz w:val="18"/>
+              </w:rPr>
+              <w:t>研究デザイン</w:t>
+            </w:r>
+          </w:p>
+        </w:tc>
+        <w:tc>
+          <w:tcPr>
+            <w:tcW w:type="dxa" w:w="4320"/>
+            <w:shd w:fill="FFFFFF" w:val="clear"/>
+          </w:tcPr>
+          <w:p>
+            <w:r>
+              <w:rPr>
+                <w:rFonts w:ascii="Calibri" w:hAnsi="Calibri"/>
+                <w:sz w:val="18"/>
+              </w:rPr>
+            </w:r>
+          </w:p>
+        </w:tc>
+      </w:tr>
+      <w:tr>
+        <w:tc>
+          <w:tcPr>
+            <w:tcW w:type="dxa" w:w="4320"/>
+            <w:shd w:fill="E8F0F0" w:val="clear"/>
+          </w:tcPr>
+          <w:p>
+            <w:r>
+              <w:rPr>
+                <w:rFonts w:ascii="Calibri" w:hAnsi="Calibri"/>
+                <w:sz w:val="18"/>
+              </w:rPr>
+              <w:t>対象者</w:t>
+            </w:r>
+          </w:p>
+        </w:tc>
+        <w:tc>
+          <w:tcPr>
+            <w:tcW w:type="dxa" w:w="4320"/>
+            <w:shd w:fill="E8F0F0" w:val="clear"/>
+          </w:tcPr>
+          <w:p>
+            <w:r>
+              <w:rPr>
+                <w:rFonts w:ascii="Calibri" w:hAnsi="Calibri"/>
+                <w:sz w:val="18"/>
+              </w:rPr>
+            </w:r>
+          </w:p>
+        </w:tc>
+      </w:tr>
+      <w:tr>
+        <w:tc>
+          <w:tcPr>
+            <w:tcW w:type="dxa" w:w="4320"/>
+            <w:shd w:fill="FFFFFF" w:val="clear"/>
+          </w:tcPr>
+          <w:p>
+            <w:r>
+              <w:rPr>
+                <w:rFonts w:ascii="Calibri" w:hAnsi="Calibri"/>
+                <w:sz w:val="18"/>
+              </w:rPr>
+              <w:t>データの種類</w:t>
+            </w:r>
+          </w:p>
+        </w:tc>
+        <w:tc>
+          <w:tcPr>
+            <w:tcW w:type="dxa" w:w="4320"/>
+            <w:shd w:fill="FFFFFF" w:val="clear"/>
+          </w:tcPr>
+          <w:p>
+            <w:r>
+              <w:rPr>
+                <w:rFonts w:ascii="Calibri" w:hAnsi="Calibri"/>
+                <w:sz w:val="18"/>
+              </w:rPr>
+              <w:t>（個人情報 / 仮名加工 / 匿名加工）</w:t>
+            </w:r>
+          </w:p>
+        </w:tc>
+      </w:tr>
+      <w:tr>
+        <w:tc>
+          <w:tcPr>
+            <w:tcW w:type="dxa" w:w="4320"/>
+            <w:shd w:fill="E8F0F0" w:val="clear"/>
+          </w:tcPr>
+          <w:p>
+            <w:r>
+              <w:rPr>
+                <w:rFonts w:ascii="Calibri" w:hAnsi="Calibri"/>
+                <w:sz w:val="18"/>
+              </w:rPr>
+              <w:t>同意の方法</w:t>
+            </w:r>
+          </w:p>
+        </w:tc>
+        <w:tc>
+          <w:tcPr>
+            <w:tcW w:type="dxa" w:w="4320"/>
+            <w:shd w:fill="E8F0F0" w:val="clear"/>
+          </w:tcPr>
+          <w:p>
+            <w:r>
+              <w:rPr>
+                <w:rFonts w:ascii="Calibri" w:hAnsi="Calibri"/>
+                <w:sz w:val="18"/>
+              </w:rPr>
+              <w:t>（IC / オプトアウト / 不要）</w:t>
+            </w:r>
+          </w:p>
+        </w:tc>
+      </w:tr>
+      <w:tr>
+        <w:tc>
+          <w:tcPr>
+            <w:tcW w:type="dxa" w:w="4320"/>
+            <w:shd w:fill="FFFFFF" w:val="clear"/>
+          </w:tcPr>
+          <w:p>
+            <w:r>
+              <w:rPr>
+                <w:rFonts w:ascii="Calibri" w:hAnsi="Calibri"/>
+                <w:sz w:val="18"/>
+              </w:rPr>
+              <w:t>改正で変わるポイント</w:t>
+            </w:r>
+          </w:p>
+        </w:tc>
+        <w:tc>
+          <w:tcPr>
+            <w:tcW w:type="dxa" w:w="4320"/>
+            <w:shd w:fill="FFFFFF" w:val="clear"/>
+          </w:tcPr>
+          <w:p>
+            <w:r>
+              <w:rPr>
+                <w:rFonts w:ascii="Calibri" w:hAnsi="Calibri"/>
+                <w:sz w:val="18"/>
+              </w:rPr>
+            </w:r>
+          </w:p>
+        </w:tc>
+      </w:tr>
+      <w:tr>
+        <w:tc>
+          <w:tcPr>
+            <w:tcW w:type="dxa" w:w="4320"/>
+            <w:shd w:fill="E8F0F0" w:val="clear"/>
+          </w:tcPr>
+          <w:p>
+            <w:r>
+              <w:rPr>
+                <w:rFonts w:ascii="Calibri" w:hAnsi="Calibri"/>
+                <w:sz w:val="18"/>
+              </w:rPr>
+              <w:t>倫理審査の要否</w:t>
+            </w:r>
+          </w:p>
+        </w:tc>
+        <w:tc>
+          <w:tcPr>
+            <w:tcW w:type="dxa" w:w="4320"/>
+            <w:shd w:fill="E8F0F0" w:val="clear"/>
+          </w:tcPr>
+          <w:p>
+            <w:r>
+              <w:rPr>
+                <w:rFonts w:ascii="Calibri" w:hAnsi="Calibri"/>
+                <w:sz w:val="18"/>
+              </w:rPr>
+            </w:r>
+          </w:p>
+        </w:tc>
+      </w:tr>
+    </w:tbl>
+    <w:p/>
+    <w:p>
+      <w:pPr>
+        <w:pStyle w:val="Heading1"/>
+      </w:pPr>
+      <w:r>
+        <w:t>Part 2: タイムライン + 声かけセリフ</w:t>
+      </w:r>
+    </w:p>
+    <w:tbl>
+      <w:tblPr>
+        <w:tblStyle w:val="TableGrid"/>
+        <w:tblW w:type="auto" w:w="0"/>
+        <w:jc w:val="center"/>
+        <w:tblLook w:firstColumn="1" w:firstRow="1" w:lastColumn="0" w:lastRow="0" w:noHBand="0" w:noVBand="1" w:val="04A0"/>
+      </w:tblPr>
+      <w:tblGrid>
+        <w:gridCol w:w="1417"/>
+        <w:gridCol w:w="1701"/>
+        <w:gridCol w:w="5953"/>
+      </w:tblGrid>
+      <w:tr>
+        <w:tc>
+          <w:tcPr>
+            <w:tcW w:type="dxa" w:w="2880"/>
             <w:shd w:fill="0D2B3E" w:val="clear"/>
           </w:tcPr>
           <w:p>
@@ -122,24 +1541,7 @@
         </w:tc>
         <w:tc>
           <w:tcPr>
-            <w:tcW w:type="dxa" w:w="2160"/>
-            <w:shd w:fill="0D2B3E" w:val="clear"/>
-          </w:tcPr>
-          <w:p>
-            <w:r>
-              <w:rPr>
-                <w:rFonts w:ascii="Calibri" w:hAnsi="Calibri"/>
-                <w:b/>
-                <w:color w:val="FFFFFF"/>
-                <w:sz w:val="18"/>
-              </w:rPr>
-              <w:t>内容</w:t>
-            </w:r>
-          </w:p>
-        </w:tc>
-        <w:tc>
-          <w:tcPr>
-            <w:tcW w:type="dxa" w:w="2160"/>
+            <w:tcW w:type="dxa" w:w="2880"/>
             <w:shd w:fill="0D2B3E" w:val="clear"/>
           </w:tcPr>
           <w:p>
@@ -156,7 +1558,7 @@
         </w:tc>
         <w:tc>
           <w:tcPr>
-            <w:tcW w:type="dxa" w:w="2160"/>
+            <w:tcW w:type="dxa" w:w="2880"/>
             <w:shd w:fill="0D2B3E" w:val="clear"/>
           </w:tcPr>
           <w:p>
@@ -175,7 +1577,7 @@
       <w:tr>
         <w:tc>
           <w:tcPr>
-            <w:tcW w:type="dxa" w:w="2160"/>
+            <w:tcW w:type="dxa" w:w="2880"/>
             <w:shd w:fill="E8F0F0" w:val="clear"/>
           </w:tcPr>
           <w:p>
@@ -184,13 +1586,13 @@
                 <w:rFonts w:ascii="Calibri" w:hAnsi="Calibri"/>
                 <w:sz w:val="18"/>
               </w:rPr>
-              <w:t>0:00-2:00</w:t>
+              <w:t>0-2分</w:t>
             </w:r>
           </w:p>
         </w:tc>
         <w:tc>
           <w:tcPr>
-            <w:tcW w:type="dxa" w:w="2160"/>
+            <w:tcW w:type="dxa" w:w="2880"/>
             <w:shd w:fill="E8F0F0" w:val="clear"/>
           </w:tcPr>
           <w:p>
@@ -199,13 +1601,13 @@
                 <w:rFonts w:ascii="Calibri" w:hAnsi="Calibri"/>
                 <w:sz w:val="18"/>
               </w:rPr>
-              <w:t>注意喚起</w:t>
+              <w:t>S1 フック</w:t>
             </w:r>
           </w:p>
         </w:tc>
         <w:tc>
           <w:tcPr>
-            <w:tcW w:type="dxa" w:w="2160"/>
+            <w:tcW w:type="dxa" w:w="2880"/>
             <w:shd w:fill="E8F0F0" w:val="clear"/>
           </w:tcPr>
           <w:p>
@@ -214,13 +1616,62 @@
                 <w:rFonts w:ascii="Calibri" w:hAnsi="Calibri"/>
                 <w:sz w:val="18"/>
               </w:rPr>
-              <w:t>Slide 1</w:t>
+              <w:t>「研究倫理指針が変わります。今書いている計画書、そのまま通りますか？」</w:t>
+            </w:r>
+          </w:p>
+        </w:tc>
+      </w:tr>
+      <w:tr>
+        <w:tc>
+          <w:tcPr>
+            <w:tcW w:type="dxa" w:w="2880"/>
+            <w:shd w:fill="FFFFFF" w:val="clear"/>
+          </w:tcPr>
+          <w:p>
+            <w:r>
+              <w:rPr>
+                <w:rFonts w:ascii="Calibri" w:hAnsi="Calibri"/>
+                <w:sz w:val="18"/>
+              </w:rPr>
+              <w:t>2-3分</w:t>
             </w:r>
           </w:p>
         </w:tc>
         <w:tc>
           <w:tcPr>
-            <w:tcW w:type="dxa" w:w="2160"/>
+            <w:tcW w:type="dxa" w:w="2880"/>
+            <w:shd w:fill="FFFFFF" w:val="clear"/>
+          </w:tcPr>
+          <w:p>
+            <w:r>
+              <w:rPr>
+                <w:rFonts w:ascii="Calibri" w:hAnsi="Calibri"/>
+                <w:sz w:val="18"/>
+              </w:rPr>
+              <w:t>S2 目標</w:t>
+            </w:r>
+          </w:p>
+        </w:tc>
+        <w:tc>
+          <w:tcPr>
+            <w:tcW w:type="dxa" w:w="2880"/>
+            <w:shd w:fill="FFFFFF" w:val="clear"/>
+          </w:tcPr>
+          <w:p>
+            <w:r>
+              <w:rPr>
+                <w:rFonts w:ascii="Calibri" w:hAnsi="Calibri"/>
+                <w:sz w:val="18"/>
+              </w:rPr>
+              <w:t>「15分で3つの柱を理解し、計画書を書き始められるようにします」</w:t>
+            </w:r>
+          </w:p>
+        </w:tc>
+      </w:tr>
+      <w:tr>
+        <w:tc>
+          <w:tcPr>
+            <w:tcW w:type="dxa" w:w="2880"/>
             <w:shd w:fill="E8F0F0" w:val="clear"/>
           </w:tcPr>
           <w:p>
@@ -229,7 +1680,37 @@
                 <w:rFonts w:ascii="Calibri" w:hAnsi="Calibri"/>
                 <w:sz w:val="18"/>
               </w:rPr>
-              <w:t>「来年度から研究倫理指針が変わります。3省庁合同の改正で、パブコメ終了済み。あなたの研究計画書、そのまま通りますか？」（3秒間を置く）</w:t>
+              <w:t>3-4分</w:t>
+            </w:r>
+          </w:p>
+        </w:tc>
+        <w:tc>
+          <w:tcPr>
+            <w:tcW w:type="dxa" w:w="2880"/>
+            <w:shd w:fill="E8F0F0" w:val="clear"/>
+          </w:tcPr>
+          <w:p>
+            <w:r>
+              <w:rPr>
+                <w:rFonts w:ascii="Calibri" w:hAnsi="Calibri"/>
+                <w:sz w:val="18"/>
+              </w:rPr>
+              <w:t>S3 Poll</w:t>
+            </w:r>
+          </w:p>
+        </w:tc>
+        <w:tc>
+          <w:tcPr>
+            <w:tcW w:type="dxa" w:w="2880"/>
+            <w:shd w:fill="E8F0F0" w:val="clear"/>
+          </w:tcPr>
+          <w:p>
+            <w:r>
+              <w:rPr>
+                <w:rFonts w:ascii="Calibri" w:hAnsi="Calibri"/>
+                <w:sz w:val="18"/>
+              </w:rPr>
+              <w:t>「読んだことある人？少数なら安心してください、今日のポイントは3つだけ」</w:t>
             </w:r>
           </w:p>
         </w:tc>
@@ -237,7 +1718,7 @@
       <w:tr>
         <w:tc>
           <w:tcPr>
-            <w:tcW w:type="dxa" w:w="2160"/>
+            <w:tcW w:type="dxa" w:w="2880"/>
             <w:shd w:fill="FFFFFF" w:val="clear"/>
           </w:tcPr>
           <w:p>
@@ -246,13 +1727,13 @@
                 <w:rFonts w:ascii="Calibri" w:hAnsi="Calibri"/>
                 <w:sz w:val="18"/>
               </w:rPr>
-              <w:t>2:00-3:00</w:t>
+              <w:t>4-7分</w:t>
             </w:r>
           </w:p>
         </w:tc>
         <w:tc>
           <w:tcPr>
-            <w:tcW w:type="dxa" w:w="2160"/>
+            <w:tcW w:type="dxa" w:w="2880"/>
             <w:shd w:fill="FFFFFF" w:val="clear"/>
           </w:tcPr>
           <w:p>
@@ -261,13 +1742,13 @@
                 <w:rFonts w:ascii="Calibri" w:hAnsi="Calibri"/>
                 <w:sz w:val="18"/>
               </w:rPr>
-              <w:t>学習目標</w:t>
+              <w:t>S4 3つの柱</w:t>
             </w:r>
           </w:p>
         </w:tc>
         <w:tc>
           <w:tcPr>
-            <w:tcW w:type="dxa" w:w="2160"/>
+            <w:tcW w:type="dxa" w:w="2880"/>
             <w:shd w:fill="FFFFFF" w:val="clear"/>
           </w:tcPr>
           <w:p>
@@ -276,13 +1757,62 @@
                 <w:rFonts w:ascii="Calibri" w:hAnsi="Calibri"/>
                 <w:sz w:val="18"/>
               </w:rPr>
-              <w:t>Slide 2</w:t>
+              <w:t>「同意の簡素化、仮名加工情報の活用拡大、包括同意のルール明確化」</w:t>
+            </w:r>
+          </w:p>
+        </w:tc>
+      </w:tr>
+      <w:tr>
+        <w:tc>
+          <w:tcPr>
+            <w:tcW w:type="dxa" w:w="2880"/>
+            <w:shd w:fill="E8F0F0" w:val="clear"/>
+          </w:tcPr>
+          <w:p>
+            <w:r>
+              <w:rPr>
+                <w:rFonts w:ascii="Calibri" w:hAnsi="Calibri"/>
+                <w:sz w:val="18"/>
+              </w:rPr>
+              <w:t>7-9分</w:t>
             </w:r>
           </w:p>
         </w:tc>
         <w:tc>
           <w:tcPr>
-            <w:tcW w:type="dxa" w:w="2160"/>
+            <w:tcW w:type="dxa" w:w="2880"/>
+            <w:shd w:fill="E8F0F0" w:val="clear"/>
+          </w:tcPr>
+          <w:p>
+            <w:r>
+              <w:rPr>
+                <w:rFonts w:ascii="Calibri" w:hAnsi="Calibri"/>
+                <w:sz w:val="18"/>
+              </w:rPr>
+              <w:t>S5 フロー</w:t>
+            </w:r>
+          </w:p>
+        </w:tc>
+        <w:tc>
+          <w:tcPr>
+            <w:tcW w:type="dxa" w:w="2880"/>
+            <w:shd w:fill="E8F0F0" w:val="clear"/>
+          </w:tcPr>
+          <w:p>
+            <w:r>
+              <w:rPr>
+                <w:rFonts w:ascii="Calibri" w:hAnsi="Calibri"/>
+                <w:sz w:val="18"/>
+              </w:rPr>
+              <w:t>「あなたの研究はどのルート？既存データならオプトアウトが基本です」</w:t>
+            </w:r>
+          </w:p>
+        </w:tc>
+      </w:tr>
+      <w:tr>
+        <w:tc>
+          <w:tcPr>
+            <w:tcW w:type="dxa" w:w="2880"/>
             <w:shd w:fill="FFFFFF" w:val="clear"/>
           </w:tcPr>
           <w:p>
@@ -291,7 +1821,37 @@
                 <w:rFonts w:ascii="Calibri" w:hAnsi="Calibri"/>
                 <w:sz w:val="18"/>
               </w:rPr>
-              <w:t>「今日は15分で3つのことができるようになります」（さらっと読み上げ）</w:t>
+              <w:t>9-13分</w:t>
+            </w:r>
+          </w:p>
+        </w:tc>
+        <w:tc>
+          <w:tcPr>
+            <w:tcW w:type="dxa" w:w="2880"/>
+            <w:shd w:fill="FFFFFF" w:val="clear"/>
+          </w:tcPr>
+          <w:p>
+            <w:r>
+              <w:rPr>
+                <w:rFonts w:ascii="Calibri" w:hAnsi="Calibri"/>
+                <w:sz w:val="18"/>
+              </w:rPr>
+              <w:t>S6-7 ワーク</w:t>
+            </w:r>
+          </w:p>
+        </w:tc>
+        <w:tc>
+          <w:tcPr>
+            <w:tcW w:type="dxa" w:w="2880"/>
+            <w:shd w:fill="FFFFFF" w:val="clear"/>
+          </w:tcPr>
+          <w:p>
+            <w:r>
+              <w:rPr>
+                <w:rFonts w:ascii="Calibri" w:hAnsi="Calibri"/>
+                <w:sz w:val="18"/>
+              </w:rPr>
+              <w:t>「シナリオを1つ選んでペアで骨子を書いてください。4分！」</w:t>
             </w:r>
           </w:p>
         </w:tc>
@@ -299,7 +1859,7 @@
       <w:tr>
         <w:tc>
           <w:tcPr>
-            <w:tcW w:type="dxa" w:w="2160"/>
+            <w:tcW w:type="dxa" w:w="2880"/>
             <w:shd w:fill="E8F0F0" w:val="clear"/>
           </w:tcPr>
           <w:p>
@@ -308,13 +1868,13 @@
                 <w:rFonts w:ascii="Calibri" w:hAnsi="Calibri"/>
                 <w:sz w:val="18"/>
               </w:rPr>
-              <w:t>3:00-4:00</w:t>
+              <w:t>13-15分</w:t>
             </w:r>
           </w:p>
         </w:tc>
         <w:tc>
           <w:tcPr>
-            <w:tcW w:type="dxa" w:w="2160"/>
+            <w:tcW w:type="dxa" w:w="2880"/>
             <w:shd w:fill="E8F0F0" w:val="clear"/>
           </w:tcPr>
           <w:p>
@@ -323,13 +1883,13 @@
                 <w:rFonts w:ascii="Calibri" w:hAnsi="Calibri"/>
                 <w:sz w:val="18"/>
               </w:rPr>
-              <w:t>前提確認</w:t>
+              <w:t>S8 持ち帰り</w:t>
             </w:r>
           </w:p>
         </w:tc>
         <w:tc>
           <w:tcPr>
-            <w:tcW w:type="dxa" w:w="2160"/>
+            <w:tcW w:type="dxa" w:w="2880"/>
             <w:shd w:fill="E8F0F0" w:val="clear"/>
           </w:tcPr>
           <w:p>
@@ -338,332 +1898,7 @@
                 <w:rFonts w:ascii="Calibri" w:hAnsi="Calibri"/>
                 <w:sz w:val="18"/>
               </w:rPr>
-              <w:t>Slide 3</w:t>
-            </w:r>
-          </w:p>
-        </w:tc>
-        <w:tc>
-          <w:tcPr>
-            <w:tcW w:type="dxa" w:w="2160"/>
-            <w:shd w:fill="E8F0F0" w:val="clear"/>
-          </w:tcPr>
-          <w:p>
-            <w:r>
-              <w:rPr>
-                <w:rFonts w:ascii="Calibri" w:hAnsi="Calibri"/>
-                <w:sz w:val="18"/>
-              </w:rPr>
-              <w:t>「まず挙手。倫理指針を読んだことがある人？」→「ICとオプトアウトの違いを説明できる人？」</w:t>
-            </w:r>
-          </w:p>
-        </w:tc>
-      </w:tr>
-      <w:tr>
-        <w:tc>
-          <w:tcPr>
-            <w:tcW w:type="dxa" w:w="2160"/>
-            <w:shd w:fill="FFFFFF" w:val="clear"/>
-          </w:tcPr>
-          <w:p>
-            <w:r>
-              <w:rPr>
-                <w:rFonts w:ascii="Calibri" w:hAnsi="Calibri"/>
-                <w:sz w:val="18"/>
-              </w:rPr>
-              <w:t>4:00-7:00</w:t>
-            </w:r>
-          </w:p>
-        </w:tc>
-        <w:tc>
-          <w:tcPr>
-            <w:tcW w:type="dxa" w:w="2160"/>
-            <w:shd w:fill="FFFFFF" w:val="clear"/>
-          </w:tcPr>
-          <w:p>
-            <w:r>
-              <w:rPr>
-                <w:rFonts w:ascii="Calibri" w:hAnsi="Calibri"/>
-                <w:sz w:val="18"/>
-              </w:rPr>
-              <w:t>3つの柱</w:t>
-            </w:r>
-          </w:p>
-        </w:tc>
-        <w:tc>
-          <w:tcPr>
-            <w:tcW w:type="dxa" w:w="2160"/>
-            <w:shd w:fill="FFFFFF" w:val="clear"/>
-          </w:tcPr>
-          <w:p>
-            <w:r>
-              <w:rPr>
-                <w:rFonts w:ascii="Calibri" w:hAnsi="Calibri"/>
-                <w:sz w:val="18"/>
-              </w:rPr>
-              <w:t>Slide 4</w:t>
-            </w:r>
-          </w:p>
-        </w:tc>
-        <w:tc>
-          <w:tcPr>
-            <w:tcW w:type="dxa" w:w="2160"/>
-            <w:shd w:fill="FFFFFF" w:val="clear"/>
-          </w:tcPr>
-          <w:p>
-            <w:r>
-              <w:rPr>
-                <w:rFonts w:ascii="Calibri" w:hAnsi="Calibri"/>
-                <w:sz w:val="18"/>
-              </w:rPr>
-              <w:t>「改正は大きく3つ。同意の簡素化、仮名加工情報の扱い、包括同意のルール化です」</w:t>
-            </w:r>
-          </w:p>
-        </w:tc>
-      </w:tr>
-      <w:tr>
-        <w:tc>
-          <w:tcPr>
-            <w:tcW w:type="dxa" w:w="2160"/>
-            <w:shd w:fill="E8F0F0" w:val="clear"/>
-          </w:tcPr>
-          <w:p>
-            <w:r>
-              <w:rPr>
-                <w:rFonts w:ascii="Calibri" w:hAnsi="Calibri"/>
-                <w:sz w:val="18"/>
-              </w:rPr>
-              <w:t>7:00-9:00</w:t>
-            </w:r>
-          </w:p>
-        </w:tc>
-        <w:tc>
-          <w:tcPr>
-            <w:tcW w:type="dxa" w:w="2160"/>
-            <w:shd w:fill="E8F0F0" w:val="clear"/>
-          </w:tcPr>
-          <w:p>
-            <w:r>
-              <w:rPr>
-                <w:rFonts w:ascii="Calibri" w:hAnsi="Calibri"/>
-                <w:sz w:val="18"/>
-              </w:rPr>
-              <w:t>同意類型整理</w:t>
-            </w:r>
-          </w:p>
-        </w:tc>
-        <w:tc>
-          <w:tcPr>
-            <w:tcW w:type="dxa" w:w="2160"/>
-            <w:shd w:fill="E8F0F0" w:val="clear"/>
-          </w:tcPr>
-          <w:p>
-            <w:r>
-              <w:rPr>
-                <w:rFonts w:ascii="Calibri" w:hAnsi="Calibri"/>
-                <w:sz w:val="18"/>
-              </w:rPr>
-              <w:t>Slide 5</w:t>
-            </w:r>
-          </w:p>
-        </w:tc>
-        <w:tc>
-          <w:tcPr>
-            <w:tcW w:type="dxa" w:w="2160"/>
-            <w:shd w:fill="E8F0F0" w:val="clear"/>
-          </w:tcPr>
-          <w:p>
-            <w:r>
-              <w:rPr>
-                <w:rFonts w:ascii="Calibri" w:hAnsi="Calibri"/>
-                <w:sz w:val="18"/>
-              </w:rPr>
-              <w:t>「同意の種類を整理します。この表が今日の一番大事な1枚です」</w:t>
-            </w:r>
-          </w:p>
-        </w:tc>
-      </w:tr>
-      <w:tr>
-        <w:tc>
-          <w:tcPr>
-            <w:tcW w:type="dxa" w:w="2160"/>
-            <w:shd w:fill="FFFFFF" w:val="clear"/>
-          </w:tcPr>
-          <w:p>
-            <w:r>
-              <w:rPr>
-                <w:rFonts w:ascii="Calibri" w:hAnsi="Calibri"/>
-                <w:sz w:val="18"/>
-              </w:rPr>
-              <w:t>9:00-13:00</w:t>
-            </w:r>
-          </w:p>
-        </w:tc>
-        <w:tc>
-          <w:tcPr>
-            <w:tcW w:type="dxa" w:w="2160"/>
-            <w:shd w:fill="FFFFFF" w:val="clear"/>
-          </w:tcPr>
-          <w:p>
-            <w:r>
-              <w:rPr>
-                <w:rFonts w:ascii="Calibri" w:hAnsi="Calibri"/>
-                <w:sz w:val="18"/>
-              </w:rPr>
-              <w:t>ミニ研究計画書ワーク</w:t>
-            </w:r>
-          </w:p>
-        </w:tc>
-        <w:tc>
-          <w:tcPr>
-            <w:tcW w:type="dxa" w:w="2160"/>
-            <w:shd w:fill="FFFFFF" w:val="clear"/>
-          </w:tcPr>
-          <w:p>
-            <w:r>
-              <w:rPr>
-                <w:rFonts w:ascii="Calibri" w:hAnsi="Calibri"/>
-                <w:sz w:val="18"/>
-              </w:rPr>
-              <w:t>Slide 6</w:t>
-            </w:r>
-          </w:p>
-        </w:tc>
-        <w:tc>
-          <w:tcPr>
-            <w:tcW w:type="dxa" w:w="2160"/>
-            <w:shd w:fill="FFFFFF" w:val="clear"/>
-          </w:tcPr>
-          <w:p>
-            <w:r>
-              <w:rPr>
-                <w:rFonts w:ascii="Calibri" w:hAnsi="Calibri"/>
-                <w:sz w:val="18"/>
-              </w:rPr>
-              <w:t>「ペアを作ってください。シナリオを1つ選んで、4分で研究計画書の骨子を書きます。スタート！」</w:t>
-            </w:r>
-          </w:p>
-        </w:tc>
-      </w:tr>
-      <w:tr>
-        <w:tc>
-          <w:tcPr>
-            <w:tcW w:type="dxa" w:w="2160"/>
-            <w:shd w:fill="E8F0F0" w:val="clear"/>
-          </w:tcPr>
-          <w:p>
-            <w:r>
-              <w:rPr>
-                <w:rFonts w:ascii="Calibri" w:hAnsi="Calibri"/>
-                <w:sz w:val="18"/>
-              </w:rPr>
-              <w:t>13:00-14:00</w:t>
-            </w:r>
-          </w:p>
-        </w:tc>
-        <w:tc>
-          <w:tcPr>
-            <w:tcW w:type="dxa" w:w="2160"/>
-            <w:shd w:fill="E8F0F0" w:val="clear"/>
-          </w:tcPr>
-          <w:p>
-            <w:r>
-              <w:rPr>
-                <w:rFonts w:ascii="Calibri" w:hAnsi="Calibri"/>
-                <w:sz w:val="18"/>
-              </w:rPr>
-              <w:t>フィードバック</w:t>
-            </w:r>
-          </w:p>
-        </w:tc>
-        <w:tc>
-          <w:tcPr>
-            <w:tcW w:type="dxa" w:w="2160"/>
-            <w:shd w:fill="E8F0F0" w:val="clear"/>
-          </w:tcPr>
-          <w:p>
-            <w:r>
-              <w:rPr>
-                <w:rFonts w:ascii="Calibri" w:hAnsi="Calibri"/>
-                <w:sz w:val="18"/>
-              </w:rPr>
-              <w:t>Slide 7</w:t>
-            </w:r>
-          </w:p>
-        </w:tc>
-        <w:tc>
-          <w:tcPr>
-            <w:tcW w:type="dxa" w:w="2160"/>
-            <w:shd w:fill="E8F0F0" w:val="clear"/>
-          </w:tcPr>
-          <w:p>
-            <w:r>
-              <w:rPr>
-                <w:rFonts w:ascii="Calibri" w:hAnsi="Calibri"/>
-                <w:sz w:val="18"/>
-              </w:rPr>
-              <w:t>「では答え合わせです」→シナリオ別ポイントを読み上げ</w:t>
-            </w:r>
-          </w:p>
-        </w:tc>
-      </w:tr>
-      <w:tr>
-        <w:tc>
-          <w:tcPr>
-            <w:tcW w:type="dxa" w:w="2160"/>
-            <w:shd w:fill="FFFFFF" w:val="clear"/>
-          </w:tcPr>
-          <w:p>
-            <w:r>
-              <w:rPr>
-                <w:rFonts w:ascii="Calibri" w:hAnsi="Calibri"/>
-                <w:sz w:val="18"/>
-              </w:rPr>
-              <w:t>14:00-15:00</w:t>
-            </w:r>
-          </w:p>
-        </w:tc>
-        <w:tc>
-          <w:tcPr>
-            <w:tcW w:type="dxa" w:w="2160"/>
-            <w:shd w:fill="FFFFFF" w:val="clear"/>
-          </w:tcPr>
-          <w:p>
-            <w:r>
-              <w:rPr>
-                <w:rFonts w:ascii="Calibri" w:hAnsi="Calibri"/>
-                <w:sz w:val="18"/>
-              </w:rPr>
-              <w:t>持ち帰り</w:t>
-            </w:r>
-          </w:p>
-        </w:tc>
-        <w:tc>
-          <w:tcPr>
-            <w:tcW w:type="dxa" w:w="2160"/>
-            <w:shd w:fill="FFFFFF" w:val="clear"/>
-          </w:tcPr>
-          <w:p>
-            <w:r>
-              <w:rPr>
-                <w:rFonts w:ascii="Calibri" w:hAnsi="Calibri"/>
-                <w:sz w:val="18"/>
-              </w:rPr>
-              <w:t>Slide 8</w:t>
-            </w:r>
-          </w:p>
-        </w:tc>
-        <w:tc>
-          <w:tcPr>
-            <w:tcW w:type="dxa" w:w="2160"/>
-            <w:shd w:fill="FFFFFF" w:val="clear"/>
-          </w:tcPr>
-          <w:p>
-            <w:r>
-              <w:rPr>
-                <w:rFonts w:ascii="Calibri" w:hAnsi="Calibri"/>
-                <w:sz w:val="18"/>
-              </w:rPr>
-              <w:t>「3つの変更を確認。1つだけアクションを選んでください。今のうちに準備を始めましょう」</w:t>
+              <w:t>「3つの変更と3つのアクション。まず今の研究の同意手続きを確認しよう」</w:t>
             </w:r>
           </w:p>
         </w:tc>
@@ -686,8 +1921,8 @@
         <w:tblLook w:firstColumn="1" w:firstRow="1" w:lastColumn="0" w:lastRow="0" w:noHBand="0" w:noVBand="1" w:val="04A0"/>
       </w:tblPr>
       <w:tblGrid>
-        <w:gridCol w:w="4320"/>
-        <w:gridCol w:w="4320"/>
+        <w:gridCol w:w="3118"/>
+        <w:gridCol w:w="5953"/>
       </w:tblGrid>
       <w:tr>
         <w:tc>
@@ -737,7 +1972,7 @@
                 <w:rFonts w:ascii="Calibri" w:hAnsi="Calibri"/>
                 <w:sz w:val="18"/>
               </w:rPr>
-              <w:t>「改正はまだ確定してないのでは？」</w:t>
+              <w:t>「改正の施行日はいつ？」</w:t>
             </w:r>
           </w:p>
         </w:tc>
@@ -752,7 +1987,7 @@
                 <w:rFonts w:ascii="Calibri" w:hAnsi="Calibri"/>
                 <w:sz w:val="18"/>
               </w:rPr>
-              <w:t>「パブコメ終了後の確定待ち。方向性は固まっており、今から準備して損はありません」</w:t>
+              <w:t>「2026年度中の予定。確定版の告示を待ちましょう」</w:t>
             </w:r>
           </w:p>
         </w:tc>
@@ -769,7 +2004,7 @@
                 <w:rFonts w:ascii="Calibri" w:hAnsi="Calibri"/>
                 <w:sz w:val="18"/>
               </w:rPr>
-              <w:t>「うちの施設ではどうなるのか」</w:t>
+              <w:t>「うちのIRBはどう変わる？」</w:t>
             </w:r>
           </w:p>
         </w:tc>
@@ -784,7 +2019,7 @@
                 <w:rFonts w:ascii="Calibri" w:hAnsi="Calibri"/>
                 <w:sz w:val="18"/>
               </w:rPr>
-              <w:t>「施設ごとの対応は倫理審査委員会の事務局に確認を。今日は判断の枠組みを持ち帰る場です」</w:t>
+              <w:t>「倫理審査委員会に問い合わせを。今月中がおすすめ」</w:t>
             </w:r>
           </w:p>
         </w:tc>
@@ -801,7 +2036,7 @@
                 <w:rFonts w:ascii="Calibri" w:hAnsi="Calibri"/>
                 <w:sz w:val="18"/>
               </w:rPr>
-              <w:t>ワークの時間が足りない</w:t>
+              <w:t>「オプトアウトの具体的手順は？」</w:t>
             </w:r>
           </w:p>
         </w:tc>
@@ -816,7 +2051,7 @@
                 <w:rFonts w:ascii="Calibri" w:hAnsi="Calibri"/>
                 <w:sz w:val="18"/>
               </w:rPr>
-              <w:t>シナリオを1つに絞る。「全員シナリオAでやりましょう」と指定</w:t>
+              <w:t>「研究情報を院内掲示+ウェブ公開し、拒否の連絡先を明示。詳細は指針を参照」</w:t>
             </w:r>
           </w:p>
         </w:tc>
@@ -833,7 +2068,7 @@
                 <w:rFonts w:ascii="Calibri" w:hAnsi="Calibri"/>
                 <w:sz w:val="18"/>
               </w:rPr>
-              <w:t>ワークで「分からない」が多い</w:t>
+              <w:t>時間が余った</w:t>
             </w:r>
           </w:p>
         </w:tc>
@@ -848,7 +2083,7 @@
                 <w:rFonts w:ascii="Calibri" w:hAnsi="Calibri"/>
                 <w:sz w:val="18"/>
               </w:rPr>
-              <w:t>Slide 5のフローチャートを指さして「ここに当てはめてみてください」と誘導</w:t>
+              <w:t>「あなたの研究で一番影響を受ける変更は？」で追加ディスカッション</w:t>
             </w:r>
           </w:p>
         </w:tc>
@@ -865,7 +2100,7 @@
                 <w:rFonts w:ascii="Calibri" w:hAnsi="Calibri"/>
                 <w:sz w:val="18"/>
               </w:rPr>
-              <w:t>指導医から詳細な法的質問</w:t>
+              <w:t>時間が足りない</w:t>
             </w:r>
           </w:p>
         </w:tc>
@@ -880,320 +2115,7 @@
                 <w:rFonts w:ascii="Calibri" w:hAnsi="Calibri"/>
                 <w:sz w:val="18"/>
               </w:rPr>
-              <w:t>「素晴らしい質問です。合同会議資料に詳細があります」→深入りしない</w:t>
-            </w:r>
-          </w:p>
-        </w:tc>
-      </w:tr>
-      <w:tr>
-        <w:tc>
-          <w:tcPr>
-            <w:tcW w:type="dxa" w:w="4320"/>
-            <w:shd w:fill="FFFFFF" w:val="clear"/>
-          </w:tcPr>
-          <w:p>
-            <w:r>
-              <w:rPr>
-                <w:rFonts w:ascii="Calibri" w:hAnsi="Calibri"/>
-                <w:sz w:val="18"/>
-              </w:rPr>
-              <w:t>時間が3分余った</w:t>
-            </w:r>
-          </w:p>
-        </w:tc>
-        <w:tc>
-          <w:tcPr>
-            <w:tcW w:type="dxa" w:w="4320"/>
-            <w:shd w:fill="FFFFFF" w:val="clear"/>
-          </w:tcPr>
-          <w:p>
-            <w:r>
-              <w:rPr>
-                <w:rFonts w:ascii="Calibri" w:hAnsi="Calibri"/>
-                <w:sz w:val="18"/>
-              </w:rPr>
-              <w:t>「自分が今関わっている研究で改正の影響を受ける部分を1つ挙げてください」と追加ディスカッション</w:t>
-            </w:r>
-          </w:p>
-        </w:tc>
-      </w:tr>
-      <w:tr>
-        <w:tc>
-          <w:tcPr>
-            <w:tcW w:type="dxa" w:w="4320"/>
-            <w:shd w:fill="E8F0F0" w:val="clear"/>
-          </w:tcPr>
-          <w:p>
-            <w:r>
-              <w:rPr>
-                <w:rFonts w:ascii="Calibri" w:hAnsi="Calibri"/>
-                <w:sz w:val="18"/>
-              </w:rPr>
-              <w:t>時間が3分足りない</w:t>
-            </w:r>
-          </w:p>
-        </w:tc>
-        <w:tc>
-          <w:tcPr>
-            <w:tcW w:type="dxa" w:w="4320"/>
-            <w:shd w:fill="E8F0F0" w:val="clear"/>
-          </w:tcPr>
-          <w:p>
-            <w:r>
-              <w:rPr>
-                <w:rFonts w:ascii="Calibri" w:hAnsi="Calibri"/>
-                <w:sz w:val="18"/>
-              </w:rPr>
-              <w:t>Slide 3（前提確認）を省略、Slide 7を「答えは配布資料参照」に短縮</w:t>
-            </w:r>
-          </w:p>
-        </w:tc>
-      </w:tr>
-    </w:tbl>
-    <w:p/>
-    <w:p>
-      <w:pPr>
-        <w:pStyle w:val="Heading2"/>
-      </w:pPr>
-      <w:r>
-        <w:t>セクション間のブリッジフレーズ</w:t>
-      </w:r>
-    </w:p>
-    <w:tbl>
-      <w:tblPr>
-        <w:tblStyle w:val="TableGrid"/>
-        <w:tblW w:type="auto" w:w="0"/>
-        <w:jc w:val="center"/>
-        <w:tblLook w:firstColumn="1" w:firstRow="1" w:lastColumn="0" w:lastRow="0" w:noHBand="0" w:noVBand="1" w:val="04A0"/>
-      </w:tblPr>
-      <w:tblGrid>
-        <w:gridCol w:w="4320"/>
-        <w:gridCol w:w="4320"/>
-      </w:tblGrid>
-      <w:tr>
-        <w:tc>
-          <w:tcPr>
-            <w:tcW w:type="dxa" w:w="4320"/>
-            <w:shd w:fill="0D2B3E" w:val="clear"/>
-          </w:tcPr>
-          <w:p>
-            <w:r>
-              <w:rPr>
-                <w:rFonts w:ascii="Calibri" w:hAnsi="Calibri"/>
-                <w:b/>
-                <w:color w:val="FFFFFF"/>
-                <w:sz w:val="18"/>
-              </w:rPr>
-              <w:t>移行場面</w:t>
-            </w:r>
-          </w:p>
-        </w:tc>
-        <w:tc>
-          <w:tcPr>
-            <w:tcW w:type="dxa" w:w="4320"/>
-            <w:shd w:fill="0D2B3E" w:val="clear"/>
-          </w:tcPr>
-          <w:p>
-            <w:r>
-              <w:rPr>
-                <w:rFonts w:ascii="Calibri" w:hAnsi="Calibri"/>
-                <w:b/>
-                <w:color w:val="FFFFFF"/>
-                <w:sz w:val="18"/>
-              </w:rPr>
-              <w:t>フレーズ</w:t>
-            </w:r>
-          </w:p>
-        </w:tc>
-      </w:tr>
-      <w:tr>
-        <w:tc>
-          <w:tcPr>
-            <w:tcW w:type="dxa" w:w="4320"/>
-            <w:shd w:fill="E8F0F0" w:val="clear"/>
-          </w:tcPr>
-          <w:p>
-            <w:r>
-              <w:rPr>
-                <w:rFonts w:ascii="Calibri" w:hAnsi="Calibri"/>
-                <w:sz w:val="18"/>
-              </w:rPr>
-              <w:t>導入 → 前提確認</w:t>
-            </w:r>
-          </w:p>
-        </w:tc>
-        <w:tc>
-          <w:tcPr>
-            <w:tcW w:type="dxa" w:w="4320"/>
-            <w:shd w:fill="E8F0F0" w:val="clear"/>
-          </w:tcPr>
-          <w:p>
-            <w:r>
-              <w:rPr>
-                <w:rFonts w:ascii="Calibri" w:hAnsi="Calibri"/>
-                <w:sz w:val="18"/>
-              </w:rPr>
-              <w:t>「まず、今の知識を確認しましょう」</w:t>
-            </w:r>
-          </w:p>
-        </w:tc>
-      </w:tr>
-      <w:tr>
-        <w:tc>
-          <w:tcPr>
-            <w:tcW w:type="dxa" w:w="4320"/>
-            <w:shd w:fill="FFFFFF" w:val="clear"/>
-          </w:tcPr>
-          <w:p>
-            <w:r>
-              <w:rPr>
-                <w:rFonts w:ascii="Calibri" w:hAnsi="Calibri"/>
-                <w:sz w:val="18"/>
-              </w:rPr>
-              <w:t>前提確認 → 3つの柱</w:t>
-            </w:r>
-          </w:p>
-        </w:tc>
-        <w:tc>
-          <w:tcPr>
-            <w:tcW w:type="dxa" w:w="4320"/>
-            <w:shd w:fill="FFFFFF" w:val="clear"/>
-          </w:tcPr>
-          <w:p>
-            <w:r>
-              <w:rPr>
-                <w:rFonts w:ascii="Calibri" w:hAnsi="Calibri"/>
-                <w:sz w:val="18"/>
-              </w:rPr>
-              <w:t>「では、具体的に何が変わるか見ていきます」</w:t>
-            </w:r>
-          </w:p>
-        </w:tc>
-      </w:tr>
-      <w:tr>
-        <w:tc>
-          <w:tcPr>
-            <w:tcW w:type="dxa" w:w="4320"/>
-            <w:shd w:fill="E8F0F0" w:val="clear"/>
-          </w:tcPr>
-          <w:p>
-            <w:r>
-              <w:rPr>
-                <w:rFonts w:ascii="Calibri" w:hAnsi="Calibri"/>
-                <w:sz w:val="18"/>
-              </w:rPr>
-              <w:t>3つの柱 → 同意類型</w:t>
-            </w:r>
-          </w:p>
-        </w:tc>
-        <w:tc>
-          <w:tcPr>
-            <w:tcW w:type="dxa" w:w="4320"/>
-            <w:shd w:fill="E8F0F0" w:val="clear"/>
-          </w:tcPr>
-          <w:p>
-            <w:r>
-              <w:rPr>
-                <w:rFonts w:ascii="Calibri" w:hAnsi="Calibri"/>
-                <w:sz w:val="18"/>
-              </w:rPr>
-              <w:t>「3つの柱を踏まえて、同意の種類を1枚で整理します」</w:t>
-            </w:r>
-          </w:p>
-        </w:tc>
-      </w:tr>
-      <w:tr>
-        <w:tc>
-          <w:tcPr>
-            <w:tcW w:type="dxa" w:w="4320"/>
-            <w:shd w:fill="FFFFFF" w:val="clear"/>
-          </w:tcPr>
-          <w:p>
-            <w:r>
-              <w:rPr>
-                <w:rFonts w:ascii="Calibri" w:hAnsi="Calibri"/>
-                <w:sz w:val="18"/>
-              </w:rPr>
-              <w:t>同意類型 → ワーク</w:t>
-            </w:r>
-          </w:p>
-        </w:tc>
-        <w:tc>
-          <w:tcPr>
-            <w:tcW w:type="dxa" w:w="4320"/>
-            <w:shd w:fill="FFFFFF" w:val="clear"/>
-          </w:tcPr>
-          <w:p>
-            <w:r>
-              <w:rPr>
-                <w:rFonts w:ascii="Calibri" w:hAnsi="Calibri"/>
-                <w:sz w:val="18"/>
-              </w:rPr>
-              <w:t>「理解できましたね。では、実際に使ってみましょう」</w:t>
-            </w:r>
-          </w:p>
-        </w:tc>
-      </w:tr>
-      <w:tr>
-        <w:tc>
-          <w:tcPr>
-            <w:tcW w:type="dxa" w:w="4320"/>
-            <w:shd w:fill="E8F0F0" w:val="clear"/>
-          </w:tcPr>
-          <w:p>
-            <w:r>
-              <w:rPr>
-                <w:rFonts w:ascii="Calibri" w:hAnsi="Calibri"/>
-                <w:sz w:val="18"/>
-              </w:rPr>
-              <w:t>ワーク → フィードバック</w:t>
-            </w:r>
-          </w:p>
-        </w:tc>
-        <w:tc>
-          <w:tcPr>
-            <w:tcW w:type="dxa" w:w="4320"/>
-            <w:shd w:fill="E8F0F0" w:val="clear"/>
-          </w:tcPr>
-          <w:p>
-            <w:r>
-              <w:rPr>
-                <w:rFonts w:ascii="Calibri" w:hAnsi="Calibri"/>
-                <w:sz w:val="18"/>
-              </w:rPr>
-              <w:t>「どうでしたか？では答え合わせです」</w:t>
-            </w:r>
-          </w:p>
-        </w:tc>
-      </w:tr>
-      <w:tr>
-        <w:tc>
-          <w:tcPr>
-            <w:tcW w:type="dxa" w:w="4320"/>
-            <w:shd w:fill="FFFFFF" w:val="clear"/>
-          </w:tcPr>
-          <w:p>
-            <w:r>
-              <w:rPr>
-                <w:rFonts w:ascii="Calibri" w:hAnsi="Calibri"/>
-                <w:sz w:val="18"/>
-              </w:rPr>
-              <w:t>フィードバック → 持ち帰り</w:t>
-            </w:r>
-          </w:p>
-        </w:tc>
-        <w:tc>
-          <w:tcPr>
-            <w:tcW w:type="dxa" w:w="4320"/>
-            <w:shd w:fill="FFFFFF" w:val="clear"/>
-          </w:tcPr>
-          <w:p>
-            <w:r>
-              <w:rPr>
-                <w:rFonts w:ascii="Calibri" w:hAnsi="Calibri"/>
-                <w:sz w:val="18"/>
-              </w:rPr>
-              <w:t>「最後に、明日からのアクションを決めて終わりましょう」</w:t>
+              <w:t>S6-7のワークを「宿題」にし、S5のフローチャートで止める</w:t>
             </w:r>
           </w:p>
         </w:tc>
@@ -1205,7 +2127,7 @@
         <w:pStyle w:val="Heading1"/>
       </w:pPr>
       <w:r>
-        <w:t>Part 2: チートシート詳細資料</w:t>
+        <w:t>Part 3: 参考文献</w:t>
       </w:r>
     </w:p>
     <w:p>
@@ -1213,2581 +2135,7 @@
         <w:pStyle w:val="Heading2"/>
       </w:pPr>
       <w:r>
-        <w:t>A. 改正前後の変更点比較表</w:t>
-      </w:r>
-    </w:p>
-    <w:tbl>
-      <w:tblPr>
-        <w:tblStyle w:val="TableGrid"/>
-        <w:tblW w:type="auto" w:w="0"/>
-        <w:jc w:val="center"/>
-        <w:tblLook w:firstColumn="1" w:firstRow="1" w:lastColumn="0" w:lastRow="0" w:noHBand="0" w:noVBand="1" w:val="04A0"/>
-      </w:tblPr>
-      <w:tblGrid>
-        <w:gridCol w:w="1089"/>
-        <w:gridCol w:w="2068"/>
-        <w:gridCol w:w="3737"/>
-        <w:gridCol w:w="2177"/>
-      </w:tblGrid>
-      <w:tr>
-        <w:tc>
-          <w:tcPr>
-            <w:tcW w:type="dxa" w:w="2160"/>
-            <w:shd w:fill="0D2B3E" w:val="clear"/>
-          </w:tcPr>
-          <w:p>
-            <w:r>
-              <w:rPr>
-                <w:rFonts w:ascii="Calibri" w:hAnsi="Calibri"/>
-                <w:b/>
-                <w:color w:val="FFFFFF"/>
-                <w:sz w:val="18"/>
-              </w:rPr>
-              <w:t>項目</w:t>
-            </w:r>
-          </w:p>
-        </w:tc>
-        <w:tc>
-          <w:tcPr>
-            <w:tcW w:type="dxa" w:w="2160"/>
-            <w:shd w:fill="0D2B3E" w:val="clear"/>
-          </w:tcPr>
-          <w:p>
-            <w:r>
-              <w:rPr>
-                <w:rFonts w:ascii="Calibri" w:hAnsi="Calibri"/>
-                <w:b/>
-                <w:color w:val="FFFFFF"/>
-                <w:sz w:val="18"/>
-              </w:rPr>
-              <w:t>改正前（現行指針）</w:t>
-            </w:r>
-          </w:p>
-        </w:tc>
-        <w:tc>
-          <w:tcPr>
-            <w:tcW w:type="dxa" w:w="2160"/>
-            <w:shd w:fill="0D2B3E" w:val="clear"/>
-          </w:tcPr>
-          <w:p>
-            <w:r>
-              <w:rPr>
-                <w:rFonts w:ascii="Calibri" w:hAnsi="Calibri"/>
-                <w:b/>
-                <w:color w:val="FFFFFF"/>
-                <w:sz w:val="18"/>
-              </w:rPr>
-              <w:t>改正後（新指針）</w:t>
-            </w:r>
-          </w:p>
-        </w:tc>
-        <w:tc>
-          <w:tcPr>
-            <w:tcW w:type="dxa" w:w="2160"/>
-            <w:shd w:fill="0D2B3E" w:val="clear"/>
-          </w:tcPr>
-          <w:p>
-            <w:r>
-              <w:rPr>
-                <w:rFonts w:ascii="Calibri" w:hAnsi="Calibri"/>
-                <w:b/>
-                <w:color w:val="FFFFFF"/>
-                <w:sz w:val="18"/>
-              </w:rPr>
-              <w:t>実務への影響</w:t>
-            </w:r>
-          </w:p>
-        </w:tc>
-      </w:tr>
-      <w:tr>
-        <w:tc>
-          <w:tcPr>
-            <w:tcW w:type="dxa" w:w="2160"/>
-            <w:shd w:fill="E8F0F0" w:val="clear"/>
-          </w:tcPr>
-          <w:p>
-            <w:r>
-              <w:rPr>
-                <w:rFonts w:ascii="Calibri" w:hAnsi="Calibri"/>
-                <w:sz w:val="18"/>
-              </w:rPr>
-              <w:t>同意手続きの構造</w:t>
-            </w:r>
-          </w:p>
-        </w:tc>
-        <w:tc>
-          <w:tcPr>
-            <w:tcW w:type="dxa" w:w="2160"/>
-            <w:shd w:fill="E8F0F0" w:val="clear"/>
-          </w:tcPr>
-          <w:p>
-            <w:r>
-              <w:rPr>
-                <w:rFonts w:ascii="Calibri" w:hAnsi="Calibri"/>
-                <w:sz w:val="18"/>
-              </w:rPr>
-              <w:t>複数の同意類型が場面ごとに分岐し複雑</w:t>
-            </w:r>
-          </w:p>
-        </w:tc>
-        <w:tc>
-          <w:tcPr>
-            <w:tcW w:type="dxa" w:w="2160"/>
-            <w:shd w:fill="E8F0F0" w:val="clear"/>
-          </w:tcPr>
-          <w:p>
-            <w:r>
-              <w:rPr>
-                <w:rFonts w:ascii="Calibri" w:hAnsi="Calibri"/>
-                <w:sz w:val="18"/>
-              </w:rPr>
-              <w:t>ICとオプトアウトの二元化で簡素化</w:t>
-            </w:r>
-          </w:p>
-        </w:tc>
-        <w:tc>
-          <w:tcPr>
-            <w:tcW w:type="dxa" w:w="2160"/>
-            <w:shd w:fill="E8F0F0" w:val="clear"/>
-          </w:tcPr>
-          <w:p>
-            <w:r>
-              <w:rPr>
-                <w:rFonts w:ascii="Calibri" w:hAnsi="Calibri"/>
-                <w:sz w:val="18"/>
-              </w:rPr>
-              <w:t>研究計画書での同意手続き記載がシンプルに</w:t>
-            </w:r>
-          </w:p>
-        </w:tc>
-      </w:tr>
-      <w:tr>
-        <w:tc>
-          <w:tcPr>
-            <w:tcW w:type="dxa" w:w="2160"/>
-            <w:shd w:fill="FFFFFF" w:val="clear"/>
-          </w:tcPr>
-          <w:p>
-            <w:r>
-              <w:rPr>
-                <w:rFonts w:ascii="Calibri" w:hAnsi="Calibri"/>
-                <w:sz w:val="18"/>
-              </w:rPr>
-              <w:t>仮名加工情報の利用</w:t>
-            </w:r>
-          </w:p>
-        </w:tc>
-        <w:tc>
-          <w:tcPr>
-            <w:tcW w:type="dxa" w:w="2160"/>
-            <w:shd w:fill="FFFFFF" w:val="clear"/>
-          </w:tcPr>
-          <w:p>
-            <w:r>
-              <w:rPr>
-                <w:rFonts w:ascii="Calibri" w:hAnsi="Calibri"/>
-                <w:sz w:val="18"/>
-              </w:rPr>
-              <w:t>場面によりICが必要</w:t>
-            </w:r>
-          </w:p>
-        </w:tc>
-        <w:tc>
-          <w:tcPr>
-            <w:tcW w:type="dxa" w:w="2160"/>
-            <w:shd w:fill="FFFFFF" w:val="clear"/>
-          </w:tcPr>
-          <w:p>
-            <w:r>
-              <w:rPr>
-                <w:rFonts w:ascii="Calibri" w:hAnsi="Calibri"/>
-                <w:sz w:val="18"/>
-              </w:rPr>
-              <w:t>自機関保有情報から作成した場合、ICは必ずしも不要（オプトアウトで可）</w:t>
-            </w:r>
-          </w:p>
-        </w:tc>
-        <w:tc>
-          <w:tcPr>
-            <w:tcW w:type="dxa" w:w="2160"/>
-            <w:shd w:fill="FFFFFF" w:val="clear"/>
-          </w:tcPr>
-          <w:p>
-            <w:r>
-              <w:rPr>
-                <w:rFonts w:ascii="Calibri" w:hAnsi="Calibri"/>
-                <w:sz w:val="18"/>
-              </w:rPr>
-              <w:t>カルテデータの後方視研究が進めやすくなる</w:t>
-            </w:r>
-          </w:p>
-        </w:tc>
-      </w:tr>
-      <w:tr>
-        <w:tc>
-          <w:tcPr>
-            <w:tcW w:type="dxa" w:w="2160"/>
-            <w:shd w:fill="E8F0F0" w:val="clear"/>
-          </w:tcPr>
-          <w:p>
-            <w:r>
-              <w:rPr>
-                <w:rFonts w:ascii="Calibri" w:hAnsi="Calibri"/>
-                <w:sz w:val="18"/>
-              </w:rPr>
-              <w:t>匿名加工情報の利用</w:t>
-            </w:r>
-          </w:p>
-        </w:tc>
-        <w:tc>
-          <w:tcPr>
-            <w:tcW w:type="dxa" w:w="2160"/>
-            <w:shd w:fill="E8F0F0" w:val="clear"/>
-          </w:tcPr>
-          <w:p>
-            <w:r>
-              <w:rPr>
-                <w:rFonts w:ascii="Calibri" w:hAnsi="Calibri"/>
-                <w:sz w:val="18"/>
-              </w:rPr>
-              <w:t>「同意取得が困難な場合」に限定</w:t>
-            </w:r>
-          </w:p>
-        </w:tc>
-        <w:tc>
-          <w:tcPr>
-            <w:tcW w:type="dxa" w:w="2160"/>
-            <w:shd w:fill="E8F0F0" w:val="clear"/>
-          </w:tcPr>
-          <w:p>
-            <w:r>
-              <w:rPr>
-                <w:rFonts w:ascii="Calibri" w:hAnsi="Calibri"/>
-                <w:sz w:val="18"/>
-              </w:rPr>
-              <w:t>制限撤廃、幅広く利用可能</w:t>
-            </w:r>
-          </w:p>
-        </w:tc>
-        <w:tc>
-          <w:tcPr>
-            <w:tcW w:type="dxa" w:w="2160"/>
-            <w:shd w:fill="E8F0F0" w:val="clear"/>
-          </w:tcPr>
-          <w:p>
-            <w:r>
-              <w:rPr>
-                <w:rFonts w:ascii="Calibri" w:hAnsi="Calibri"/>
-                <w:sz w:val="18"/>
-              </w:rPr>
-              <w:t>匿名化データの研究利用の障壁が大幅低下</w:t>
-            </w:r>
-          </w:p>
-        </w:tc>
-      </w:tr>
-      <w:tr>
-        <w:tc>
-          <w:tcPr>
-            <w:tcW w:type="dxa" w:w="2160"/>
-            <w:shd w:fill="FFFFFF" w:val="clear"/>
-          </w:tcPr>
-          <w:p>
-            <w:r>
-              <w:rPr>
-                <w:rFonts w:ascii="Calibri" w:hAnsi="Calibri"/>
-                <w:sz w:val="18"/>
-              </w:rPr>
-              <w:t>包括同意の扱い</w:t>
-            </w:r>
-          </w:p>
-        </w:tc>
-        <w:tc>
-          <w:tcPr>
-            <w:tcW w:type="dxa" w:w="2160"/>
-            <w:shd w:fill="FFFFFF" w:val="clear"/>
-          </w:tcPr>
-          <w:p>
-            <w:r>
-              <w:rPr>
-                <w:rFonts w:ascii="Calibri" w:hAnsi="Calibri"/>
-                <w:sz w:val="18"/>
-              </w:rPr>
-              <w:t>包括同意のみでの研究利用の可否が不明確</w:t>
-            </w:r>
-          </w:p>
-        </w:tc>
-        <w:tc>
-          <w:tcPr>
-            <w:tcW w:type="dxa" w:w="2160"/>
-            <w:shd w:fill="FFFFFF" w:val="clear"/>
-          </w:tcPr>
-          <w:p>
-            <w:r>
-              <w:rPr>
-                <w:rFonts w:ascii="Calibri" w:hAnsi="Calibri"/>
-                <w:sz w:val="18"/>
-              </w:rPr>
-              <w:t>包括同意の範囲内で研究内容を特定し、オプトアウト手続き実施で利用可</w:t>
-            </w:r>
-          </w:p>
-        </w:tc>
-        <w:tc>
-          <w:tcPr>
-            <w:tcW w:type="dxa" w:w="2160"/>
-            <w:shd w:fill="FFFFFF" w:val="clear"/>
-          </w:tcPr>
-          <w:p>
-            <w:r>
-              <w:rPr>
-                <w:rFonts w:ascii="Calibri" w:hAnsi="Calibri"/>
-                <w:sz w:val="18"/>
-              </w:rPr>
-              <w:t>バイオバンク研究の手続きが明確化</w:t>
-            </w:r>
-          </w:p>
-        </w:tc>
-      </w:tr>
-      <w:tr>
-        <w:tc>
-          <w:tcPr>
-            <w:tcW w:type="dxa" w:w="2160"/>
-            <w:shd w:fill="E8F0F0" w:val="clear"/>
-          </w:tcPr>
-          <w:p>
-            <w:r>
-              <w:rPr>
-                <w:rFonts w:ascii="Calibri" w:hAnsi="Calibri"/>
-                <w:sz w:val="18"/>
-              </w:rPr>
-              <w:t>「適切な同意」の定義</w:t>
-            </w:r>
-          </w:p>
-        </w:tc>
-        <w:tc>
-          <w:tcPr>
-            <w:tcW w:type="dxa" w:w="2160"/>
-            <w:shd w:fill="E8F0F0" w:val="clear"/>
-          </w:tcPr>
-          <w:p>
-            <w:r>
-              <w:rPr>
-                <w:rFonts w:ascii="Calibri" w:hAnsi="Calibri"/>
-                <w:sz w:val="18"/>
-              </w:rPr>
-              <w:t>指針独自の定義</w:t>
-            </w:r>
-          </w:p>
-        </w:tc>
-        <w:tc>
-          <w:tcPr>
-            <w:tcW w:type="dxa" w:w="2160"/>
-            <w:shd w:fill="E8F0F0" w:val="clear"/>
-          </w:tcPr>
-          <w:p>
-            <w:r>
-              <w:rPr>
-                <w:rFonts w:ascii="Calibri" w:hAnsi="Calibri"/>
-                <w:sz w:val="18"/>
-              </w:rPr>
-              <w:t>個人情報保護法との整合を明確化</w:t>
-            </w:r>
-          </w:p>
-        </w:tc>
-        <w:tc>
-          <w:tcPr>
-            <w:tcW w:type="dxa" w:w="2160"/>
-            <w:shd w:fill="E8F0F0" w:val="clear"/>
-          </w:tcPr>
-          <w:p>
-            <w:r>
-              <w:rPr>
-                <w:rFonts w:ascii="Calibri" w:hAnsi="Calibri"/>
-                <w:sz w:val="18"/>
-              </w:rPr>
-              <w:t>法律と指針の二重解釈の混乱が解消</w:t>
-            </w:r>
-          </w:p>
-        </w:tc>
-      </w:tr>
-      <w:tr>
-        <w:tc>
-          <w:tcPr>
-            <w:tcW w:type="dxa" w:w="2160"/>
-            <w:shd w:fill="FFFFFF" w:val="clear"/>
-          </w:tcPr>
-          <w:p>
-            <w:r>
-              <w:rPr>
-                <w:rFonts w:ascii="Calibri" w:hAnsi="Calibri"/>
-                <w:sz w:val="18"/>
-              </w:rPr>
-              <w:t>個人関連情報</w:t>
-            </w:r>
-          </w:p>
-        </w:tc>
-        <w:tc>
-          <w:tcPr>
-            <w:tcW w:type="dxa" w:w="2160"/>
-            <w:shd w:fill="FFFFFF" w:val="clear"/>
-          </w:tcPr>
-          <w:p>
-            <w:r>
-              <w:rPr>
-                <w:rFonts w:ascii="Calibri" w:hAnsi="Calibri"/>
-                <w:sz w:val="18"/>
-              </w:rPr>
-              <w:t>明確な規定なし</w:t>
-            </w:r>
-          </w:p>
-        </w:tc>
-        <w:tc>
-          <w:tcPr>
-            <w:tcW w:type="dxa" w:w="2160"/>
-            <w:shd w:fill="FFFFFF" w:val="clear"/>
-          </w:tcPr>
-          <w:p>
-            <w:r>
-              <w:rPr>
-                <w:rFonts w:ascii="Calibri" w:hAnsi="Calibri"/>
-                <w:sz w:val="18"/>
-              </w:rPr>
-              <w:t>個人情報保護法に準拠した取扱いを規定</w:t>
-            </w:r>
-          </w:p>
-        </w:tc>
-        <w:tc>
-          <w:tcPr>
-            <w:tcW w:type="dxa" w:w="2160"/>
-            <w:shd w:fill="FFFFFF" w:val="clear"/>
-          </w:tcPr>
-          <w:p>
-            <w:r>
-              <w:rPr>
-                <w:rFonts w:ascii="Calibri" w:hAnsi="Calibri"/>
-                <w:sz w:val="18"/>
-              </w:rPr>
-              <w:t>Cookie情報等の研究利用ルールが明確化</w:t>
-            </w:r>
-          </w:p>
-        </w:tc>
-      </w:tr>
-      <w:tr>
-        <w:tc>
-          <w:tcPr>
-            <w:tcW w:type="dxa" w:w="2160"/>
-            <w:shd w:fill="E8F0F0" w:val="clear"/>
-          </w:tcPr>
-          <w:p>
-            <w:r>
-              <w:rPr>
-                <w:rFonts w:ascii="Calibri" w:hAnsi="Calibri"/>
-                <w:sz w:val="18"/>
-              </w:rPr>
-              <w:t>指針の複雑さ</w:t>
-            </w:r>
-          </w:p>
-        </w:tc>
-        <w:tc>
-          <w:tcPr>
-            <w:tcW w:type="dxa" w:w="2160"/>
-            <w:shd w:fill="E8F0F0" w:val="clear"/>
-          </w:tcPr>
-          <w:p>
-            <w:r>
-              <w:rPr>
-                <w:rFonts w:ascii="Calibri" w:hAnsi="Calibri"/>
-                <w:sz w:val="18"/>
-              </w:rPr>
-              <w:t>度重なる改正で複雑化</w:t>
-            </w:r>
-          </w:p>
-        </w:tc>
-        <w:tc>
-          <w:tcPr>
-            <w:tcW w:type="dxa" w:w="2160"/>
-            <w:shd w:fill="E8F0F0" w:val="clear"/>
-          </w:tcPr>
-          <w:p>
-            <w:r>
-              <w:rPr>
-                <w:rFonts w:ascii="Calibri" w:hAnsi="Calibri"/>
-                <w:sz w:val="18"/>
-              </w:rPr>
-              <w:t>簡潔化を主眼に再構成</w:t>
-            </w:r>
-          </w:p>
-        </w:tc>
-        <w:tc>
-          <w:tcPr>
-            <w:tcW w:type="dxa" w:w="2160"/>
-            <w:shd w:fill="E8F0F0" w:val="clear"/>
-          </w:tcPr>
-          <w:p>
-            <w:r>
-              <w:rPr>
-                <w:rFonts w:ascii="Calibri" w:hAnsi="Calibri"/>
-                <w:sz w:val="18"/>
-              </w:rPr>
-              <w:t>研究者の負担軽減、審査の効率化</w:t>
-            </w:r>
-          </w:p>
-        </w:tc>
-      </w:tr>
-    </w:tbl>
-    <w:p/>
-    <w:p>
-      <w:pPr>
-        <w:pStyle w:val="Heading2"/>
-      </w:pPr>
-      <w:r>
-        <w:t>B. オプトアウト vs 包括同意 vs インフォームドコンセントの整理</w:t>
-      </w:r>
-    </w:p>
-    <w:tbl>
-      <w:tblPr>
-        <w:tblStyle w:val="TableGrid"/>
-        <w:tblW w:type="auto" w:w="0"/>
-        <w:jc w:val="center"/>
-        <w:tblLook w:firstColumn="1" w:firstRow="1" w:lastColumn="0" w:lastRow="0" w:noHBand="0" w:noVBand="1" w:val="04A0"/>
-      </w:tblPr>
-      <w:tblGrid>
-        <w:gridCol w:w="850"/>
-        <w:gridCol w:w="2962"/>
-        <w:gridCol w:w="2499"/>
-        <w:gridCol w:w="2777"/>
-      </w:tblGrid>
-      <w:tr>
-        <w:tc>
-          <w:tcPr>
-            <w:tcW w:type="dxa" w:w="2160"/>
-            <w:shd w:fill="0D2B3E" w:val="clear"/>
-          </w:tcPr>
-          <w:p>
-            <w:r>
-              <w:rPr>
-                <w:rFonts w:ascii="Calibri" w:hAnsi="Calibri"/>
-                <w:b/>
-                <w:color w:val="FFFFFF"/>
-                <w:sz w:val="18"/>
-              </w:rPr>
-            </w:r>
-          </w:p>
-        </w:tc>
-        <w:tc>
-          <w:tcPr>
-            <w:tcW w:type="dxa" w:w="2160"/>
-            <w:shd w:fill="0D2B3E" w:val="clear"/>
-          </w:tcPr>
-          <w:p>
-            <w:r>
-              <w:rPr>
-                <w:rFonts w:ascii="Calibri" w:hAnsi="Calibri"/>
-                <w:b/>
-                <w:color w:val="FFFFFF"/>
-                <w:sz w:val="18"/>
-              </w:rPr>
-              <w:t>IC</w:t>
-            </w:r>
-          </w:p>
-        </w:tc>
-        <w:tc>
-          <w:tcPr>
-            <w:tcW w:type="dxa" w:w="2160"/>
-            <w:shd w:fill="0D2B3E" w:val="clear"/>
-          </w:tcPr>
-          <w:p>
-            <w:r>
-              <w:rPr>
-                <w:rFonts w:ascii="Calibri" w:hAnsi="Calibri"/>
-                <w:b/>
-                <w:color w:val="FFFFFF"/>
-                <w:sz w:val="18"/>
-              </w:rPr>
-              <w:t>オプトアウト</w:t>
-            </w:r>
-          </w:p>
-        </w:tc>
-        <w:tc>
-          <w:tcPr>
-            <w:tcW w:type="dxa" w:w="2160"/>
-            <w:shd w:fill="0D2B3E" w:val="clear"/>
-          </w:tcPr>
-          <w:p>
-            <w:r>
-              <w:rPr>
-                <w:rFonts w:ascii="Calibri" w:hAnsi="Calibri"/>
-                <w:b/>
-                <w:color w:val="FFFFFF"/>
-                <w:sz w:val="18"/>
-              </w:rPr>
-              <w:t>包括同意（Broad Consent）</w:t>
-            </w:r>
-          </w:p>
-        </w:tc>
-      </w:tr>
-      <w:tr>
-        <w:tc>
-          <w:tcPr>
-            <w:tcW w:type="dxa" w:w="2160"/>
-            <w:shd w:fill="E8F0F0" w:val="clear"/>
-          </w:tcPr>
-          <w:p>
-            <w:r>
-              <w:rPr>
-                <w:rFonts w:ascii="Calibri" w:hAnsi="Calibri"/>
-                <w:sz w:val="18"/>
-              </w:rPr>
-              <w:t>定義</w:t>
-            </w:r>
-          </w:p>
-        </w:tc>
-        <w:tc>
-          <w:tcPr>
-            <w:tcW w:type="dxa" w:w="2160"/>
-            <w:shd w:fill="E8F0F0" w:val="clear"/>
-          </w:tcPr>
-          <w:p>
-            <w:r>
-              <w:rPr>
-                <w:rFonts w:ascii="Calibri" w:hAnsi="Calibri"/>
-                <w:sz w:val="18"/>
-              </w:rPr>
-              <w:t>研究の目的・方法・リスク等を説明し、自由意思による書面同意を取得</w:t>
-            </w:r>
-          </w:p>
-        </w:tc>
-        <w:tc>
-          <w:tcPr>
-            <w:tcW w:type="dxa" w:w="2160"/>
-            <w:shd w:fill="E8F0F0" w:val="clear"/>
-          </w:tcPr>
-          <w:p>
-            <w:r>
-              <w:rPr>
-                <w:rFonts w:ascii="Calibri" w:hAnsi="Calibri"/>
-                <w:sz w:val="18"/>
-              </w:rPr>
-              <w:t>研究に関する情報を公開し、対象者が拒否できる機会を保障</w:t>
-            </w:r>
-          </w:p>
-        </w:tc>
-        <w:tc>
-          <w:tcPr>
-            <w:tcW w:type="dxa" w:w="2160"/>
-            <w:shd w:fill="E8F0F0" w:val="clear"/>
-          </w:tcPr>
-          <w:p>
-            <w:r>
-              <w:rPr>
-                <w:rFonts w:ascii="Calibri" w:hAnsi="Calibri"/>
-                <w:sz w:val="18"/>
-              </w:rPr>
-              <w:t>将来の不特定の研究利用を含む広範な同意を事前に取得</w:t>
-            </w:r>
-          </w:p>
-        </w:tc>
-      </w:tr>
-      <w:tr>
-        <w:tc>
-          <w:tcPr>
-            <w:tcW w:type="dxa" w:w="2160"/>
-            <w:shd w:fill="FFFFFF" w:val="clear"/>
-          </w:tcPr>
-          <w:p>
-            <w:r>
-              <w:rPr>
-                <w:rFonts w:ascii="Calibri" w:hAnsi="Calibri"/>
-                <w:sz w:val="18"/>
-              </w:rPr>
-              <w:t>同意の時期</w:t>
-            </w:r>
-          </w:p>
-        </w:tc>
-        <w:tc>
-          <w:tcPr>
-            <w:tcW w:type="dxa" w:w="2160"/>
-            <w:shd w:fill="FFFFFF" w:val="clear"/>
-          </w:tcPr>
-          <w:p>
-            <w:r>
-              <w:rPr>
-                <w:rFonts w:ascii="Calibri" w:hAnsi="Calibri"/>
-                <w:sz w:val="18"/>
-              </w:rPr>
-              <w:t>研究参加前</w:t>
-            </w:r>
-          </w:p>
-        </w:tc>
-        <w:tc>
-          <w:tcPr>
-            <w:tcW w:type="dxa" w:w="2160"/>
-            <w:shd w:fill="FFFFFF" w:val="clear"/>
-          </w:tcPr>
-          <w:p>
-            <w:r>
-              <w:rPr>
-                <w:rFonts w:ascii="Calibri" w:hAnsi="Calibri"/>
-                <w:sz w:val="18"/>
-              </w:rPr>
-              <w:t>研究実施前（情報公開による）</w:t>
-            </w:r>
-          </w:p>
-        </w:tc>
-        <w:tc>
-          <w:tcPr>
-            <w:tcW w:type="dxa" w:w="2160"/>
-            <w:shd w:fill="FFFFFF" w:val="clear"/>
-          </w:tcPr>
-          <w:p>
-            <w:r>
-              <w:rPr>
-                <w:rFonts w:ascii="Calibri" w:hAnsi="Calibri"/>
-                <w:sz w:val="18"/>
-              </w:rPr>
-              <w:t>試料・情報の収集時</w:t>
-            </w:r>
-          </w:p>
-        </w:tc>
-      </w:tr>
-      <w:tr>
-        <w:tc>
-          <w:tcPr>
-            <w:tcW w:type="dxa" w:w="2160"/>
-            <w:shd w:fill="E8F0F0" w:val="clear"/>
-          </w:tcPr>
-          <w:p>
-            <w:r>
-              <w:rPr>
-                <w:rFonts w:ascii="Calibri" w:hAnsi="Calibri"/>
-                <w:sz w:val="18"/>
-              </w:rPr>
-              <w:t>対象者の行動</w:t>
-            </w:r>
-          </w:p>
-        </w:tc>
-        <w:tc>
-          <w:tcPr>
-            <w:tcW w:type="dxa" w:w="2160"/>
-            <w:shd w:fill="E8F0F0" w:val="clear"/>
-          </w:tcPr>
-          <w:p>
-            <w:r>
-              <w:rPr>
-                <w:rFonts w:ascii="Calibri" w:hAnsi="Calibri"/>
-                <w:sz w:val="18"/>
-              </w:rPr>
-              <w:t>積極的に「同意する」と意思表示</w:t>
-            </w:r>
-          </w:p>
-        </w:tc>
-        <w:tc>
-          <w:tcPr>
-            <w:tcW w:type="dxa" w:w="2160"/>
-            <w:shd w:fill="E8F0F0" w:val="clear"/>
-          </w:tcPr>
-          <w:p>
-            <w:r>
-              <w:rPr>
-                <w:rFonts w:ascii="Calibri" w:hAnsi="Calibri"/>
-                <w:sz w:val="18"/>
-              </w:rPr>
-              <w:t>嫌なら「拒否する」と意思表示</w:t>
-            </w:r>
-          </w:p>
-        </w:tc>
-        <w:tc>
-          <w:tcPr>
-            <w:tcW w:type="dxa" w:w="2160"/>
-            <w:shd w:fill="E8F0F0" w:val="clear"/>
-          </w:tcPr>
-          <w:p>
-            <w:r>
-              <w:rPr>
-                <w:rFonts w:ascii="Calibri" w:hAnsi="Calibri"/>
-                <w:sz w:val="18"/>
-              </w:rPr>
-              <w:t>将来の利用も含めて「同意する」と意思表示</w:t>
-            </w:r>
-          </w:p>
-        </w:tc>
-      </w:tr>
-      <w:tr>
-        <w:tc>
-          <w:tcPr>
-            <w:tcW w:type="dxa" w:w="2160"/>
-            <w:shd w:fill="FFFFFF" w:val="clear"/>
-          </w:tcPr>
-          <w:p>
-            <w:r>
-              <w:rPr>
-                <w:rFonts w:ascii="Calibri" w:hAnsi="Calibri"/>
-                <w:sz w:val="18"/>
-              </w:rPr>
-              <w:t>法的根拠</w:t>
-            </w:r>
-          </w:p>
-        </w:tc>
-        <w:tc>
-          <w:tcPr>
-            <w:tcW w:type="dxa" w:w="2160"/>
-            <w:shd w:fill="FFFFFF" w:val="clear"/>
-          </w:tcPr>
-          <w:p>
-            <w:r>
-              <w:rPr>
-                <w:rFonts w:ascii="Calibri" w:hAnsi="Calibri"/>
-                <w:sz w:val="18"/>
-              </w:rPr>
-              <w:t>個人情報保護法 + 倫理指針</w:t>
-            </w:r>
-          </w:p>
-        </w:tc>
-        <w:tc>
-          <w:tcPr>
-            <w:tcW w:type="dxa" w:w="2160"/>
-            <w:shd w:fill="FFFFFF" w:val="clear"/>
-          </w:tcPr>
-          <w:p>
-            <w:r>
-              <w:rPr>
-                <w:rFonts w:ascii="Calibri" w:hAnsi="Calibri"/>
-                <w:sz w:val="18"/>
-              </w:rPr>
-              <w:t>倫理指針（個人情報保護法のオプトアウトとは別概念）</w:t>
-            </w:r>
-          </w:p>
-        </w:tc>
-        <w:tc>
-          <w:tcPr>
-            <w:tcW w:type="dxa" w:w="2160"/>
-            <w:shd w:fill="FFFFFF" w:val="clear"/>
-          </w:tcPr>
-          <w:p>
-            <w:r>
-              <w:rPr>
-                <w:rFonts w:ascii="Calibri" w:hAnsi="Calibri"/>
-                <w:sz w:val="18"/>
-              </w:rPr>
-              <w:t>倫理指針</w:t>
-            </w:r>
-          </w:p>
-        </w:tc>
-      </w:tr>
-      <w:tr>
-        <w:tc>
-          <w:tcPr>
-            <w:tcW w:type="dxa" w:w="2160"/>
-            <w:shd w:fill="E8F0F0" w:val="clear"/>
-          </w:tcPr>
-          <w:p>
-            <w:r>
-              <w:rPr>
-                <w:rFonts w:ascii="Calibri" w:hAnsi="Calibri"/>
-                <w:sz w:val="18"/>
-              </w:rPr>
-              <w:t>適用場面（改正後）</w:t>
-            </w:r>
-          </w:p>
-        </w:tc>
-        <w:tc>
-          <w:tcPr>
-            <w:tcW w:type="dxa" w:w="2160"/>
-            <w:shd w:fill="E8F0F0" w:val="clear"/>
-          </w:tcPr>
-          <w:p>
-            <w:r>
-              <w:rPr>
-                <w:rFonts w:ascii="Calibri" w:hAnsi="Calibri"/>
-                <w:sz w:val="18"/>
-              </w:rPr>
-              <w:t>侵襲を伴う研究、新規試料採取</w:t>
-            </w:r>
-          </w:p>
-        </w:tc>
-        <w:tc>
-          <w:tcPr>
-            <w:tcW w:type="dxa" w:w="2160"/>
-            <w:shd w:fill="E8F0F0" w:val="clear"/>
-          </w:tcPr>
-          <w:p>
-            <w:r>
-              <w:rPr>
-                <w:rFonts w:ascii="Calibri" w:hAnsi="Calibri"/>
-                <w:sz w:val="18"/>
-              </w:rPr>
-              <w:t>既存試料・情報の利用、仮名加工情報の利用</w:t>
-            </w:r>
-          </w:p>
-        </w:tc>
-        <w:tc>
-          <w:tcPr>
-            <w:tcW w:type="dxa" w:w="2160"/>
-            <w:shd w:fill="E8F0F0" w:val="clear"/>
-          </w:tcPr>
-          <w:p>
-            <w:r>
-              <w:rPr>
-                <w:rFonts w:ascii="Calibri" w:hAnsi="Calibri"/>
-                <w:sz w:val="18"/>
-              </w:rPr>
-              <w:t>バイオバンク等（単独では不十分、オプトアウトとの併用が必要）</w:t>
-            </w:r>
-          </w:p>
-        </w:tc>
-      </w:tr>
-    </w:tbl>
-    <w:p/>
-    <w:p>
-      <w:pPr>
-        <w:pStyle w:val="Heading3"/>
-      </w:pPr>
-      <w:r>
-        <w:t>注意点</w:t>
-      </w:r>
-    </w:p>
-    <w:p>
-      <w:pPr>
-        <w:pStyle w:val="ListBullet"/>
-      </w:pPr>
-      <w:r>
-        <w:t>倫理指針のオプトアウトと個人情報保護法のオプトアウトは別概念</w:t>
-      </w:r>
-    </w:p>
-    <w:p>
-      <w:pPr>
-        <w:pStyle w:val="ListBullet"/>
-      </w:pPr>
-      <w:r>
-        <w:t>包括同意は「万能の同意」ではない → 改正後はオプトアウトとの組合せが明確に求められる</w:t>
-      </w:r>
-    </w:p>
-    <w:p>
-      <w:pPr>
-        <w:pStyle w:val="Heading2"/>
-      </w:pPr>
-      <w:r>
-        <w:t>C. 仮名加工情報 vs 匿名加工情報の違い</w:t>
-      </w:r>
-    </w:p>
-    <w:tbl>
-      <w:tblPr>
-        <w:tblStyle w:val="TableGrid"/>
-        <w:tblW w:type="auto" w:w="0"/>
-        <w:jc w:val="center"/>
-        <w:tblLook w:firstColumn="1" w:firstRow="1" w:lastColumn="0" w:lastRow="0" w:noHBand="0" w:noVBand="1" w:val="04A0"/>
-      </w:tblPr>
-      <w:tblGrid>
-        <w:gridCol w:w="1042"/>
-        <w:gridCol w:w="4053"/>
-        <w:gridCol w:w="3976"/>
-      </w:tblGrid>
-      <w:tr>
-        <w:tc>
-          <w:tcPr>
-            <w:tcW w:type="dxa" w:w="2880"/>
-            <w:shd w:fill="0D2B3E" w:val="clear"/>
-          </w:tcPr>
-          <w:p>
-            <w:r>
-              <w:rPr>
-                <w:rFonts w:ascii="Calibri" w:hAnsi="Calibri"/>
-                <w:b/>
-                <w:color w:val="FFFFFF"/>
-                <w:sz w:val="18"/>
-              </w:rPr>
-            </w:r>
-          </w:p>
-        </w:tc>
-        <w:tc>
-          <w:tcPr>
-            <w:tcW w:type="dxa" w:w="2880"/>
-            <w:shd w:fill="0D2B3E" w:val="clear"/>
-          </w:tcPr>
-          <w:p>
-            <w:r>
-              <w:rPr>
-                <w:rFonts w:ascii="Calibri" w:hAnsi="Calibri"/>
-                <w:b/>
-                <w:color w:val="FFFFFF"/>
-                <w:sz w:val="18"/>
-              </w:rPr>
-              <w:t>仮名加工情報</w:t>
-            </w:r>
-          </w:p>
-        </w:tc>
-        <w:tc>
-          <w:tcPr>
-            <w:tcW w:type="dxa" w:w="2880"/>
-            <w:shd w:fill="0D2B3E" w:val="clear"/>
-          </w:tcPr>
-          <w:p>
-            <w:r>
-              <w:rPr>
-                <w:rFonts w:ascii="Calibri" w:hAnsi="Calibri"/>
-                <w:b/>
-                <w:color w:val="FFFFFF"/>
-                <w:sz w:val="18"/>
-              </w:rPr>
-              <w:t>匿名加工情報</w:t>
-            </w:r>
-          </w:p>
-        </w:tc>
-      </w:tr>
-      <w:tr>
-        <w:tc>
-          <w:tcPr>
-            <w:tcW w:type="dxa" w:w="2880"/>
-            <w:shd w:fill="E8F0F0" w:val="clear"/>
-          </w:tcPr>
-          <w:p>
-            <w:r>
-              <w:rPr>
-                <w:rFonts w:ascii="Calibri" w:hAnsi="Calibri"/>
-                <w:sz w:val="18"/>
-              </w:rPr>
-              <w:t>定義</w:t>
-            </w:r>
-          </w:p>
-        </w:tc>
-        <w:tc>
-          <w:tcPr>
-            <w:tcW w:type="dxa" w:w="2880"/>
-            <w:shd w:fill="E8F0F0" w:val="clear"/>
-          </w:tcPr>
-          <w:p>
-            <w:r>
-              <w:rPr>
-                <w:rFonts w:ascii="Calibri" w:hAnsi="Calibri"/>
-                <w:sz w:val="18"/>
-              </w:rPr>
-              <w:t>他の情報と照合しなければ特定の個人を識別できないように加工した個人情報</w:t>
-            </w:r>
-          </w:p>
-        </w:tc>
-        <w:tc>
-          <w:tcPr>
-            <w:tcW w:type="dxa" w:w="2880"/>
-            <w:shd w:fill="E8F0F0" w:val="clear"/>
-          </w:tcPr>
-          <w:p>
-            <w:r>
-              <w:rPr>
-                <w:rFonts w:ascii="Calibri" w:hAnsi="Calibri"/>
-                <w:sz w:val="18"/>
-              </w:rPr>
-              <w:t>特定の個人を識別できないように加工し、かつ復元できないようにした情報</w:t>
-            </w:r>
-          </w:p>
-        </w:tc>
-      </w:tr>
-      <w:tr>
-        <w:tc>
-          <w:tcPr>
-            <w:tcW w:type="dxa" w:w="2880"/>
-            <w:shd w:fill="FFFFFF" w:val="clear"/>
-          </w:tcPr>
-          <w:p>
-            <w:r>
-              <w:rPr>
-                <w:rFonts w:ascii="Calibri" w:hAnsi="Calibri"/>
-                <w:sz w:val="18"/>
-              </w:rPr>
-              <w:t>個人の特定可能性</w:t>
-            </w:r>
-          </w:p>
-        </w:tc>
-        <w:tc>
-          <w:tcPr>
-            <w:tcW w:type="dxa" w:w="2880"/>
-            <w:shd w:fill="FFFFFF" w:val="clear"/>
-          </w:tcPr>
-          <w:p>
-            <w:r>
-              <w:rPr>
-                <w:rFonts w:ascii="Calibri" w:hAnsi="Calibri"/>
-                <w:sz w:val="18"/>
-              </w:rPr>
-              <w:t>照合すれば特定可能（対応表が存在しうる）</w:t>
-            </w:r>
-          </w:p>
-        </w:tc>
-        <w:tc>
-          <w:tcPr>
-            <w:tcW w:type="dxa" w:w="2880"/>
-            <w:shd w:fill="FFFFFF" w:val="clear"/>
-          </w:tcPr>
-          <w:p>
-            <w:r>
-              <w:rPr>
-                <w:rFonts w:ascii="Calibri" w:hAnsi="Calibri"/>
-                <w:sz w:val="18"/>
-              </w:rPr>
-              <w:t>特定不可能（不可逆的に加工）</w:t>
-            </w:r>
-          </w:p>
-        </w:tc>
-      </w:tr>
-      <w:tr>
-        <w:tc>
-          <w:tcPr>
-            <w:tcW w:type="dxa" w:w="2880"/>
-            <w:shd w:fill="E8F0F0" w:val="clear"/>
-          </w:tcPr>
-          <w:p>
-            <w:r>
-              <w:rPr>
-                <w:rFonts w:ascii="Calibri" w:hAnsi="Calibri"/>
-                <w:sz w:val="18"/>
-              </w:rPr>
-              <w:t>加工の例</w:t>
-            </w:r>
-          </w:p>
-        </w:tc>
-        <w:tc>
-          <w:tcPr>
-            <w:tcW w:type="dxa" w:w="2880"/>
-            <w:shd w:fill="E8F0F0" w:val="clear"/>
-          </w:tcPr>
-          <w:p>
-            <w:r>
-              <w:rPr>
-                <w:rFonts w:ascii="Calibri" w:hAnsi="Calibri"/>
-                <w:sz w:val="18"/>
-              </w:rPr>
-              <w:t>氏名→ID番号に置換、生年月日→年齢に変換（対応表を保持）</w:t>
-            </w:r>
-          </w:p>
-        </w:tc>
-        <w:tc>
-          <w:tcPr>
-            <w:tcW w:type="dxa" w:w="2880"/>
-            <w:shd w:fill="E8F0F0" w:val="clear"/>
-          </w:tcPr>
-          <w:p>
-            <w:r>
-              <w:rPr>
-                <w:rFonts w:ascii="Calibri" w:hAnsi="Calibri"/>
-                <w:sz w:val="18"/>
-              </w:rPr>
-              <w:t>氏名削除、年齢を10歳刻みに丸め、住所を都道府県のみに（対応表も破棄）</w:t>
-            </w:r>
-          </w:p>
-        </w:tc>
-      </w:tr>
-      <w:tr>
-        <w:tc>
-          <w:tcPr>
-            <w:tcW w:type="dxa" w:w="2880"/>
-            <w:shd w:fill="FFFFFF" w:val="clear"/>
-          </w:tcPr>
-          <w:p>
-            <w:r>
-              <w:rPr>
-                <w:rFonts w:ascii="Calibri" w:hAnsi="Calibri"/>
-                <w:sz w:val="18"/>
-              </w:rPr>
-              <w:t>第三者提供</w:t>
-            </w:r>
-          </w:p>
-        </w:tc>
-        <w:tc>
-          <w:tcPr>
-            <w:tcW w:type="dxa" w:w="2880"/>
-            <w:shd w:fill="FFFFFF" w:val="clear"/>
-          </w:tcPr>
-          <w:p>
-            <w:r>
-              <w:rPr>
-                <w:rFonts w:ascii="Calibri" w:hAnsi="Calibri"/>
-                <w:sz w:val="18"/>
-              </w:rPr>
-              <w:t>原則禁止（法41条）</w:t>
-            </w:r>
-          </w:p>
-        </w:tc>
-        <w:tc>
-          <w:tcPr>
-            <w:tcW w:type="dxa" w:w="2880"/>
-            <w:shd w:fill="FFFFFF" w:val="clear"/>
-          </w:tcPr>
-          <w:p>
-            <w:r>
-              <w:rPr>
-                <w:rFonts w:ascii="Calibri" w:hAnsi="Calibri"/>
-                <w:sz w:val="18"/>
-              </w:rPr>
-              <w:t>一定の条件下で可能（法43条）</w:t>
-            </w:r>
-          </w:p>
-        </w:tc>
-      </w:tr>
-      <w:tr>
-        <w:tc>
-          <w:tcPr>
-            <w:tcW w:type="dxa" w:w="2880"/>
-            <w:shd w:fill="E8F0F0" w:val="clear"/>
-          </w:tcPr>
-          <w:p>
-            <w:r>
-              <w:rPr>
-                <w:rFonts w:ascii="Calibri" w:hAnsi="Calibri"/>
-                <w:sz w:val="18"/>
-              </w:rPr>
-              <w:t>研究利用（改正後）</w:t>
-            </w:r>
-          </w:p>
-        </w:tc>
-        <w:tc>
-          <w:tcPr>
-            <w:tcW w:type="dxa" w:w="2880"/>
-            <w:shd w:fill="E8F0F0" w:val="clear"/>
-          </w:tcPr>
-          <w:p>
-            <w:r>
-              <w:rPr>
-                <w:rFonts w:ascii="Calibri" w:hAnsi="Calibri"/>
-                <w:sz w:val="18"/>
-              </w:rPr>
-              <w:t>自機関作成の場合、オプトアウトで利用可（ICは必ずしも不要）</w:t>
-            </w:r>
-          </w:p>
-        </w:tc>
-        <w:tc>
-          <w:tcPr>
-            <w:tcW w:type="dxa" w:w="2880"/>
-            <w:shd w:fill="E8F0F0" w:val="clear"/>
-          </w:tcPr>
-          <w:p>
-            <w:r>
-              <w:rPr>
-                <w:rFonts w:ascii="Calibri" w:hAnsi="Calibri"/>
-                <w:sz w:val="18"/>
-              </w:rPr>
-              <w:t>同意不要（制限撤廃）</w:t>
-            </w:r>
-          </w:p>
-        </w:tc>
-      </w:tr>
-      <w:tr>
-        <w:tc>
-          <w:tcPr>
-            <w:tcW w:type="dxa" w:w="2880"/>
-            <w:shd w:fill="FFFFFF" w:val="clear"/>
-          </w:tcPr>
-          <w:p>
-            <w:r>
-              <w:rPr>
-                <w:rFonts w:ascii="Calibri" w:hAnsi="Calibri"/>
-                <w:sz w:val="18"/>
-              </w:rPr>
-              <w:t>倫理審査</w:t>
-            </w:r>
-          </w:p>
-        </w:tc>
-        <w:tc>
-          <w:tcPr>
-            <w:tcW w:type="dxa" w:w="2880"/>
-            <w:shd w:fill="FFFFFF" w:val="clear"/>
-          </w:tcPr>
-          <w:p>
-            <w:r>
-              <w:rPr>
-                <w:rFonts w:ascii="Calibri" w:hAnsi="Calibri"/>
-                <w:sz w:val="18"/>
-              </w:rPr>
-              <w:t>必要</w:t>
-            </w:r>
-          </w:p>
-        </w:tc>
-        <w:tc>
-          <w:tcPr>
-            <w:tcW w:type="dxa" w:w="2880"/>
-            <w:shd w:fill="FFFFFF" w:val="clear"/>
-          </w:tcPr>
-          <w:p>
-            <w:r>
-              <w:rPr>
-                <w:rFonts w:ascii="Calibri" w:hAnsi="Calibri"/>
-                <w:sz w:val="18"/>
-              </w:rPr>
-              <w:t>必要（ただし簡略化の余地あり）</w:t>
-            </w:r>
-          </w:p>
-        </w:tc>
-      </w:tr>
-      <w:tr>
-        <w:tc>
-          <w:tcPr>
-            <w:tcW w:type="dxa" w:w="2880"/>
-            <w:shd w:fill="E8F0F0" w:val="clear"/>
-          </w:tcPr>
-          <w:p>
-            <w:r>
-              <w:rPr>
-                <w:rFonts w:ascii="Calibri" w:hAnsi="Calibri"/>
-                <w:sz w:val="18"/>
-              </w:rPr>
-              <w:t>実務上の使い分け</w:t>
-            </w:r>
-          </w:p>
-        </w:tc>
-        <w:tc>
-          <w:tcPr>
-            <w:tcW w:type="dxa" w:w="2880"/>
-            <w:shd w:fill="E8F0F0" w:val="clear"/>
-          </w:tcPr>
-          <w:p>
-            <w:r>
-              <w:rPr>
-                <w:rFonts w:ascii="Calibri" w:hAnsi="Calibri"/>
-                <w:sz w:val="18"/>
-              </w:rPr>
-              <w:t>同一施設内の研究で、後から元データに戻る可能性がある場合</w:t>
-            </w:r>
-          </w:p>
-        </w:tc>
-        <w:tc>
-          <w:tcPr>
-            <w:tcW w:type="dxa" w:w="2880"/>
-            <w:shd w:fill="E8F0F0" w:val="clear"/>
-          </w:tcPr>
-          <w:p>
-            <w:r>
-              <w:rPr>
-                <w:rFonts w:ascii="Calibri" w:hAnsi="Calibri"/>
-                <w:sz w:val="18"/>
-              </w:rPr>
-              <w:t>多施設共同研究、データ共有、公開データセット</w:t>
-            </w:r>
-          </w:p>
-        </w:tc>
-      </w:tr>
-    </w:tbl>
-    <w:p/>
-    <w:p>
-      <w:pPr>
-        <w:pStyle w:val="Heading3"/>
-      </w:pPr>
-      <w:r>
-        <w:t>よくある間違い</w:t>
-      </w:r>
-    </w:p>
-    <w:p>
-      <w:pPr>
-        <w:pStyle w:val="ListBullet"/>
-      </w:pPr>
-      <w:r>
-        <w:t>「仮名加工したから匿名」→ 間違い。仮名加工は対応表があれば個人に戻せる</w:t>
-      </w:r>
-    </w:p>
-    <w:p>
-      <w:pPr>
-        <w:pStyle w:val="ListBullet"/>
-      </w:pPr>
-      <w:r>
-        <w:t>「匿名加工したらもう個人情報ではない」→ 正しい。ただし加工基準を満たす必要あり</w:t>
-      </w:r>
-    </w:p>
-    <w:p>
-      <w:pPr>
-        <w:pStyle w:val="ListBullet"/>
-      </w:pPr>
-      <w:r>
-        <w:t>「匿名加工は安全だからチェック不要」→ 間違い。加工方法の妥当性は倫理審査で確認</w:t>
-      </w:r>
-    </w:p>
-    <w:p>
-      <w:pPr>
-        <w:pStyle w:val="Heading2"/>
-      </w:pPr>
-      <w:r>
-        <w:t>D. 研究計画書チェックリスト（新指針対応版）</w:t>
-      </w:r>
-    </w:p>
-    <w:p>
-      <w:pPr>
-        <w:pStyle w:val="Heading3"/>
-      </w:pPr>
-      <w:r>
-        <w:t>基本事項</w:t>
-      </w:r>
-    </w:p>
-    <w:p>
-      <w:pPr>
-        <w:pStyle w:val="ListBullet"/>
-      </w:pPr>
-      <w:r>
-        <w:t>☐ 研究タイトル、研究責任者、実施機関を記載した</w:t>
-      </w:r>
-    </w:p>
-    <w:p>
-      <w:pPr>
-        <w:pStyle w:val="ListBullet"/>
-      </w:pPr>
-      <w:r>
-        <w:t>☐ 研究の目的と意義を明記した</w:t>
-      </w:r>
-    </w:p>
-    <w:p>
-      <w:pPr>
-        <w:pStyle w:val="ListBullet"/>
-      </w:pPr>
-      <w:r>
-        <w:t>☐ 研究デザイン（前向き/後ろ向き、介入/観察等）を記載した</w:t>
-      </w:r>
-    </w:p>
-    <w:p>
-      <w:pPr>
-        <w:pStyle w:val="Heading3"/>
-      </w:pPr>
-      <w:r>
-        <w:t>対象者と試料・情報</w:t>
-      </w:r>
-    </w:p>
-    <w:p>
-      <w:pPr>
-        <w:pStyle w:val="ListBullet"/>
-      </w:pPr>
-      <w:r>
-        <w:t>☐ 対象者の選定基準・除外基準を明記した</w:t>
-      </w:r>
-    </w:p>
-    <w:p>
-      <w:pPr>
-        <w:pStyle w:val="ListBullet"/>
-      </w:pPr>
-      <w:r>
-        <w:t>☐ 使用する試料・情報の種類を正確に分類した（個人情報/仮名加工情報/匿名加工情報/個人関連情報）</w:t>
-      </w:r>
-    </w:p>
-    <w:p>
-      <w:pPr>
-        <w:pStyle w:val="ListBullet"/>
-      </w:pPr>
-      <w:r>
-        <w:t>☐ 試料・情報の取得元を明記した（自機関/他機関/バイオバンク等）</w:t>
-      </w:r>
-    </w:p>
-    <w:p>
-      <w:pPr>
-        <w:pStyle w:val="ListBullet"/>
-      </w:pPr>
-      <w:r>
-        <w:t>☐ 新規取得か既存利用かを明記した</w:t>
-      </w:r>
-    </w:p>
-    <w:p>
-      <w:pPr>
-        <w:pStyle w:val="Heading3"/>
-      </w:pPr>
-      <w:r>
-        <w:t>同意手続き（改正対応の核心部分）</w:t>
-      </w:r>
-    </w:p>
-    <w:p>
-      <w:pPr>
-        <w:pStyle w:val="ListBullet"/>
-      </w:pPr>
-      <w:r>
-        <w:t>☐ 同意の方法を正しく選択した</w:t>
-      </w:r>
-    </w:p>
-    <w:p>
-      <w:pPr>
-        <w:pStyle w:val="ListBullet"/>
-      </w:pPr>
-      <w:r>
-        <w:t>☐   - 侵襲あり・新規試料採取 → インフォームドコンセント</w:t>
-      </w:r>
-    </w:p>
-    <w:p>
-      <w:pPr>
-        <w:pStyle w:val="ListBullet"/>
-      </w:pPr>
-      <w:r>
-        <w:t>☐   - 既存試料・情報の利用 → オプトアウト（改正後の基本）</w:t>
-      </w:r>
-    </w:p>
-    <w:p>
-      <w:pPr>
-        <w:pStyle w:val="ListBullet"/>
-      </w:pPr>
-      <w:r>
-        <w:t>☐   - 仮名加工情報（自機関作成）→ オプトアウト</w:t>
-      </w:r>
-    </w:p>
-    <w:p>
-      <w:pPr>
-        <w:pStyle w:val="ListBullet"/>
-      </w:pPr>
-      <w:r>
-        <w:t>☐   - 匿名加工情報 → 同意不要（改正後）</w:t>
-      </w:r>
-    </w:p>
-    <w:p>
-      <w:pPr>
-        <w:pStyle w:val="ListBullet"/>
-      </w:pPr>
-      <w:r>
-        <w:t>☐   - 包括同意取得済み → 範囲内特定 + オプトアウト手続き</w:t>
-      </w:r>
-    </w:p>
-    <w:p>
-      <w:pPr>
-        <w:pStyle w:val="ListBullet"/>
-      </w:pPr>
-      <w:r>
-        <w:t>☐ オプトアウトの場合、情報公開の方法を具体的に記載した</w:t>
-      </w:r>
-    </w:p>
-    <w:p>
-      <w:pPr>
-        <w:pStyle w:val="ListBullet"/>
-      </w:pPr>
-      <w:r>
-        <w:t>☐ ICの場合、説明文書と同意書を作成した</w:t>
-      </w:r>
-    </w:p>
-    <w:p>
-      <w:pPr>
-        <w:pStyle w:val="Heading3"/>
-      </w:pPr>
-      <w:r>
-        <w:t>個人情報の管理</w:t>
-      </w:r>
-    </w:p>
-    <w:p>
-      <w:pPr>
-        <w:pStyle w:val="ListBullet"/>
-      </w:pPr>
-      <w:r>
-        <w:t>☐ 仮名加工の具体的方法を記載した（該当する場合）</w:t>
-      </w:r>
-    </w:p>
-    <w:p>
-      <w:pPr>
-        <w:pStyle w:val="ListBullet"/>
-      </w:pPr>
-      <w:r>
-        <w:t>☐ 匿名加工の基準・方法を記載した（該当する場合）</w:t>
-      </w:r>
-    </w:p>
-    <w:p>
-      <w:pPr>
-        <w:pStyle w:val="ListBullet"/>
-      </w:pPr>
-      <w:r>
-        <w:t>☐ 対応表の管理方法を記載した（仮名加工の場合）</w:t>
-      </w:r>
-    </w:p>
-    <w:p>
-      <w:pPr>
-        <w:pStyle w:val="ListBullet"/>
-      </w:pPr>
-      <w:r>
-        <w:t>☐ データの保管場所・保管期間・廃棄方法を記載した</w:t>
-      </w:r>
-    </w:p>
-    <w:p>
-      <w:pPr>
-        <w:pStyle w:val="ListBullet"/>
-      </w:pPr>
-      <w:r>
-        <w:t>☐ 個人情報保護法との整合性を確認した</w:t>
-      </w:r>
-    </w:p>
-    <w:p>
-      <w:pPr>
-        <w:pStyle w:val="Heading3"/>
-      </w:pPr>
-      <w:r>
-        <w:t>倫理審査・新指針固有の確認事項</w:t>
-      </w:r>
-    </w:p>
-    <w:p>
-      <w:pPr>
-        <w:pStyle w:val="ListBullet"/>
-      </w:pPr>
-      <w:r>
-        <w:t>☐ 倫理審査委員会への申請準備ができている</w:t>
-      </w:r>
-    </w:p>
-    <w:p>
-      <w:pPr>
-        <w:pStyle w:val="ListBullet"/>
-      </w:pPr>
-      <w:r>
-        <w:t>☐ 利益相反の開示を記載した</w:t>
-      </w:r>
-    </w:p>
-    <w:p>
-      <w:pPr>
-        <w:pStyle w:val="ListBullet"/>
-      </w:pPr>
-      <w:r>
-        <w:t>☐ 改正後の指針に基づいて同意手続きを選択している</w:t>
-      </w:r>
-    </w:p>
-    <w:p>
-      <w:pPr>
-        <w:pStyle w:val="ListBullet"/>
-      </w:pPr>
-      <w:r>
-        <w:t>☐ 「適切な同意」の定義が個人情報保護法と整合しているか確認した</w:t>
-      </w:r>
-    </w:p>
-    <w:p>
-      <w:pPr>
-        <w:pStyle w:val="ListBullet"/>
-      </w:pPr>
-      <w:r>
-        <w:t>☐ 他機関への試料・情報提供がある場合、提供先のルールも確認した</w:t>
-      </w:r>
-    </w:p>
-    <w:p>
-      <w:pPr>
-        <w:pStyle w:val="Heading1"/>
-      </w:pPr>
-      <w:r>
-        <w:t>Part 3: インストラクショナルデザイン</w:t>
-      </w:r>
-    </w:p>
-    <w:p>
-      <w:pPr>
-        <w:pStyle w:val="Heading2"/>
-      </w:pPr>
-      <w:r>
-        <w:t>ガニェの9教授事象マッピング</w:t>
-      </w:r>
-    </w:p>
-    <w:tbl>
-      <w:tblPr>
-        <w:tblStyle w:val="TableGrid"/>
-        <w:tblW w:type="auto" w:w="0"/>
-        <w:jc w:val="center"/>
-        <w:tblLook w:firstColumn="1" w:firstRow="1" w:lastColumn="0" w:lastRow="0" w:noHBand="0" w:noVBand="1" w:val="04A0"/>
-      </w:tblPr>
-      <w:tblGrid>
-        <w:gridCol w:w="850"/>
-        <w:gridCol w:w="2064"/>
-        <w:gridCol w:w="5255"/>
-        <w:gridCol w:w="1376"/>
-      </w:tblGrid>
-      <w:tr>
-        <w:tc>
-          <w:tcPr>
-            <w:tcW w:type="dxa" w:w="2160"/>
-            <w:shd w:fill="0D2B3E" w:val="clear"/>
-          </w:tcPr>
-          <w:p>
-            <w:r>
-              <w:rPr>
-                <w:rFonts w:ascii="Calibri" w:hAnsi="Calibri"/>
-                <w:b/>
-                <w:color w:val="FFFFFF"/>
-                <w:sz w:val="18"/>
-              </w:rPr>
-              <w:t>#</w:t>
-            </w:r>
-          </w:p>
-        </w:tc>
-        <w:tc>
-          <w:tcPr>
-            <w:tcW w:type="dxa" w:w="2160"/>
-            <w:shd w:fill="0D2B3E" w:val="clear"/>
-          </w:tcPr>
-          <w:p>
-            <w:r>
-              <w:rPr>
-                <w:rFonts w:ascii="Calibri" w:hAnsi="Calibri"/>
-                <w:b/>
-                <w:color w:val="FFFFFF"/>
-                <w:sz w:val="18"/>
-              </w:rPr>
-              <w:t>事象</w:t>
-            </w:r>
-          </w:p>
-        </w:tc>
-        <w:tc>
-          <w:tcPr>
-            <w:tcW w:type="dxa" w:w="2160"/>
-            <w:shd w:fill="0D2B3E" w:val="clear"/>
-          </w:tcPr>
-          <w:p>
-            <w:r>
-              <w:rPr>
-                <w:rFonts w:ascii="Calibri" w:hAnsi="Calibri"/>
-                <w:b/>
-                <w:color w:val="FFFFFF"/>
-                <w:sz w:val="18"/>
-              </w:rPr>
-              <w:t>本セッションでの実装</w:t>
-            </w:r>
-          </w:p>
-        </w:tc>
-        <w:tc>
-          <w:tcPr>
-            <w:tcW w:type="dxa" w:w="2160"/>
-            <w:shd w:fill="0D2B3E" w:val="clear"/>
-          </w:tcPr>
-          <w:p>
-            <w:r>
-              <w:rPr>
-                <w:rFonts w:ascii="Calibri" w:hAnsi="Calibri"/>
-                <w:b/>
-                <w:color w:val="FFFFFF"/>
-                <w:sz w:val="18"/>
-              </w:rPr>
-              <w:t>時間</w:t>
-            </w:r>
-          </w:p>
-        </w:tc>
-      </w:tr>
-      <w:tr>
-        <w:tc>
-          <w:tcPr>
-            <w:tcW w:type="dxa" w:w="2160"/>
-            <w:shd w:fill="E8F0F0" w:val="clear"/>
-          </w:tcPr>
-          <w:p>
-            <w:r>
-              <w:rPr>
-                <w:rFonts w:ascii="Calibri" w:hAnsi="Calibri"/>
-                <w:sz w:val="18"/>
-              </w:rPr>
-              <w:t>1</w:t>
-            </w:r>
-          </w:p>
-        </w:tc>
-        <w:tc>
-          <w:tcPr>
-            <w:tcW w:type="dxa" w:w="2160"/>
-            <w:shd w:fill="E8F0F0" w:val="clear"/>
-          </w:tcPr>
-          <w:p>
-            <w:r>
-              <w:rPr>
-                <w:rFonts w:ascii="Calibri" w:hAnsi="Calibri"/>
-                <w:sz w:val="18"/>
-              </w:rPr>
-              <w:t>学習者の注意を喚起する</w:t>
-            </w:r>
-          </w:p>
-        </w:tc>
-        <w:tc>
-          <w:tcPr>
-            <w:tcW w:type="dxa" w:w="2160"/>
-            <w:shd w:fill="E8F0F0" w:val="clear"/>
-          </w:tcPr>
-          <w:p>
-            <w:r>
-              <w:rPr>
-                <w:rFonts w:ascii="Calibri" w:hAnsi="Calibri"/>
-                <w:sz w:val="18"/>
-              </w:rPr>
-              <w:t>「あなたの研究計画書、来年度から通らないかもしれません」</w:t>
-            </w:r>
-          </w:p>
-        </w:tc>
-        <w:tc>
-          <w:tcPr>
-            <w:tcW w:type="dxa" w:w="2160"/>
-            <w:shd w:fill="E8F0F0" w:val="clear"/>
-          </w:tcPr>
-          <w:p>
-            <w:r>
-              <w:rPr>
-                <w:rFonts w:ascii="Calibri" w:hAnsi="Calibri"/>
-                <w:sz w:val="18"/>
-              </w:rPr>
-              <w:t>0:00-2:00</w:t>
-            </w:r>
-          </w:p>
-        </w:tc>
-      </w:tr>
-      <w:tr>
-        <w:tc>
-          <w:tcPr>
-            <w:tcW w:type="dxa" w:w="2160"/>
-            <w:shd w:fill="FFFFFF" w:val="clear"/>
-          </w:tcPr>
-          <w:p>
-            <w:r>
-              <w:rPr>
-                <w:rFonts w:ascii="Calibri" w:hAnsi="Calibri"/>
-                <w:sz w:val="18"/>
-              </w:rPr>
-              <w:t>2</w:t>
-            </w:r>
-          </w:p>
-        </w:tc>
-        <w:tc>
-          <w:tcPr>
-            <w:tcW w:type="dxa" w:w="2160"/>
-            <w:shd w:fill="FFFFFF" w:val="clear"/>
-          </w:tcPr>
-          <w:p>
-            <w:r>
-              <w:rPr>
-                <w:rFonts w:ascii="Calibri" w:hAnsi="Calibri"/>
-                <w:sz w:val="18"/>
-              </w:rPr>
-              <w:t>学習目標を知らせる</w:t>
-            </w:r>
-          </w:p>
-        </w:tc>
-        <w:tc>
-          <w:tcPr>
-            <w:tcW w:type="dxa" w:w="2160"/>
-            <w:shd w:fill="FFFFFF" w:val="clear"/>
-          </w:tcPr>
-          <w:p>
-            <w:r>
-              <w:rPr>
-                <w:rFonts w:ascii="Calibri" w:hAnsi="Calibri"/>
-                <w:sz w:val="18"/>
-              </w:rPr>
-              <w:t>3つの到達目標（理解・分析・創造）の明示</w:t>
-            </w:r>
-          </w:p>
-        </w:tc>
-        <w:tc>
-          <w:tcPr>
-            <w:tcW w:type="dxa" w:w="2160"/>
-            <w:shd w:fill="FFFFFF" w:val="clear"/>
-          </w:tcPr>
-          <w:p>
-            <w:r>
-              <w:rPr>
-                <w:rFonts w:ascii="Calibri" w:hAnsi="Calibri"/>
-                <w:sz w:val="18"/>
-              </w:rPr>
-              <w:t>2:00-3:00</w:t>
-            </w:r>
-          </w:p>
-        </w:tc>
-      </w:tr>
-      <w:tr>
-        <w:tc>
-          <w:tcPr>
-            <w:tcW w:type="dxa" w:w="2160"/>
-            <w:shd w:fill="E8F0F0" w:val="clear"/>
-          </w:tcPr>
-          <w:p>
-            <w:r>
-              <w:rPr>
-                <w:rFonts w:ascii="Calibri" w:hAnsi="Calibri"/>
-                <w:sz w:val="18"/>
-              </w:rPr>
-              <w:t>3</w:t>
-            </w:r>
-          </w:p>
-        </w:tc>
-        <w:tc>
-          <w:tcPr>
-            <w:tcW w:type="dxa" w:w="2160"/>
-            <w:shd w:fill="E8F0F0" w:val="clear"/>
-          </w:tcPr>
-          <w:p>
-            <w:r>
-              <w:rPr>
-                <w:rFonts w:ascii="Calibri" w:hAnsi="Calibri"/>
-                <w:sz w:val="18"/>
-              </w:rPr>
-              <w:t>前提条件を思い出させる</w:t>
-            </w:r>
-          </w:p>
-        </w:tc>
-        <w:tc>
-          <w:tcPr>
-            <w:tcW w:type="dxa" w:w="2160"/>
-            <w:shd w:fill="E8F0F0" w:val="clear"/>
-          </w:tcPr>
-          <w:p>
-            <w:r>
-              <w:rPr>
-                <w:rFonts w:ascii="Calibri" w:hAnsi="Calibri"/>
-                <w:sz w:val="18"/>
-              </w:rPr>
-              <w:t>Quick Poll（指針の認知度、IC/オプトアウトの区別）</w:t>
-            </w:r>
-          </w:p>
-        </w:tc>
-        <w:tc>
-          <w:tcPr>
-            <w:tcW w:type="dxa" w:w="2160"/>
-            <w:shd w:fill="E8F0F0" w:val="clear"/>
-          </w:tcPr>
-          <w:p>
-            <w:r>
-              <w:rPr>
-                <w:rFonts w:ascii="Calibri" w:hAnsi="Calibri"/>
-                <w:sz w:val="18"/>
-              </w:rPr>
-              <w:t>3:00-4:00</w:t>
-            </w:r>
-          </w:p>
-        </w:tc>
-      </w:tr>
-      <w:tr>
-        <w:tc>
-          <w:tcPr>
-            <w:tcW w:type="dxa" w:w="2160"/>
-            <w:shd w:fill="FFFFFF" w:val="clear"/>
-          </w:tcPr>
-          <w:p>
-            <w:r>
-              <w:rPr>
-                <w:rFonts w:ascii="Calibri" w:hAnsi="Calibri"/>
-                <w:sz w:val="18"/>
-              </w:rPr>
-              <w:t>4</w:t>
-            </w:r>
-          </w:p>
-        </w:tc>
-        <w:tc>
-          <w:tcPr>
-            <w:tcW w:type="dxa" w:w="2160"/>
-            <w:shd w:fill="FFFFFF" w:val="clear"/>
-          </w:tcPr>
-          <w:p>
-            <w:r>
-              <w:rPr>
-                <w:rFonts w:ascii="Calibri" w:hAnsi="Calibri"/>
-                <w:sz w:val="18"/>
-              </w:rPr>
-              <w:t>新しい内容を提示する</w:t>
-            </w:r>
-          </w:p>
-        </w:tc>
-        <w:tc>
-          <w:tcPr>
-            <w:tcW w:type="dxa" w:w="2160"/>
-            <w:shd w:fill="FFFFFF" w:val="clear"/>
-          </w:tcPr>
-          <w:p>
-            <w:r>
-              <w:rPr>
-                <w:rFonts w:ascii="Calibri" w:hAnsi="Calibri"/>
-                <w:sz w:val="18"/>
-              </w:rPr>
-              <w:t>改正の3つの柱</w:t>
-            </w:r>
-          </w:p>
-        </w:tc>
-        <w:tc>
-          <w:tcPr>
-            <w:tcW w:type="dxa" w:w="2160"/>
-            <w:shd w:fill="FFFFFF" w:val="clear"/>
-          </w:tcPr>
-          <w:p>
-            <w:r>
-              <w:rPr>
-                <w:rFonts w:ascii="Calibri" w:hAnsi="Calibri"/>
-                <w:sz w:val="18"/>
-              </w:rPr>
-              <w:t>4:00-7:00</w:t>
-            </w:r>
-          </w:p>
-        </w:tc>
-      </w:tr>
-      <w:tr>
-        <w:tc>
-          <w:tcPr>
-            <w:tcW w:type="dxa" w:w="2160"/>
-            <w:shd w:fill="E8F0F0" w:val="clear"/>
-          </w:tcPr>
-          <w:p>
-            <w:r>
-              <w:rPr>
-                <w:rFonts w:ascii="Calibri" w:hAnsi="Calibri"/>
-                <w:sz w:val="18"/>
-              </w:rPr>
-              <w:t>5</w:t>
-            </w:r>
-          </w:p>
-        </w:tc>
-        <w:tc>
-          <w:tcPr>
-            <w:tcW w:type="dxa" w:w="2160"/>
-            <w:shd w:fill="E8F0F0" w:val="clear"/>
-          </w:tcPr>
-          <w:p>
-            <w:r>
-              <w:rPr>
-                <w:rFonts w:ascii="Calibri" w:hAnsi="Calibri"/>
-                <w:sz w:val="18"/>
-              </w:rPr>
-              <w:t>学習の指針を与える</w:t>
-            </w:r>
-          </w:p>
-        </w:tc>
-        <w:tc>
-          <w:tcPr>
-            <w:tcW w:type="dxa" w:w="2160"/>
-            <w:shd w:fill="E8F0F0" w:val="clear"/>
-          </w:tcPr>
-          <w:p>
-            <w:r>
-              <w:rPr>
-                <w:rFonts w:ascii="Calibri" w:hAnsi="Calibri"/>
-                <w:sz w:val="18"/>
-              </w:rPr>
-              <w:t>同意3類型の整理表 + 判断フローチャート</w:t>
-            </w:r>
-          </w:p>
-        </w:tc>
-        <w:tc>
-          <w:tcPr>
-            <w:tcW w:type="dxa" w:w="2160"/>
-            <w:shd w:fill="E8F0F0" w:val="clear"/>
-          </w:tcPr>
-          <w:p>
-            <w:r>
-              <w:rPr>
-                <w:rFonts w:ascii="Calibri" w:hAnsi="Calibri"/>
-                <w:sz w:val="18"/>
-              </w:rPr>
-              <w:t>7:00-9:00</w:t>
-            </w:r>
-          </w:p>
-        </w:tc>
-      </w:tr>
-      <w:tr>
-        <w:tc>
-          <w:tcPr>
-            <w:tcW w:type="dxa" w:w="2160"/>
-            <w:shd w:fill="FFFFFF" w:val="clear"/>
-          </w:tcPr>
-          <w:p>
-            <w:r>
-              <w:rPr>
-                <w:rFonts w:ascii="Calibri" w:hAnsi="Calibri"/>
-                <w:sz w:val="18"/>
-              </w:rPr>
-              <w:t>6</w:t>
-            </w:r>
-          </w:p>
-        </w:tc>
-        <w:tc>
-          <w:tcPr>
-            <w:tcW w:type="dxa" w:w="2160"/>
-            <w:shd w:fill="FFFFFF" w:val="clear"/>
-          </w:tcPr>
-          <w:p>
-            <w:r>
-              <w:rPr>
-                <w:rFonts w:ascii="Calibri" w:hAnsi="Calibri"/>
-                <w:sz w:val="18"/>
-              </w:rPr>
-              <w:t>練習の機会を設ける</w:t>
-            </w:r>
-          </w:p>
-        </w:tc>
-        <w:tc>
-          <w:tcPr>
-            <w:tcW w:type="dxa" w:w="2160"/>
-            <w:shd w:fill="FFFFFF" w:val="clear"/>
-          </w:tcPr>
-          <w:p>
-            <w:r>
-              <w:rPr>
-                <w:rFonts w:ascii="Calibri" w:hAnsi="Calibri"/>
-                <w:sz w:val="18"/>
-              </w:rPr>
-              <w:t>ミニ研究計画書ワーク（3シナリオ選択制）</w:t>
-            </w:r>
-          </w:p>
-        </w:tc>
-        <w:tc>
-          <w:tcPr>
-            <w:tcW w:type="dxa" w:w="2160"/>
-            <w:shd w:fill="FFFFFF" w:val="clear"/>
-          </w:tcPr>
-          <w:p>
-            <w:r>
-              <w:rPr>
-                <w:rFonts w:ascii="Calibri" w:hAnsi="Calibri"/>
-                <w:sz w:val="18"/>
-              </w:rPr>
-              <w:t>9:00-13:00</w:t>
-            </w:r>
-          </w:p>
-        </w:tc>
-      </w:tr>
-      <w:tr>
-        <w:tc>
-          <w:tcPr>
-            <w:tcW w:type="dxa" w:w="2160"/>
-            <w:shd w:fill="E8F0F0" w:val="clear"/>
-          </w:tcPr>
-          <w:p>
-            <w:r>
-              <w:rPr>
-                <w:rFonts w:ascii="Calibri" w:hAnsi="Calibri"/>
-                <w:sz w:val="18"/>
-              </w:rPr>
-              <w:t>7</w:t>
-            </w:r>
-          </w:p>
-        </w:tc>
-        <w:tc>
-          <w:tcPr>
-            <w:tcW w:type="dxa" w:w="2160"/>
-            <w:shd w:fill="E8F0F0" w:val="clear"/>
-          </w:tcPr>
-          <w:p>
-            <w:r>
-              <w:rPr>
-                <w:rFonts w:ascii="Calibri" w:hAnsi="Calibri"/>
-                <w:sz w:val="18"/>
-              </w:rPr>
-              <w:t>フィードバックを与える</w:t>
-            </w:r>
-          </w:p>
-        </w:tc>
-        <w:tc>
-          <w:tcPr>
-            <w:tcW w:type="dxa" w:w="2160"/>
-            <w:shd w:fill="E8F0F0" w:val="clear"/>
-          </w:tcPr>
-          <w:p>
-            <w:r>
-              <w:rPr>
-                <w:rFonts w:ascii="Calibri" w:hAnsi="Calibri"/>
-                <w:sz w:val="18"/>
-              </w:rPr>
-              <w:t>シナリオ別の正解と落とし穴の提示</w:t>
-            </w:r>
-          </w:p>
-        </w:tc>
-        <w:tc>
-          <w:tcPr>
-            <w:tcW w:type="dxa" w:w="2160"/>
-            <w:shd w:fill="E8F0F0" w:val="clear"/>
-          </w:tcPr>
-          <w:p>
-            <w:r>
-              <w:rPr>
-                <w:rFonts w:ascii="Calibri" w:hAnsi="Calibri"/>
-                <w:sz w:val="18"/>
-              </w:rPr>
-              <w:t>13:00-14:00</w:t>
-            </w:r>
-          </w:p>
-        </w:tc>
-      </w:tr>
-      <w:tr>
-        <w:tc>
-          <w:tcPr>
-            <w:tcW w:type="dxa" w:w="2160"/>
-            <w:shd w:fill="FFFFFF" w:val="clear"/>
-          </w:tcPr>
-          <w:p>
-            <w:r>
-              <w:rPr>
-                <w:rFonts w:ascii="Calibri" w:hAnsi="Calibri"/>
-                <w:sz w:val="18"/>
-              </w:rPr>
-              <w:t>8</w:t>
-            </w:r>
-          </w:p>
-        </w:tc>
-        <w:tc>
-          <w:tcPr>
-            <w:tcW w:type="dxa" w:w="2160"/>
-            <w:shd w:fill="FFFFFF" w:val="clear"/>
-          </w:tcPr>
-          <w:p>
-            <w:r>
-              <w:rPr>
-                <w:rFonts w:ascii="Calibri" w:hAnsi="Calibri"/>
-                <w:sz w:val="18"/>
-              </w:rPr>
-              <w:t>学習の成果を評価する</w:t>
-            </w:r>
-          </w:p>
-        </w:tc>
-        <w:tc>
-          <w:tcPr>
-            <w:tcW w:type="dxa" w:w="2160"/>
-            <w:shd w:fill="FFFFFF" w:val="clear"/>
-          </w:tcPr>
-          <w:p>
-            <w:r>
-              <w:rPr>
-                <w:rFonts w:ascii="Calibri" w:hAnsi="Calibri"/>
-                <w:sz w:val="18"/>
-              </w:rPr>
-              <w:t>振り返りの問い（改正前後の比較）</w:t>
-            </w:r>
-          </w:p>
-        </w:tc>
-        <w:tc>
-          <w:tcPr>
-            <w:tcW w:type="dxa" w:w="2160"/>
-            <w:shd w:fill="FFFFFF" w:val="clear"/>
-          </w:tcPr>
-          <w:p>
-            <w:r>
-              <w:rPr>
-                <w:rFonts w:ascii="Calibri" w:hAnsi="Calibri"/>
-                <w:sz w:val="18"/>
-              </w:rPr>
-              <w:t>13:00-14:00</w:t>
-            </w:r>
-          </w:p>
-        </w:tc>
-      </w:tr>
-      <w:tr>
-        <w:tc>
-          <w:tcPr>
-            <w:tcW w:type="dxa" w:w="2160"/>
-            <w:shd w:fill="E8F0F0" w:val="clear"/>
-          </w:tcPr>
-          <w:p>
-            <w:r>
-              <w:rPr>
-                <w:rFonts w:ascii="Calibri" w:hAnsi="Calibri"/>
-                <w:sz w:val="18"/>
-              </w:rPr>
-              <w:t>9</w:t>
-            </w:r>
-          </w:p>
-        </w:tc>
-        <w:tc>
-          <w:tcPr>
-            <w:tcW w:type="dxa" w:w="2160"/>
-            <w:shd w:fill="E8F0F0" w:val="clear"/>
-          </w:tcPr>
-          <w:p>
-            <w:r>
-              <w:rPr>
-                <w:rFonts w:ascii="Calibri" w:hAnsi="Calibri"/>
-                <w:sz w:val="18"/>
-              </w:rPr>
-              <w:t>保持と転移を促進する</w:t>
-            </w:r>
-          </w:p>
-        </w:tc>
-        <w:tc>
-          <w:tcPr>
-            <w:tcW w:type="dxa" w:w="2160"/>
-            <w:shd w:fill="E8F0F0" w:val="clear"/>
-          </w:tcPr>
-          <w:p>
-            <w:r>
-              <w:rPr>
-                <w:rFonts w:ascii="Calibri" w:hAnsi="Calibri"/>
-                <w:sz w:val="18"/>
-              </w:rPr>
-              <w:t>3つの選択式アクション + 参考文献リスト</w:t>
-            </w:r>
-          </w:p>
-        </w:tc>
-        <w:tc>
-          <w:tcPr>
-            <w:tcW w:type="dxa" w:w="2160"/>
-            <w:shd w:fill="E8F0F0" w:val="clear"/>
-          </w:tcPr>
-          <w:p>
-            <w:r>
-              <w:rPr>
-                <w:rFonts w:ascii="Calibri" w:hAnsi="Calibri"/>
-                <w:sz w:val="18"/>
-              </w:rPr>
-              <w:t>14:00-15:00</w:t>
-            </w:r>
-          </w:p>
-        </w:tc>
-      </w:tr>
-    </w:tbl>
-    <w:p/>
-    <w:p>
-      <w:pPr>
-        <w:pStyle w:val="Heading2"/>
-      </w:pPr>
-      <w:r>
-        <w:t>ブルームの分類法による学習目標</w:t>
-      </w:r>
-    </w:p>
-    <w:tbl>
-      <w:tblPr>
-        <w:tblStyle w:val="TableGrid"/>
-        <w:tblW w:type="auto" w:w="0"/>
-        <w:jc w:val="center"/>
-        <w:tblLook w:firstColumn="1" w:firstRow="1" w:lastColumn="0" w:lastRow="0" w:noHBand="0" w:noVBand="1" w:val="04A0"/>
-      </w:tblPr>
-      <w:tblGrid>
-        <w:gridCol w:w="850"/>
-        <w:gridCol w:w="4101"/>
-        <w:gridCol w:w="1118"/>
-        <w:gridCol w:w="3293"/>
-      </w:tblGrid>
-      <w:tr>
-        <w:tc>
-          <w:tcPr>
-            <w:tcW w:type="dxa" w:w="2160"/>
-            <w:shd w:fill="0D2B3E" w:val="clear"/>
-          </w:tcPr>
-          <w:p>
-            <w:r>
-              <w:rPr>
-                <w:rFonts w:ascii="Calibri" w:hAnsi="Calibri"/>
-                <w:b/>
-                <w:color w:val="FFFFFF"/>
-                <w:sz w:val="18"/>
-              </w:rPr>
-              <w:t>レベル</w:t>
-            </w:r>
-          </w:p>
-        </w:tc>
-        <w:tc>
-          <w:tcPr>
-            <w:tcW w:type="dxa" w:w="2160"/>
-            <w:shd w:fill="0D2B3E" w:val="clear"/>
-          </w:tcPr>
-          <w:p>
-            <w:r>
-              <w:rPr>
-                <w:rFonts w:ascii="Calibri" w:hAnsi="Calibri"/>
-                <w:b/>
-                <w:color w:val="FFFFFF"/>
-                <w:sz w:val="18"/>
-              </w:rPr>
-              <w:t>学習目標</w:t>
-            </w:r>
-          </w:p>
-        </w:tc>
-        <w:tc>
-          <w:tcPr>
-            <w:tcW w:type="dxa" w:w="2160"/>
-            <w:shd w:fill="0D2B3E" w:val="clear"/>
-          </w:tcPr>
-          <w:p>
-            <w:r>
-              <w:rPr>
-                <w:rFonts w:ascii="Calibri" w:hAnsi="Calibri"/>
-                <w:b/>
-                <w:color w:val="FFFFFF"/>
-                <w:sz w:val="18"/>
-              </w:rPr>
-              <w:t>対応スライド</w:t>
-            </w:r>
-          </w:p>
-        </w:tc>
-        <w:tc>
-          <w:tcPr>
-            <w:tcW w:type="dxa" w:w="2160"/>
-            <w:shd w:fill="0D2B3E" w:val="clear"/>
-          </w:tcPr>
-          <w:p>
-            <w:r>
-              <w:rPr>
-                <w:rFonts w:ascii="Calibri" w:hAnsi="Calibri"/>
-                <w:b/>
-                <w:color w:val="FFFFFF"/>
-                <w:sz w:val="18"/>
-              </w:rPr>
-              <w:t>評価方法</w:t>
-            </w:r>
-          </w:p>
-        </w:tc>
-      </w:tr>
-      <w:tr>
-        <w:tc>
-          <w:tcPr>
-            <w:tcW w:type="dxa" w:w="2160"/>
-            <w:shd w:fill="E8F0F0" w:val="clear"/>
-          </w:tcPr>
-          <w:p>
-            <w:r>
-              <w:rPr>
-                <w:rFonts w:ascii="Calibri" w:hAnsi="Calibri"/>
-                <w:sz w:val="18"/>
-              </w:rPr>
-              <w:t>理解</w:t>
-            </w:r>
-          </w:p>
-        </w:tc>
-        <w:tc>
-          <w:tcPr>
-            <w:tcW w:type="dxa" w:w="2160"/>
-            <w:shd w:fill="E8F0F0" w:val="clear"/>
-          </w:tcPr>
-          <w:p>
-            <w:r>
-              <w:rPr>
-                <w:rFonts w:ascii="Calibri" w:hAnsi="Calibri"/>
-                <w:sz w:val="18"/>
-              </w:rPr>
-              <w:t>改正で何が変わるのか、3つの柱を説明できる</w:t>
-            </w:r>
-          </w:p>
-        </w:tc>
-        <w:tc>
-          <w:tcPr>
-            <w:tcW w:type="dxa" w:w="2160"/>
-            <w:shd w:fill="E8F0F0" w:val="clear"/>
-          </w:tcPr>
-          <w:p>
-            <w:r>
-              <w:rPr>
-                <w:rFonts w:ascii="Calibri" w:hAnsi="Calibri"/>
-                <w:sz w:val="18"/>
-              </w:rPr>
-              <w:t>Slide 4-5</w:t>
-            </w:r>
-          </w:p>
-        </w:tc>
-        <w:tc>
-          <w:tcPr>
-            <w:tcW w:type="dxa" w:w="2160"/>
-            <w:shd w:fill="E8F0F0" w:val="clear"/>
-          </w:tcPr>
-          <w:p>
-            <w:r>
-              <w:rPr>
-                <w:rFonts w:ascii="Calibri" w:hAnsi="Calibri"/>
-                <w:sz w:val="18"/>
-              </w:rPr>
-              <w:t>Quick Pollの回答、ワーク中の発言</w:t>
-            </w:r>
-          </w:p>
-        </w:tc>
-      </w:tr>
-      <w:tr>
-        <w:tc>
-          <w:tcPr>
-            <w:tcW w:type="dxa" w:w="2160"/>
-            <w:shd w:fill="FFFFFF" w:val="clear"/>
-          </w:tcPr>
-          <w:p>
-            <w:r>
-              <w:rPr>
-                <w:rFonts w:ascii="Calibri" w:hAnsi="Calibri"/>
-                <w:sz w:val="18"/>
-              </w:rPr>
-              <w:t>分析</w:t>
-            </w:r>
-          </w:p>
-        </w:tc>
-        <w:tc>
-          <w:tcPr>
-            <w:tcW w:type="dxa" w:w="2160"/>
-            <w:shd w:fill="FFFFFF" w:val="clear"/>
-          </w:tcPr>
-          <w:p>
-            <w:r>
-              <w:rPr>
-                <w:rFonts w:ascii="Calibri" w:hAnsi="Calibri"/>
-                <w:sz w:val="18"/>
-              </w:rPr>
-              <w:t>自分の研究計画に影響する変更点を特定できる</w:t>
-            </w:r>
-          </w:p>
-        </w:tc>
-        <w:tc>
-          <w:tcPr>
-            <w:tcW w:type="dxa" w:w="2160"/>
-            <w:shd w:fill="FFFFFF" w:val="clear"/>
-          </w:tcPr>
-          <w:p>
-            <w:r>
-              <w:rPr>
-                <w:rFonts w:ascii="Calibri" w:hAnsi="Calibri"/>
-                <w:sz w:val="18"/>
-              </w:rPr>
-              <w:t>Slide 6-7</w:t>
-            </w:r>
-          </w:p>
-        </w:tc>
-        <w:tc>
-          <w:tcPr>
-            <w:tcW w:type="dxa" w:w="2160"/>
-            <w:shd w:fill="FFFFFF" w:val="clear"/>
-          </w:tcPr>
-          <w:p>
-            <w:r>
-              <w:rPr>
-                <w:rFonts w:ascii="Calibri" w:hAnsi="Calibri"/>
-                <w:sz w:val="18"/>
-              </w:rPr>
-              <w:t>ミニ研究計画書ワークの回答</w:t>
-            </w:r>
-          </w:p>
-        </w:tc>
-      </w:tr>
-      <w:tr>
-        <w:tc>
-          <w:tcPr>
-            <w:tcW w:type="dxa" w:w="2160"/>
-            <w:shd w:fill="E8F0F0" w:val="clear"/>
-          </w:tcPr>
-          <w:p>
-            <w:r>
-              <w:rPr>
-                <w:rFonts w:ascii="Calibri" w:hAnsi="Calibri"/>
-                <w:sz w:val="18"/>
-              </w:rPr>
-              <w:t>創造</w:t>
-            </w:r>
-          </w:p>
-        </w:tc>
-        <w:tc>
-          <w:tcPr>
-            <w:tcW w:type="dxa" w:w="2160"/>
-            <w:shd w:fill="E8F0F0" w:val="clear"/>
-          </w:tcPr>
-          <w:p>
-            <w:r>
-              <w:rPr>
-                <w:rFonts w:ascii="Calibri" w:hAnsi="Calibri"/>
-                <w:sz w:val="18"/>
-              </w:rPr>
-              <w:t>新指針に準拠した研究計画書の骨子を作成できる</w:t>
-            </w:r>
-          </w:p>
-        </w:tc>
-        <w:tc>
-          <w:tcPr>
-            <w:tcW w:type="dxa" w:w="2160"/>
-            <w:shd w:fill="E8F0F0" w:val="clear"/>
-          </w:tcPr>
-          <w:p>
-            <w:r>
-              <w:rPr>
-                <w:rFonts w:ascii="Calibri" w:hAnsi="Calibri"/>
-                <w:sz w:val="18"/>
-              </w:rPr>
-              <w:t>Slide 6</w:t>
-            </w:r>
-          </w:p>
-        </w:tc>
-        <w:tc>
-          <w:tcPr>
-            <w:tcW w:type="dxa" w:w="2160"/>
-            <w:shd w:fill="E8F0F0" w:val="clear"/>
-          </w:tcPr>
-          <w:p>
-            <w:r>
-              <w:rPr>
-                <w:rFonts w:ascii="Calibri" w:hAnsi="Calibri"/>
-                <w:sz w:val="18"/>
-              </w:rPr>
-              <w:t>ワークシートの完成度</w:t>
-            </w:r>
-          </w:p>
-        </w:tc>
-      </w:tr>
-    </w:tbl>
-    <w:p/>
-    <w:p>
-      <w:pPr>
-        <w:pStyle w:val="Heading1"/>
-      </w:pPr>
-      <w:r>
-        <w:t>Part 4: 参考文献 + QRコード</w:t>
+        <w:t>QRコード付き参考文献</w:t>
       </w:r>
     </w:p>
     <w:tbl>
@@ -3797,10 +2145,10 @@
         <w:tblLook w:firstColumn="1" w:firstRow="1" w:lastColumn="0" w:lastRow="0" w:noHBand="0" w:noVBand="1" w:val="04A0"/>
       </w:tblPr>
       <w:tblGrid>
-        <w:gridCol w:w="850"/>
-        <w:gridCol w:w="4427"/>
-        <w:gridCol w:w="850"/>
-        <w:gridCol w:w="4354"/>
+        <w:gridCol w:w="2160"/>
+        <w:gridCol w:w="2160"/>
+        <w:gridCol w:w="2160"/>
+        <w:gridCol w:w="2160"/>
       </w:tblGrid>
       <w:tr>
         <w:tc>
@@ -3858,7 +2206,7 @@
                 <w:b/>
                 <w:sz w:val="16"/>
               </w:rPr>
-              <w:t>文科省 パブコメ実施案内</w:t>
+              <w:t>文科省 — パブリックコメント実施案内</w:t>
             </w:r>
           </w:p>
           <w:p>
@@ -3926,7 +2274,7 @@
                 <w:b/>
                 <w:sz w:val="16"/>
               </w:rPr>
-              <w:t>文科省 生命科学・医学系研究（総合ページ）</w:t>
+              <w:t>厚労省 — 研究に関する指針</w:t>
             </w:r>
           </w:p>
           <w:p>
@@ -3935,7 +2283,7 @@
                 <w:color w:val="444499"/>
                 <w:sz w:val="12"/>
               </w:rPr>
-              <w:t>https://www.mext.go.jp/a_menu/lifescience/bioethics/sei...</w:t>
+              <w:t>https://www.mhlw.go.jp/stf/seisakunitsuite/bunya/hokabu...</w:t>
             </w:r>
           </w:p>
         </w:tc>
@@ -3996,213 +2344,7 @@
                 <w:b/>
                 <w:sz w:val="16"/>
               </w:rPr>
-              <w:t>厚労省 研究に関する指針について</w:t>
-            </w:r>
-          </w:p>
-          <w:p>
-            <w:r>
-              <w:rPr>
-                <w:color w:val="444499"/>
-                <w:sz w:val="12"/>
-              </w:rPr>
-              <w:t>https://www.mhlw.go.jp/stf/seisakunitsuite/bunya/hokabu...</w:t>
-            </w:r>
-          </w:p>
-        </w:tc>
-        <w:tc>
-          <w:tcPr>
-            <w:tcW w:type="dxa" w:w="2160"/>
-          </w:tcPr>
-          <w:p>
-            <w:pPr>
-              <w:jc w:val="center"/>
-            </w:pPr>
-            <w:r>
-              <w:drawing>
-                <wp:inline xmlns:a="http://schemas.openxmlformats.org/drawingml/2006/main" xmlns:pic="http://schemas.openxmlformats.org/drawingml/2006/picture">
-                  <wp:extent cx="900000" cy="900000"/>
-                  <wp:docPr id="4" name="Picture 4"/>
-                  <wp:cNvGraphicFramePr>
-                    <a:graphicFrameLocks noChangeAspect="1"/>
-                  </wp:cNvGraphicFramePr>
-                  <a:graphic>
-                    <a:graphicData uri="http://schemas.openxmlformats.org/drawingml/2006/picture">
-                      <pic:pic>
-                        <pic:nvPicPr>
-                          <pic:cNvPr id="0" name="image.png"/>
-                          <pic:cNvPicPr/>
-                        </pic:nvPicPr>
-                        <pic:blipFill>
-                          <a:blip r:embed="rId12"/>
-                          <a:stretch>
-                            <a:fillRect/>
-                          </a:stretch>
-                        </pic:blipFill>
-                        <pic:spPr>
-                          <a:xfrm>
-                            <a:off x="0" y="0"/>
-                            <a:ext cx="900000" cy="900000"/>
-                          </a:xfrm>
-                          <a:prstGeom prst="rect"/>
-                        </pic:spPr>
-                      </pic:pic>
-                    </a:graphicData>
-                  </a:graphic>
-                </wp:inline>
-              </w:drawing>
-            </w:r>
-          </w:p>
-        </w:tc>
-        <w:tc>
-          <w:tcPr>
-            <w:tcW w:type="dxa" w:w="2160"/>
-          </w:tcPr>
-          <w:p>
-            <w:r>
-              <w:rPr>
-                <w:rFonts w:ascii="Calibri" w:hAnsi="Calibri"/>
-                <w:b/>
-                <w:sz w:val="16"/>
-              </w:rPr>
-              <w:t>経産省 合同会議 改正案概要</w:t>
-            </w:r>
-          </w:p>
-          <w:p>
-            <w:r>
-              <w:rPr>
-                <w:color w:val="444499"/>
-                <w:sz w:val="12"/>
-              </w:rPr>
-              <w:t>https://www.meti.go.jp/shingikai/sankoshin/shomu_ryutsu...</w:t>
-            </w:r>
-          </w:p>
-        </w:tc>
-      </w:tr>
-      <w:tr>
-        <w:tc>
-          <w:tcPr>
-            <w:tcW w:type="dxa" w:w="2160"/>
-          </w:tcPr>
-          <w:p>
-            <w:pPr>
-              <w:jc w:val="center"/>
-            </w:pPr>
-            <w:r>
-              <w:drawing>
-                <wp:inline xmlns:a="http://schemas.openxmlformats.org/drawingml/2006/main" xmlns:pic="http://schemas.openxmlformats.org/drawingml/2006/picture">
-                  <wp:extent cx="900000" cy="900000"/>
-                  <wp:docPr id="5" name="Picture 5"/>
-                  <wp:cNvGraphicFramePr>
-                    <a:graphicFrameLocks noChangeAspect="1"/>
-                  </wp:cNvGraphicFramePr>
-                  <a:graphic>
-                    <a:graphicData uri="http://schemas.openxmlformats.org/drawingml/2006/picture">
-                      <pic:pic>
-                        <pic:nvPicPr>
-                          <pic:cNvPr id="0" name="image.png"/>
-                          <pic:cNvPicPr/>
-                        </pic:nvPicPr>
-                        <pic:blipFill>
-                          <a:blip r:embed="rId13"/>
-                          <a:stretch>
-                            <a:fillRect/>
-                          </a:stretch>
-                        </pic:blipFill>
-                        <pic:spPr>
-                          <a:xfrm>
-                            <a:off x="0" y="0"/>
-                            <a:ext cx="900000" cy="900000"/>
-                          </a:xfrm>
-                          <a:prstGeom prst="rect"/>
-                        </pic:spPr>
-                      </pic:pic>
-                    </a:graphicData>
-                  </a:graphic>
-                </wp:inline>
-              </w:drawing>
-            </w:r>
-          </w:p>
-        </w:tc>
-        <w:tc>
-          <w:tcPr>
-            <w:tcW w:type="dxa" w:w="2160"/>
-          </w:tcPr>
-          <w:p>
-            <w:r>
-              <w:rPr>
-                <w:rFonts w:ascii="Calibri" w:hAnsi="Calibri"/>
-                <w:b/>
-                <w:sz w:val="16"/>
-              </w:rPr>
-              <w:t>経産省 合同会議 第6回資料</w:t>
-            </w:r>
-          </w:p>
-          <w:p>
-            <w:r>
-              <w:rPr>
-                <w:color w:val="444499"/>
-                <w:sz w:val="12"/>
-              </w:rPr>
-              <w:t>https://www.meti.go.jp/shingikai/sankoshin/shomu_ryutsu...</w:t>
-            </w:r>
-          </w:p>
-        </w:tc>
-        <w:tc>
-          <w:tcPr>
-            <w:tcW w:type="dxa" w:w="2160"/>
-          </w:tcPr>
-          <w:p>
-            <w:pPr>
-              <w:jc w:val="center"/>
-            </w:pPr>
-            <w:r>
-              <w:drawing>
-                <wp:inline xmlns:a="http://schemas.openxmlformats.org/drawingml/2006/main" xmlns:pic="http://schemas.openxmlformats.org/drawingml/2006/picture">
-                  <wp:extent cx="900000" cy="900000"/>
-                  <wp:docPr id="6" name="Picture 6"/>
-                  <wp:cNvGraphicFramePr>
-                    <a:graphicFrameLocks noChangeAspect="1"/>
-                  </wp:cNvGraphicFramePr>
-                  <a:graphic>
-                    <a:graphicData uri="http://schemas.openxmlformats.org/drawingml/2006/picture">
-                      <pic:pic>
-                        <pic:nvPicPr>
-                          <pic:cNvPr id="0" name="image.png"/>
-                          <pic:cNvPicPr/>
-                        </pic:nvPicPr>
-                        <pic:blipFill>
-                          <a:blip r:embed="rId14"/>
-                          <a:stretch>
-                            <a:fillRect/>
-                          </a:stretch>
-                        </pic:blipFill>
-                        <pic:spPr>
-                          <a:xfrm>
-                            <a:off x="0" y="0"/>
-                            <a:ext cx="900000" cy="900000"/>
-                          </a:xfrm>
-                          <a:prstGeom prst="rect"/>
-                        </pic:spPr>
-                      </pic:pic>
-                    </a:graphicData>
-                  </a:graphic>
-                </wp:inline>
-              </w:drawing>
-            </w:r>
-          </w:p>
-        </w:tc>
-        <w:tc>
-          <w:tcPr>
-            <w:tcW w:type="dxa" w:w="2160"/>
-          </w:tcPr>
-          <w:p>
-            <w:r>
-              <w:rPr>
-                <w:rFonts w:ascii="Calibri" w:hAnsi="Calibri"/>
-                <w:b/>
-                <w:sz w:val="16"/>
-              </w:rPr>
-              <w:t>e-Gov パブリックコメント詳細</w:t>
+              <w:t>e-Gov パブリックコメント</w:t>
             </w:r>
           </w:p>
           <w:p>
@@ -4215,419 +2357,17 @@
             </w:r>
           </w:p>
         </w:tc>
-      </w:tr>
-      <w:tr>
         <w:tc>
           <w:tcPr>
             <w:tcW w:type="dxa" w:w="2160"/>
           </w:tcPr>
-          <w:p>
-            <w:pPr>
-              <w:jc w:val="center"/>
-            </w:pPr>
-            <w:r>
-              <w:drawing>
-                <wp:inline xmlns:a="http://schemas.openxmlformats.org/drawingml/2006/main" xmlns:pic="http://schemas.openxmlformats.org/drawingml/2006/picture">
-                  <wp:extent cx="900000" cy="900000"/>
-                  <wp:docPr id="7" name="Picture 7"/>
-                  <wp:cNvGraphicFramePr>
-                    <a:graphicFrameLocks noChangeAspect="1"/>
-                  </wp:cNvGraphicFramePr>
-                  <a:graphic>
-                    <a:graphicData uri="http://schemas.openxmlformats.org/drawingml/2006/picture">
-                      <pic:pic>
-                        <pic:nvPicPr>
-                          <pic:cNvPr id="0" name="image.png"/>
-                          <pic:cNvPicPr/>
-                        </pic:nvPicPr>
-                        <pic:blipFill>
-                          <a:blip r:embed="rId15"/>
-                          <a:stretch>
-                            <a:fillRect/>
-                          </a:stretch>
-                        </pic:blipFill>
-                        <pic:spPr>
-                          <a:xfrm>
-                            <a:off x="0" y="0"/>
-                            <a:ext cx="900000" cy="900000"/>
-                          </a:xfrm>
-                          <a:prstGeom prst="rect"/>
-                        </pic:spPr>
-                      </pic:pic>
-                    </a:graphicData>
-                  </a:graphic>
-                </wp:inline>
-              </w:drawing>
-            </w:r>
-          </w:p>
+          <w:p/>
         </w:tc>
         <w:tc>
           <w:tcPr>
             <w:tcW w:type="dxa" w:w="2160"/>
           </w:tcPr>
-          <w:p>
-            <w:r>
-              <w:rPr>
-                <w:rFonts w:ascii="Calibri" w:hAnsi="Calibri"/>
-                <w:b/>
-                <w:sz w:val="16"/>
-              </w:rPr>
-              <w:t>厚労省 現行指針本文</w:t>
-            </w:r>
-          </w:p>
-          <w:p>
-            <w:r>
-              <w:rPr>
-                <w:color w:val="444499"/>
-                <w:sz w:val="12"/>
-              </w:rPr>
-              <w:t>https://www.mhlw.go.jp/content/001077424.pdf</w:t>
-            </w:r>
-          </w:p>
-        </w:tc>
-        <w:tc>
-          <w:tcPr>
-            <w:tcW w:type="dxa" w:w="2160"/>
-          </w:tcPr>
-          <w:p>
-            <w:pPr>
-              <w:jc w:val="center"/>
-            </w:pPr>
-            <w:r>
-              <w:drawing>
-                <wp:inline xmlns:a="http://schemas.openxmlformats.org/drawingml/2006/main" xmlns:pic="http://schemas.openxmlformats.org/drawingml/2006/picture">
-                  <wp:extent cx="900000" cy="900000"/>
-                  <wp:docPr id="8" name="Picture 8"/>
-                  <wp:cNvGraphicFramePr>
-                    <a:graphicFrameLocks noChangeAspect="1"/>
-                  </wp:cNvGraphicFramePr>
-                  <a:graphic>
-                    <a:graphicData uri="http://schemas.openxmlformats.org/drawingml/2006/picture">
-                      <pic:pic>
-                        <pic:nvPicPr>
-                          <pic:cNvPr id="0" name="image.png"/>
-                          <pic:cNvPicPr/>
-                        </pic:nvPicPr>
-                        <pic:blipFill>
-                          <a:blip r:embed="rId16"/>
-                          <a:stretch>
-                            <a:fillRect/>
-                          </a:stretch>
-                        </pic:blipFill>
-                        <pic:spPr>
-                          <a:xfrm>
-                            <a:off x="0" y="0"/>
-                            <a:ext cx="900000" cy="900000"/>
-                          </a:xfrm>
-                          <a:prstGeom prst="rect"/>
-                        </pic:spPr>
-                      </pic:pic>
-                    </a:graphicData>
-                  </a:graphic>
-                </wp:inline>
-              </w:drawing>
-            </w:r>
-          </w:p>
-        </w:tc>
-        <w:tc>
-          <w:tcPr>
-            <w:tcW w:type="dxa" w:w="2160"/>
-          </w:tcPr>
-          <w:p>
-            <w:r>
-              <w:rPr>
-                <w:rFonts w:ascii="Calibri" w:hAnsi="Calibri"/>
-                <w:b/>
-                <w:sz w:val="16"/>
-              </w:rPr>
-              <w:t>文科省 現行ガイダンス</w:t>
-            </w:r>
-          </w:p>
-          <w:p>
-            <w:r>
-              <w:rPr>
-                <w:color w:val="444499"/>
-                <w:sz w:val="12"/>
-              </w:rPr>
-              <w:t>https://www.mext.go.jp/content/20240408-ope_dev01-00003...</w:t>
-            </w:r>
-          </w:p>
-        </w:tc>
-      </w:tr>
-      <w:tr>
-        <w:tc>
-          <w:tcPr>
-            <w:tcW w:type="dxa" w:w="2160"/>
-          </w:tcPr>
-          <w:p>
-            <w:pPr>
-              <w:jc w:val="center"/>
-            </w:pPr>
-            <w:r>
-              <w:drawing>
-                <wp:inline xmlns:a="http://schemas.openxmlformats.org/drawingml/2006/main" xmlns:pic="http://schemas.openxmlformats.org/drawingml/2006/picture">
-                  <wp:extent cx="900000" cy="900000"/>
-                  <wp:docPr id="9" name="Picture 9"/>
-                  <wp:cNvGraphicFramePr>
-                    <a:graphicFrameLocks noChangeAspect="1"/>
-                  </wp:cNvGraphicFramePr>
-                  <a:graphic>
-                    <a:graphicData uri="http://schemas.openxmlformats.org/drawingml/2006/picture">
-                      <pic:pic>
-                        <pic:nvPicPr>
-                          <pic:cNvPr id="0" name="image.png"/>
-                          <pic:cNvPicPr/>
-                        </pic:nvPicPr>
-                        <pic:blipFill>
-                          <a:blip r:embed="rId17"/>
-                          <a:stretch>
-                            <a:fillRect/>
-                          </a:stretch>
-                        </pic:blipFill>
-                        <pic:spPr>
-                          <a:xfrm>
-                            <a:off x="0" y="0"/>
-                            <a:ext cx="900000" cy="900000"/>
-                          </a:xfrm>
-                          <a:prstGeom prst="rect"/>
-                        </pic:spPr>
-                      </pic:pic>
-                    </a:graphicData>
-                  </a:graphic>
-                </wp:inline>
-              </w:drawing>
-            </w:r>
-          </w:p>
-        </w:tc>
-        <w:tc>
-          <w:tcPr>
-            <w:tcW w:type="dxa" w:w="2160"/>
-          </w:tcPr>
-          <w:p>
-            <w:r>
-              <w:rPr>
-                <w:rFonts w:ascii="Calibri" w:hAnsi="Calibri"/>
-                <w:b/>
-                <w:sz w:val="16"/>
-              </w:rPr>
-              <w:t>横野恵 倫理指針の見直し（内閣府研究会資料）</w:t>
-            </w:r>
-          </w:p>
-          <w:p>
-            <w:r>
-              <w:rPr>
-                <w:color w:val="444499"/>
-                <w:sz w:val="12"/>
-              </w:rPr>
-              <w:t>https://www8.cao.go.jp/iryou/studygloup/20251027/pdf/s-...</w:t>
-            </w:r>
-          </w:p>
-        </w:tc>
-        <w:tc>
-          <w:tcPr>
-            <w:tcW w:type="dxa" w:w="2160"/>
-          </w:tcPr>
-          <w:p>
-            <w:pPr>
-              <w:jc w:val="center"/>
-            </w:pPr>
-            <w:r>
-              <w:drawing>
-                <wp:inline xmlns:a="http://schemas.openxmlformats.org/drawingml/2006/main" xmlns:pic="http://schemas.openxmlformats.org/drawingml/2006/picture">
-                  <wp:extent cx="900000" cy="900000"/>
-                  <wp:docPr id="10" name="Picture 10"/>
-                  <wp:cNvGraphicFramePr>
-                    <a:graphicFrameLocks noChangeAspect="1"/>
-                  </wp:cNvGraphicFramePr>
-                  <a:graphic>
-                    <a:graphicData uri="http://schemas.openxmlformats.org/drawingml/2006/picture">
-                      <pic:pic>
-                        <pic:nvPicPr>
-                          <pic:cNvPr id="0" name="image.png"/>
-                          <pic:cNvPicPr/>
-                        </pic:nvPicPr>
-                        <pic:blipFill>
-                          <a:blip r:embed="rId18"/>
-                          <a:stretch>
-                            <a:fillRect/>
-                          </a:stretch>
-                        </pic:blipFill>
-                        <pic:spPr>
-                          <a:xfrm>
-                            <a:off x="0" y="0"/>
-                            <a:ext cx="900000" cy="900000"/>
-                          </a:xfrm>
-                          <a:prstGeom prst="rect"/>
-                        </pic:spPr>
-                      </pic:pic>
-                    </a:graphicData>
-                  </a:graphic>
-                </wp:inline>
-              </w:drawing>
-            </w:r>
-          </w:p>
-        </w:tc>
-        <w:tc>
-          <w:tcPr>
-            <w:tcW w:type="dxa" w:w="2160"/>
-          </w:tcPr>
-          <w:p>
-            <w:r>
-              <w:rPr>
-                <w:rFonts w:ascii="Calibri" w:hAnsi="Calibri"/>
-                <w:b/>
-                <w:sz w:val="16"/>
-              </w:rPr>
-              <w:t>日本製薬工業協会 倫理指針の概要</w:t>
-            </w:r>
-          </w:p>
-          <w:p>
-            <w:r>
-              <w:rPr>
-                <w:color w:val="444499"/>
-                <w:sz w:val="12"/>
-              </w:rPr>
-              <w:t>https://www.jpma.or.jp/information/evaluation/results/a...</w:t>
-            </w:r>
-          </w:p>
-        </w:tc>
-      </w:tr>
-      <w:tr>
-        <w:tc>
-          <w:tcPr>
-            <w:tcW w:type="dxa" w:w="2160"/>
-          </w:tcPr>
-          <w:p>
-            <w:pPr>
-              <w:jc w:val="center"/>
-            </w:pPr>
-            <w:r>
-              <w:drawing>
-                <wp:inline xmlns:a="http://schemas.openxmlformats.org/drawingml/2006/main" xmlns:pic="http://schemas.openxmlformats.org/drawingml/2006/picture">
-                  <wp:extent cx="900000" cy="900000"/>
-                  <wp:docPr id="11" name="Picture 11"/>
-                  <wp:cNvGraphicFramePr>
-                    <a:graphicFrameLocks noChangeAspect="1"/>
-                  </wp:cNvGraphicFramePr>
-                  <a:graphic>
-                    <a:graphicData uri="http://schemas.openxmlformats.org/drawingml/2006/picture">
-                      <pic:pic>
-                        <pic:nvPicPr>
-                          <pic:cNvPr id="0" name="image.png"/>
-                          <pic:cNvPicPr/>
-                        </pic:nvPicPr>
-                        <pic:blipFill>
-                          <a:blip r:embed="rId19"/>
-                          <a:stretch>
-                            <a:fillRect/>
-                          </a:stretch>
-                        </pic:blipFill>
-                        <pic:spPr>
-                          <a:xfrm>
-                            <a:off x="0" y="0"/>
-                            <a:ext cx="900000" cy="900000"/>
-                          </a:xfrm>
-                          <a:prstGeom prst="rect"/>
-                        </pic:spPr>
-                      </pic:pic>
-                    </a:graphicData>
-                  </a:graphic>
-                </wp:inline>
-              </w:drawing>
-            </w:r>
-          </w:p>
-        </w:tc>
-        <w:tc>
-          <w:tcPr>
-            <w:tcW w:type="dxa" w:w="2160"/>
-          </w:tcPr>
-          <w:p>
-            <w:r>
-              <w:rPr>
-                <w:rFonts w:ascii="Calibri" w:hAnsi="Calibri"/>
-                <w:b/>
-                <w:sz w:val="16"/>
-              </w:rPr>
-              <w:t>JSCTR 倫理指針の解説書</w:t>
-            </w:r>
-          </w:p>
-          <w:p>
-            <w:r>
-              <w:rPr>
-                <w:color w:val="444499"/>
-                <w:sz w:val="12"/>
-              </w:rPr>
-              <w:t>https://www.j-sctr.org/wgroup/files/JSCTR_paper_2411200...</w:t>
-            </w:r>
-          </w:p>
-        </w:tc>
-        <w:tc>
-          <w:tcPr>
-            <w:tcW w:type="dxa" w:w="2160"/>
-          </w:tcPr>
-          <w:p>
-            <w:pPr>
-              <w:jc w:val="center"/>
-            </w:pPr>
-            <w:r>
-              <w:drawing>
-                <wp:inline xmlns:a="http://schemas.openxmlformats.org/drawingml/2006/main" xmlns:pic="http://schemas.openxmlformats.org/drawingml/2006/picture">
-                  <wp:extent cx="900000" cy="900000"/>
-                  <wp:docPr id="12" name="Picture 12"/>
-                  <wp:cNvGraphicFramePr>
-                    <a:graphicFrameLocks noChangeAspect="1"/>
-                  </wp:cNvGraphicFramePr>
-                  <a:graphic>
-                    <a:graphicData uri="http://schemas.openxmlformats.org/drawingml/2006/picture">
-                      <pic:pic>
-                        <pic:nvPicPr>
-                          <pic:cNvPr id="0" name="image.png"/>
-                          <pic:cNvPicPr/>
-                        </pic:nvPicPr>
-                        <pic:blipFill>
-                          <a:blip r:embed="rId20"/>
-                          <a:stretch>
-                            <a:fillRect/>
-                          </a:stretch>
-                        </pic:blipFill>
-                        <pic:spPr>
-                          <a:xfrm>
-                            <a:off x="0" y="0"/>
-                            <a:ext cx="900000" cy="900000"/>
-                          </a:xfrm>
-                          <a:prstGeom prst="rect"/>
-                        </pic:spPr>
-                      </pic:pic>
-                    </a:graphicData>
-                  </a:graphic>
-                </wp:inline>
-              </w:drawing>
-            </w:r>
-          </w:p>
-        </w:tc>
-        <w:tc>
-          <w:tcPr>
-            <w:tcW w:type="dxa" w:w="2160"/>
-          </w:tcPr>
-          <w:p>
-            <w:r>
-              <w:rPr>
-                <w:rFonts w:ascii="Calibri" w:hAnsi="Calibri"/>
-                <w:b/>
-                <w:sz w:val="16"/>
-              </w:rPr>
-              <w:t>文科省 合同会議 第5回 議事録</w:t>
-            </w:r>
-          </w:p>
-          <w:p>
-            <w:r>
-              <w:rPr>
-                <w:color w:val="444499"/>
-                <w:sz w:val="12"/>
-              </w:rPr>
-              <w:t>https://www.mext.go.jp/b_menu/shingi/gijyutu/gijyutu1/0...</w:t>
-            </w:r>
-          </w:p>
+          <w:p/>
         </w:tc>
       </w:tr>
     </w:tbl>
@@ -4647,9 +2387,9 @@
           <w:rFonts w:ascii="Calibri" w:hAnsi="Calibri"/>
           <w:b w:val="0"/>
           <w:i/>
-          <w:sz w:val="18"/>
+          <w:sz w:val="16"/>
         </w:rPr>
-        <w:t>※ 本教材は2026年3月27日時点の情報に基づいています。改正指針の確定版が告示された際は、最新の内容を必ず確認してください。施行は2026年度中の予定です。</w:t>
+        <w:t>Scribe Agent | AI Agent Team | 2026-03-27</w:t>
       </w:r>
     </w:p>
     <w:sectPr>

--- a/output/education/2026-03-27_ethics-guideline-revision/ethics-guideline-revision_guide_facilitator.docx
+++ b/output/education/2026-03-27_ethics-guideline-revision/ethics-guideline-revision_guide_facilitator.docx
@@ -2145,10 +2145,10 @@
         <w:tblLook w:firstColumn="1" w:firstRow="1" w:lastColumn="0" w:lastRow="0" w:noHBand="0" w:noVBand="1" w:val="04A0"/>
       </w:tblPr>
       <w:tblGrid>
-        <w:gridCol w:w="2160"/>
-        <w:gridCol w:w="2160"/>
-        <w:gridCol w:w="2160"/>
-        <w:gridCol w:w="2160"/>
+        <w:gridCol w:w="850"/>
+        <w:gridCol w:w="4411"/>
+        <w:gridCol w:w="850"/>
+        <w:gridCol w:w="4329"/>
       </w:tblGrid>
       <w:tr>
         <w:tc>
